--- a/Project/References.docx
+++ b/Project/References.docx
@@ -1,124 +1,274 @@
 
 <file path=word/document.xml><?xml version="1.0" encoding="utf-8"?>
-<w:document xmlns:wpc="http://schemas.microsoft.com/office/word/2010/wordprocessingCanvas" xmlns:cx="http://schemas.microsoft.com/office/drawing/2014/chartex" xmlns:cx1="http://schemas.microsoft.com/office/drawing/2015/9/8/chartex" xmlns:cx2="http://schemas.microsoft.com/office/drawing/2015/10/21/chartex" xmlns:cx3="http://schemas.microsoft.com/office/drawing/2016/5/9/chartex" xmlns:cx4="http://schemas.microsoft.com/office/drawing/2016/5/10/chartex" xmlns:cx5="http://schemas.microsoft.com/office/drawing/2016/5/11/chartex" xmlns:cx6="http://schemas.microsoft.com/office/drawing/2016/5/12/chartex" xmlns:cx7="http://schemas.microsoft.com/office/drawing/2016/5/13/chartex" xmlns:cx8="http://schemas.microsoft.com/office/drawing/2016/5/14/chartex" xmlns:mc="http://schemas.openxmlformats.org/markup-compatibility/2006" xmlns:aink="http://schemas.microsoft.com/office/drawing/2016/ink" xmlns:am3d="http://schemas.microsoft.com/office/drawing/2017/model3d" xmlns:o="urn:schemas-microsoft-com:office:office" xmlns:oel="http://schemas.microsoft.com/office/2019/extlst" xmlns:r="http://schemas.openxmlformats.org/officeDocument/2006/relationships" xmlns:m="http://schemas.openxmlformats.org/officeDocument/2006/math" xmlns:v="urn:schemas-microsoft-com:vml" xmlns:wp14="http://schemas.microsoft.com/office/word/2010/wordprocessingDrawing" xmlns:wp="http://schemas.openxmlformats.org/drawingml/2006/wordprocessingDrawing" xmlns:w10="urn:schemas-microsoft-com:office:word" xmlns:w="http://schemas.openxmlformats.org/wordprocessingml/2006/main" xmlns:w14="http://schemas.microsoft.com/office/word/2010/wordml" xmlns:w15="http://schemas.microsoft.com/office/word/2012/wordml" xmlns:w16cex="http://schemas.microsoft.com/office/word/2018/wordml/cex" xmlns:w16cid="http://schemas.microsoft.com/office/word/2016/wordml/cid" xmlns:w16="http://schemas.microsoft.com/office/word/2018/wordml" xmlns:w16du="http://schemas.microsoft.com/office/word/2023/wordml/word16du" xmlns:w16sdtdh="http://schemas.microsoft.com/office/word/2020/wordml/sdtdatahash" xmlns:w16sdtfl="http://schemas.microsoft.com/office/word/2024/wordml/sdtformatlock" xmlns:w16se="http://schemas.microsoft.com/office/word/2015/wordml/symex" xmlns:wpg="http://schemas.microsoft.com/office/word/2010/wordprocessingGroup" xmlns:wpi="http://schemas.microsoft.com/office/word/2010/wordprocessingInk" xmlns:wne="http://schemas.microsoft.com/office/word/2006/wordml" xmlns:wps="http://schemas.microsoft.com/office/word/2010/wordprocessingShape" mc:Ignorable="w14 w15 w16se w16cid w16 w16cex w16sdtdh w16sdtfl w16du wp14">
+<w:document xmlns:o="urn:schemas-microsoft-com:office:office" xmlns:r="http://schemas.openxmlformats.org/officeDocument/2006/relationships" xmlns:v="urn:schemas-microsoft-com:vml" xmlns:w="http://schemas.openxmlformats.org/wordprocessingml/2006/main" xmlns:w10="urn:schemas-microsoft-com:office:word" xmlns:wp="http://schemas.openxmlformats.org/drawingml/2006/wordprocessingDrawing" xmlns:wps="http://schemas.microsoft.com/office/word/2010/wordprocessingShape" xmlns:wpg="http://schemas.microsoft.com/office/word/2010/wordprocessingGroup" xmlns:mc="http://schemas.openxmlformats.org/markup-compatibility/2006" xmlns:wp14="http://schemas.microsoft.com/office/word/2010/wordprocessingDrawing" xmlns:w14="http://schemas.microsoft.com/office/word/2010/wordml" mc:Ignorable="w14 wp14">
   <w:body>
     <w:p>
-      <w:hyperlink r:id="rId4" w:history="1">
+      <w:pPr>
+        <w:pStyle w:val="Normal"/>
+        <w:rPr/>
+      </w:pPr>
+      <w:hyperlink r:id="rId2">
         <w:r>
           <w:rPr>
-            <w:rStyle w:val="Hyperlink"/>
+            <w:rStyle w:val="InternetLink"/>
           </w:rPr>
           <w:t>https://unsplash.com/photos/pizza-on-brown-wooden-table-vHRFraV4U00?utm_source=unsplash&amp;utm_medium=referral&amp;utm_content=creditShareLink</w:t>
         </w:r>
       </w:hyperlink>
     </w:p>
-    <w:p/>
-    <w:p>
-      <w:hyperlink r:id="rId5" w:history="1">
+    <w:p>
+      <w:pPr>
+        <w:pStyle w:val="Normal"/>
+        <w:rPr/>
+      </w:pPr>
+      <w:r>
+        <w:rPr/>
+      </w:r>
+    </w:p>
+    <w:p>
+      <w:pPr>
+        <w:pStyle w:val="Normal"/>
+        <w:rPr/>
+      </w:pPr>
+      <w:hyperlink r:id="rId3">
         <w:r>
           <w:rPr>
-            <w:rStyle w:val="Hyperlink"/>
+            <w:rStyle w:val="InternetLink"/>
           </w:rPr>
           <w:t>https://unsplash.com/photos/pizza-with-green-leaf-on-brown-wooden-tray-BMVAYjPf6mU?utm_source=unsplash&amp;utm_medium=referral&amp;utm_content=creditShareLink</w:t>
         </w:r>
       </w:hyperlink>
     </w:p>
-    <w:p/>
-    <w:p>
-      <w:hyperlink r:id="rId6" w:history="1">
+    <w:p>
+      <w:pPr>
+        <w:pStyle w:val="Normal"/>
+        <w:rPr/>
+      </w:pPr>
+      <w:r>
+        <w:rPr/>
+      </w:r>
+    </w:p>
+    <w:p>
+      <w:pPr>
+        <w:pStyle w:val="Normal"/>
+        <w:rPr/>
+      </w:pPr>
+      <w:hyperlink r:id="rId4">
         <w:r>
           <w:rPr>
-            <w:rStyle w:val="Hyperlink"/>
+            <w:rStyle w:val="InternetLink"/>
           </w:rPr>
           <w:t>https://unsplash.com/photos/a-close-up-of-a-pizza-on-a-pan-on-a-table-ys75FWzE8PQ?utm_source=unsplash&amp;utm_medium=referral&amp;utm_content=creditShareLink</w:t>
         </w:r>
       </w:hyperlink>
     </w:p>
-    <w:p/>
-    <w:p>
-      <w:hyperlink r:id="rId7" w:history="1">
+    <w:p>
+      <w:pPr>
+        <w:pStyle w:val="Normal"/>
+        <w:rPr/>
+      </w:pPr>
+      <w:r>
+        <w:rPr/>
+      </w:r>
+    </w:p>
+    <w:p>
+      <w:pPr>
+        <w:pStyle w:val="Normal"/>
+        <w:rPr/>
+      </w:pPr>
+      <w:hyperlink r:id="rId5">
         <w:r>
           <w:rPr>
-            <w:rStyle w:val="Hyperlink"/>
+            <w:rStyle w:val="InternetLink"/>
           </w:rPr>
           <w:t>https://unsplash.com/photos/a-rustic-pizza-with-a-slice-removed-jhoamvsbinc?utm_source=unsplash&amp;utm_medium=referral&amp;utm_content=creditShareLink</w:t>
         </w:r>
       </w:hyperlink>
     </w:p>
-    <w:p/>
-    <w:p>
-      <w:hyperlink r:id="rId8" w:history="1">
+    <w:p>
+      <w:pPr>
+        <w:pStyle w:val="Normal"/>
+        <w:rPr/>
+      </w:pPr>
+      <w:r>
+        <w:rPr/>
+      </w:r>
+    </w:p>
+    <w:p>
+      <w:pPr>
+        <w:pStyle w:val="Normal"/>
+        <w:rPr/>
+      </w:pPr>
+      <w:hyperlink r:id="rId6">
         <w:r>
           <w:rPr>
-            <w:rStyle w:val="Hyperlink"/>
+            <w:rStyle w:val="InternetLink"/>
           </w:rPr>
           <w:t>https://unsplash.com/photos/pizza-with-green-leaves-on-brown-wooden-table-BlvWaE31wxc</w:t>
         </w:r>
       </w:hyperlink>
     </w:p>
-    <w:p/>
-    <w:p>
-      <w:hyperlink r:id="rId9" w:history="1">
+    <w:p>
+      <w:pPr>
+        <w:pStyle w:val="Normal"/>
+        <w:rPr/>
+      </w:pPr>
+      <w:r>
+        <w:rPr/>
+      </w:r>
+    </w:p>
+    <w:p>
+      <w:pPr>
+        <w:pStyle w:val="Normal"/>
+        <w:rPr/>
+      </w:pPr>
+      <w:hyperlink r:id="rId7">
         <w:r>
           <w:rPr>
-            <w:rStyle w:val="Hyperlink"/>
+            <w:rStyle w:val="InternetLink"/>
           </w:rPr>
           <w:t>https://unsplash.com/photos/a-pepperoni-pizza-sitting-on-top-of-a-wooden-cutting-board-__MJduQELx8?utm_source=unsplash&amp;utm_medium=referral&amp;utm_content=creditShareLink</w:t>
         </w:r>
       </w:hyperlink>
     </w:p>
-    <w:p/>
-    <w:p/>
-    <w:p>
-      <w:hyperlink r:id="rId10" w:history="1">
+    <w:p>
+      <w:pPr>
+        <w:pStyle w:val="Normal"/>
+        <w:rPr/>
+      </w:pPr>
+      <w:r>
+        <w:rPr/>
+      </w:r>
+    </w:p>
+    <w:p>
+      <w:pPr>
+        <w:pStyle w:val="Normal"/>
+        <w:rPr/>
+      </w:pPr>
+      <w:r>
+        <w:rPr/>
+      </w:r>
+    </w:p>
+    <w:p>
+      <w:pPr>
+        <w:pStyle w:val="Normal"/>
+        <w:rPr/>
+      </w:pPr>
+      <w:r>
+        <w:rPr>
+          <w:rStyle w:val="InternetLink"/>
+        </w:rPr>
+        <w:t>https://mixkit.co/free-stock-video/cooking-pizza-in-a-traditional-oven-32415/</w:t>
+      </w:r>
+    </w:p>
+    <w:p>
+      <w:pPr>
+        <w:pStyle w:val="Normal"/>
+        <w:rPr>
+          <w:rStyle w:val="InternetLink"/>
+        </w:rPr>
+      </w:pPr>
+      <w:r>
+        <w:rPr/>
+      </w:r>
+    </w:p>
+    <w:p>
+      <w:pPr>
+        <w:pStyle w:val="Normal"/>
+        <w:rPr/>
+      </w:pPr>
+      <w:hyperlink r:id="rId9">
         <w:r>
           <w:rPr>
-            <w:rStyle w:val="Hyperlink"/>
+            <w:rStyle w:val="InternetLink"/>
           </w:rPr>
-          <w:t>https://mixkit.co/free-stock-video/cooking-pizza-in-a-traditional-oven-32415/</w:t>
+          <w:t>https://unsplash.com/photos/a-pattern-of-pizza-slices-on-a-blue-background-DEM_3xnBwXE</w:t>
         </w:r>
       </w:hyperlink>
     </w:p>
-    <w:p/>
-    <w:p/>
+    <w:p>
+      <w:pPr>
+        <w:pStyle w:val="Normal"/>
+        <w:rPr>
+          <w:rStyle w:val="InternetLink"/>
+        </w:rPr>
+      </w:pPr>
+      <w:r>
+        <w:rPr/>
+      </w:r>
+    </w:p>
+    <w:p>
+      <w:pPr>
+        <w:pStyle w:val="Normal"/>
+        <w:rPr/>
+      </w:pPr>
+      <w:r>
+        <w:rPr>
+          <w:rStyle w:val="InternetLink"/>
+        </w:rPr>
+        <w:t>https://www.facebook.com/pizzatimeandover/</w:t>
+      </w:r>
+    </w:p>
+    <w:p>
+      <w:pPr>
+        <w:pStyle w:val="Normal"/>
+        <w:rPr/>
+      </w:pPr>
+      <w:r>
+        <w:rPr/>
+      </w:r>
+    </w:p>
+    <w:p>
+      <w:pPr>
+        <w:pStyle w:val="Normal"/>
+        <w:widowControl/>
+        <w:bidi w:val="0"/>
+        <w:spacing w:lineRule="auto" w:line="276" w:before="0" w:after="160"/>
+        <w:jc w:val="left"/>
+        <w:rPr/>
+      </w:pPr>
+      <w:r>
+        <w:rPr/>
+      </w:r>
+    </w:p>
     <w:sectPr>
+      <w:type w:val="nextPage"/>
       <w:pgSz w:w="12240" w:h="15840"/>
-      <w:pgMar w:top="1440" w:right="1440" w:bottom="1440" w:left="1440" w:header="720" w:footer="720" w:gutter="0"/>
-      <w:cols w:space="720"/>
-      <w:docGrid w:linePitch="360"/>
+      <w:pgMar w:left="1440" w:right="1440" w:header="0" w:top="1440" w:footer="0" w:bottom="1440" w:gutter="0"/>
+      <w:pgNumType w:fmt="decimal"/>
+      <w:formProt w:val="false"/>
+      <w:textDirection w:val="lrTb"/>
+      <w:docGrid w:type="default" w:linePitch="360" w:charSpace="0"/>
     </w:sectPr>
   </w:body>
 </w:document>
 </file>
 
 <file path=word/styles.xml><?xml version="1.0" encoding="utf-8"?>
-<w:styles xmlns:mc="http://schemas.openxmlformats.org/markup-compatibility/2006" xmlns:r="http://schemas.openxmlformats.org/officeDocument/2006/relationships" xmlns:w="http://schemas.openxmlformats.org/wordprocessingml/2006/main" xmlns:w14="http://schemas.microsoft.com/office/word/2010/wordml" xmlns:w15="http://schemas.microsoft.com/office/word/2012/wordml" xmlns:w16cex="http://schemas.microsoft.com/office/word/2018/wordml/cex" xmlns:w16cid="http://schemas.microsoft.com/office/word/2016/wordml/cid" xmlns:w16="http://schemas.microsoft.com/office/word/2018/wordml" xmlns:w16du="http://schemas.microsoft.com/office/word/2023/wordml/word16du" xmlns:w16sdtdh="http://schemas.microsoft.com/office/word/2020/wordml/sdtdatahash" xmlns:w16sdtfl="http://schemas.microsoft.com/office/word/2024/wordml/sdtformatlock" xmlns:w16se="http://schemas.microsoft.com/office/word/2015/wordml/symex" mc:Ignorable="w14 w15 w16se w16cid w16 w16cex w16sdtdh w16sdtfl w16du">
+<w:styles xmlns:w="http://schemas.openxmlformats.org/wordprocessingml/2006/main" xmlns:w14="http://schemas.microsoft.com/office/word/2010/wordml" xmlns:mc="http://schemas.openxmlformats.org/markup-compatibility/2006" mc:Ignorable="w14">
   <w:docDefaults>
     <w:rPrDefault>
       <w:rPr>
-        <w:rFonts w:asciiTheme="minorHAnsi" w:eastAsiaTheme="minorHAnsi" w:hAnsiTheme="minorHAnsi" w:cstheme="minorBidi"/>
-        <w:sz w:val="24"/>
+        <w:rFonts w:ascii="Aptos" w:hAnsi="Aptos" w:eastAsia="Aptos" w:cs="Arial" w:asciiTheme="minorHAnsi" w:cstheme="minorBidi" w:eastAsiaTheme="minorHAnsi" w:hAnsiTheme="minorHAnsi"/>
         <w:szCs w:val="24"/>
         <w:lang w:val="en-CA" w:eastAsia="en-US" w:bidi="ar-SA"/>
       </w:rPr>
     </w:rPrDefault>
     <w:pPrDefault>
-      <w:pPr>
-        <w:spacing w:after="160" w:line="278" w:lineRule="auto"/>
-      </w:pPr>
+      <w:pPr/>
     </w:pPrDefault>
   </w:docDefaults>
   <w:latentStyles w:defLockedState="0" w:defUIPriority="99" w:defSemiHidden="0" w:defUnhideWhenUsed="0" w:defQFormat="0" w:count="376">
     <w:lsdException w:name="Normal" w:uiPriority="0" w:qFormat="1"/>
     <w:lsdException w:name="heading 1" w:uiPriority="9" w:qFormat="1"/>
-    <w:lsdException w:name="heading 2" w:semiHidden="1" w:uiPriority="9" w:unhideWhenUsed="1" w:qFormat="1"/>
-    <w:lsdException w:name="heading 3" w:semiHidden="1" w:uiPriority="9" w:unhideWhenUsed="1" w:qFormat="1"/>
-    <w:lsdException w:name="heading 4" w:semiHidden="1" w:uiPriority="9" w:unhideWhenUsed="1" w:qFormat="1"/>
-    <w:lsdException w:name="heading 5" w:semiHidden="1" w:uiPriority="9" w:unhideWhenUsed="1" w:qFormat="1"/>
-    <w:lsdException w:name="heading 6" w:semiHidden="1" w:uiPriority="9" w:unhideWhenUsed="1" w:qFormat="1"/>
-    <w:lsdException w:name="heading 7" w:semiHidden="1" w:uiPriority="9" w:unhideWhenUsed="1" w:qFormat="1"/>
-    <w:lsdException w:name="heading 8" w:semiHidden="1" w:uiPriority="9" w:unhideWhenUsed="1" w:qFormat="1"/>
-    <w:lsdException w:name="heading 9" w:semiHidden="1" w:uiPriority="9" w:unhideWhenUsed="1" w:qFormat="1"/>
+    <w:lsdException w:name="heading 2" w:uiPriority="9" w:semiHidden="1" w:unhideWhenUsed="1" w:qFormat="1"/>
+    <w:lsdException w:name="heading 3" w:uiPriority="9" w:semiHidden="1" w:unhideWhenUsed="1" w:qFormat="1"/>
+    <w:lsdException w:name="heading 4" w:uiPriority="9" w:semiHidden="1" w:unhideWhenUsed="1" w:qFormat="1"/>
+    <w:lsdException w:name="heading 5" w:uiPriority="9" w:semiHidden="1" w:unhideWhenUsed="1" w:qFormat="1"/>
+    <w:lsdException w:name="heading 6" w:uiPriority="9" w:semiHidden="1" w:unhideWhenUsed="1" w:qFormat="1"/>
+    <w:lsdException w:name="heading 7" w:uiPriority="9" w:semiHidden="1" w:unhideWhenUsed="1" w:qFormat="1"/>
+    <w:lsdException w:name="heading 8" w:uiPriority="9" w:semiHidden="1" w:unhideWhenUsed="1" w:qFormat="1"/>
+    <w:lsdException w:name="heading 9" w:uiPriority="9" w:semiHidden="1" w:unhideWhenUsed="1" w:qFormat="1"/>
     <w:lsdException w:name="index 1" w:semiHidden="1" w:unhideWhenUsed="1"/>
     <w:lsdException w:name="index 2" w:semiHidden="1" w:unhideWhenUsed="1"/>
     <w:lsdException w:name="index 3" w:semiHidden="1" w:unhideWhenUsed="1"/>
@@ -128,22 +278,22 @@
     <w:lsdException w:name="index 7" w:semiHidden="1" w:unhideWhenUsed="1"/>
     <w:lsdException w:name="index 8" w:semiHidden="1" w:unhideWhenUsed="1"/>
     <w:lsdException w:name="index 9" w:semiHidden="1" w:unhideWhenUsed="1"/>
-    <w:lsdException w:name="toc 1" w:semiHidden="1" w:uiPriority="39" w:unhideWhenUsed="1"/>
-    <w:lsdException w:name="toc 2" w:semiHidden="1" w:uiPriority="39" w:unhideWhenUsed="1"/>
-    <w:lsdException w:name="toc 3" w:semiHidden="1" w:uiPriority="39" w:unhideWhenUsed="1"/>
-    <w:lsdException w:name="toc 4" w:semiHidden="1" w:uiPriority="39" w:unhideWhenUsed="1"/>
-    <w:lsdException w:name="toc 5" w:semiHidden="1" w:uiPriority="39" w:unhideWhenUsed="1"/>
-    <w:lsdException w:name="toc 6" w:semiHidden="1" w:uiPriority="39" w:unhideWhenUsed="1"/>
-    <w:lsdException w:name="toc 7" w:semiHidden="1" w:uiPriority="39" w:unhideWhenUsed="1"/>
-    <w:lsdException w:name="toc 8" w:semiHidden="1" w:uiPriority="39" w:unhideWhenUsed="1"/>
-    <w:lsdException w:name="toc 9" w:semiHidden="1" w:uiPriority="39" w:unhideWhenUsed="1"/>
+    <w:lsdException w:name="toc 1" w:uiPriority="39" w:semiHidden="1" w:unhideWhenUsed="1"/>
+    <w:lsdException w:name="toc 2" w:uiPriority="39" w:semiHidden="1" w:unhideWhenUsed="1"/>
+    <w:lsdException w:name="toc 3" w:uiPriority="39" w:semiHidden="1" w:unhideWhenUsed="1"/>
+    <w:lsdException w:name="toc 4" w:uiPriority="39" w:semiHidden="1" w:unhideWhenUsed="1"/>
+    <w:lsdException w:name="toc 5" w:uiPriority="39" w:semiHidden="1" w:unhideWhenUsed="1"/>
+    <w:lsdException w:name="toc 6" w:uiPriority="39" w:semiHidden="1" w:unhideWhenUsed="1"/>
+    <w:lsdException w:name="toc 7" w:uiPriority="39" w:semiHidden="1" w:unhideWhenUsed="1"/>
+    <w:lsdException w:name="toc 8" w:uiPriority="39" w:semiHidden="1" w:unhideWhenUsed="1"/>
+    <w:lsdException w:name="toc 9" w:uiPriority="39" w:semiHidden="1" w:unhideWhenUsed="1"/>
     <w:lsdException w:name="Normal Indent" w:semiHidden="1" w:unhideWhenUsed="1"/>
     <w:lsdException w:name="footnote text" w:semiHidden="1" w:unhideWhenUsed="1"/>
     <w:lsdException w:name="annotation text" w:semiHidden="1" w:unhideWhenUsed="1"/>
     <w:lsdException w:name="header" w:semiHidden="1" w:unhideWhenUsed="1"/>
     <w:lsdException w:name="footer" w:semiHidden="1" w:unhideWhenUsed="1"/>
     <w:lsdException w:name="index heading" w:semiHidden="1" w:unhideWhenUsed="1"/>
-    <w:lsdException w:name="caption" w:semiHidden="1" w:uiPriority="35" w:unhideWhenUsed="1" w:qFormat="1"/>
+    <w:lsdException w:name="caption" w:uiPriority="35" w:semiHidden="1" w:unhideWhenUsed="1" w:qFormat="1"/>
     <w:lsdException w:name="table of figures" w:semiHidden="1" w:unhideWhenUsed="1"/>
     <w:lsdException w:name="envelope address" w:semiHidden="1" w:unhideWhenUsed="1"/>
     <w:lsdException w:name="envelope return" w:semiHidden="1" w:unhideWhenUsed="1"/>
@@ -174,7 +324,7 @@
     <w:lsdException w:name="Title" w:uiPriority="10" w:qFormat="1"/>
     <w:lsdException w:name="Closing" w:semiHidden="1" w:unhideWhenUsed="1"/>
     <w:lsdException w:name="Signature" w:semiHidden="1" w:unhideWhenUsed="1"/>
-    <w:lsdException w:name="Default Paragraph Font" w:semiHidden="1" w:uiPriority="1" w:unhideWhenUsed="1"/>
+    <w:lsdException w:name="Default Paragraph Font" w:uiPriority="1" w:semiHidden="1" w:unhideWhenUsed="1"/>
     <w:lsdException w:name="Body Text" w:semiHidden="1" w:unhideWhenUsed="1"/>
     <w:lsdException w:name="Body Text Indent" w:semiHidden="1" w:unhideWhenUsed="1"/>
     <w:lsdException w:name="List Continue" w:semiHidden="1" w:unhideWhenUsed="1"/>
@@ -374,8 +524,8 @@
     <w:lsdException w:name="Subtle Reference" w:uiPriority="31" w:qFormat="1"/>
     <w:lsdException w:name="Intense Reference" w:uiPriority="32" w:qFormat="1"/>
     <w:lsdException w:name="Book Title" w:uiPriority="33" w:qFormat="1"/>
-    <w:lsdException w:name="Bibliography" w:semiHidden="1" w:uiPriority="37" w:unhideWhenUsed="1"/>
-    <w:lsdException w:name="TOC Heading" w:semiHidden="1" w:uiPriority="39" w:unhideWhenUsed="1" w:qFormat="1"/>
+    <w:lsdException w:name="Bibliography" w:uiPriority="37" w:semiHidden="1" w:unhideWhenUsed="1"/>
+    <w:lsdException w:name="TOC Heading" w:uiPriority="39" w:semiHidden="1" w:unhideWhenUsed="1" w:qFormat="1"/>
     <w:lsdException w:name="Plain Table 1" w:uiPriority="41"/>
     <w:lsdException w:name="Plain Table 2" w:uiPriority="42"/>
     <w:lsdException w:name="Plain Table 3" w:uiPriority="43"/>
@@ -486,33 +636,47 @@
     <w:lsdException w:name="Unresolved Mention" w:semiHidden="1" w:unhideWhenUsed="1"/>
     <w:lsdException w:name="Smart Link" w:semiHidden="1" w:unhideWhenUsed="1"/>
   </w:latentStyles>
-  <w:style w:type="paragraph" w:default="1" w:styleId="Normal">
+  <w:style w:type="paragraph" w:styleId="Normal" w:default="1">
     <w:name w:val="Normal"/>
     <w:qFormat/>
+    <w:pPr>
+      <w:widowControl/>
+      <w:bidi w:val="0"/>
+      <w:spacing w:lineRule="auto" w:line="276" w:before="0" w:after="160"/>
+      <w:jc w:val="left"/>
+    </w:pPr>
+    <w:rPr>
+      <w:rFonts w:ascii="Aptos" w:hAnsi="Aptos" w:eastAsia="Aptos" w:cs="Arial" w:asciiTheme="minorHAnsi" w:cstheme="minorBidi" w:eastAsiaTheme="minorHAnsi" w:hAnsiTheme="minorHAnsi"/>
+      <w:color w:val="auto"/>
+      <w:kern w:val="0"/>
+      <w:sz w:val="24"/>
+      <w:szCs w:val="24"/>
+      <w:lang w:val="en-CA" w:eastAsia="en-US" w:bidi="ar-SA"/>
+    </w:rPr>
   </w:style>
   <w:style w:type="paragraph" w:styleId="Heading1">
-    <w:name w:val="heading 1"/>
+    <w:name w:val="Heading 1"/>
     <w:basedOn w:val="Normal"/>
     <w:next w:val="Normal"/>
     <w:link w:val="Heading1Char"/>
     <w:uiPriority w:val="9"/>
     <w:qFormat/>
-    <w:rsid w:val="00FD2A7C"/>
-    <w:pPr>
-      <w:keepNext/>
+    <w:rsid w:val="00fd2a7c"/>
+    <w:pPr>
+      <w:keepNext w:val="true"/>
       <w:keepLines/>
       <w:spacing w:before="360" w:after="80"/>
       <w:outlineLvl w:val="0"/>
     </w:pPr>
     <w:rPr>
-      <w:rFonts w:asciiTheme="majorHAnsi" w:eastAsiaTheme="majorEastAsia" w:hAnsiTheme="majorHAnsi" w:cstheme="majorBidi"/>
-      <w:color w:val="0F4761" w:themeColor="accent1" w:themeShade="BF"/>
+      <w:rFonts w:ascii="Aptos Display" w:hAnsi="Aptos Display" w:eastAsia="" w:cs="Times New Roman" w:asciiTheme="majorHAnsi" w:cstheme="majorBidi" w:eastAsiaTheme="majorEastAsia" w:hAnsiTheme="majorHAnsi"/>
+      <w:color w:val="0F4761" w:themeColor="accent1" w:themeShade="bf"/>
       <w:sz w:val="40"/>
       <w:szCs w:val="40"/>
     </w:rPr>
   </w:style>
   <w:style w:type="paragraph" w:styleId="Heading2">
-    <w:name w:val="heading 2"/>
+    <w:name w:val="Heading 2"/>
     <w:basedOn w:val="Normal"/>
     <w:next w:val="Normal"/>
     <w:link w:val="Heading2Char"/>
@@ -520,22 +684,22 @@
     <w:semiHidden/>
     <w:unhideWhenUsed/>
     <w:qFormat/>
-    <w:rsid w:val="00FD2A7C"/>
-    <w:pPr>
-      <w:keepNext/>
+    <w:rsid w:val="00fd2a7c"/>
+    <w:pPr>
+      <w:keepNext w:val="true"/>
       <w:keepLines/>
       <w:spacing w:before="160" w:after="80"/>
       <w:outlineLvl w:val="1"/>
     </w:pPr>
     <w:rPr>
-      <w:rFonts w:asciiTheme="majorHAnsi" w:eastAsiaTheme="majorEastAsia" w:hAnsiTheme="majorHAnsi" w:cstheme="majorBidi"/>
-      <w:color w:val="0F4761" w:themeColor="accent1" w:themeShade="BF"/>
+      <w:rFonts w:ascii="Aptos Display" w:hAnsi="Aptos Display" w:eastAsia="" w:cs="Times New Roman" w:asciiTheme="majorHAnsi" w:cstheme="majorBidi" w:eastAsiaTheme="majorEastAsia" w:hAnsiTheme="majorHAnsi"/>
+      <w:color w:val="0F4761" w:themeColor="accent1" w:themeShade="bf"/>
       <w:sz w:val="32"/>
       <w:szCs w:val="32"/>
     </w:rPr>
   </w:style>
   <w:style w:type="paragraph" w:styleId="Heading3">
-    <w:name w:val="heading 3"/>
+    <w:name w:val="Heading 3"/>
     <w:basedOn w:val="Normal"/>
     <w:next w:val="Normal"/>
     <w:link w:val="Heading3Char"/>
@@ -543,22 +707,22 @@
     <w:semiHidden/>
     <w:unhideWhenUsed/>
     <w:qFormat/>
-    <w:rsid w:val="00FD2A7C"/>
-    <w:pPr>
-      <w:keepNext/>
+    <w:rsid w:val="00fd2a7c"/>
+    <w:pPr>
+      <w:keepNext w:val="true"/>
       <w:keepLines/>
       <w:spacing w:before="160" w:after="80"/>
       <w:outlineLvl w:val="2"/>
     </w:pPr>
     <w:rPr>
-      <w:rFonts w:eastAsiaTheme="majorEastAsia" w:cstheme="majorBidi"/>
-      <w:color w:val="0F4761" w:themeColor="accent1" w:themeShade="BF"/>
+      <w:rFonts w:eastAsia="" w:cs="Times New Roman" w:cstheme="majorBidi" w:eastAsiaTheme="majorEastAsia"/>
+      <w:color w:val="0F4761" w:themeColor="accent1" w:themeShade="bf"/>
       <w:sz w:val="28"/>
       <w:szCs w:val="28"/>
     </w:rPr>
   </w:style>
   <w:style w:type="paragraph" w:styleId="Heading4">
-    <w:name w:val="heading 4"/>
+    <w:name w:val="Heading 4"/>
     <w:basedOn w:val="Normal"/>
     <w:next w:val="Normal"/>
     <w:link w:val="Heading4Char"/>
@@ -566,22 +730,22 @@
     <w:semiHidden/>
     <w:unhideWhenUsed/>
     <w:qFormat/>
-    <w:rsid w:val="00FD2A7C"/>
-    <w:pPr>
-      <w:keepNext/>
+    <w:rsid w:val="00fd2a7c"/>
+    <w:pPr>
+      <w:keepNext w:val="true"/>
       <w:keepLines/>
       <w:spacing w:before="80" w:after="40"/>
       <w:outlineLvl w:val="3"/>
     </w:pPr>
     <w:rPr>
-      <w:rFonts w:eastAsiaTheme="majorEastAsia" w:cstheme="majorBidi"/>
+      <w:rFonts w:eastAsia="" w:cs="Times New Roman" w:cstheme="majorBidi" w:eastAsiaTheme="majorEastAsia"/>
       <w:i/>
       <w:iCs/>
-      <w:color w:val="0F4761" w:themeColor="accent1" w:themeShade="BF"/>
+      <w:color w:val="0F4761" w:themeColor="accent1" w:themeShade="bf"/>
     </w:rPr>
   </w:style>
   <w:style w:type="paragraph" w:styleId="Heading5">
-    <w:name w:val="heading 5"/>
+    <w:name w:val="Heading 5"/>
     <w:basedOn w:val="Normal"/>
     <w:next w:val="Normal"/>
     <w:link w:val="Heading5Char"/>
@@ -589,20 +753,20 @@
     <w:semiHidden/>
     <w:unhideWhenUsed/>
     <w:qFormat/>
-    <w:rsid w:val="00FD2A7C"/>
-    <w:pPr>
-      <w:keepNext/>
+    <w:rsid w:val="00fd2a7c"/>
+    <w:pPr>
+      <w:keepNext w:val="true"/>
       <w:keepLines/>
       <w:spacing w:before="80" w:after="40"/>
       <w:outlineLvl w:val="4"/>
     </w:pPr>
     <w:rPr>
-      <w:rFonts w:eastAsiaTheme="majorEastAsia" w:cstheme="majorBidi"/>
-      <w:color w:val="0F4761" w:themeColor="accent1" w:themeShade="BF"/>
+      <w:rFonts w:eastAsia="" w:cs="Times New Roman" w:cstheme="majorBidi" w:eastAsiaTheme="majorEastAsia"/>
+      <w:color w:val="0F4761" w:themeColor="accent1" w:themeShade="bf"/>
     </w:rPr>
   </w:style>
   <w:style w:type="paragraph" w:styleId="Heading6">
-    <w:name w:val="heading 6"/>
+    <w:name w:val="Heading 6"/>
     <w:basedOn w:val="Normal"/>
     <w:next w:val="Normal"/>
     <w:link w:val="Heading6Char"/>
@@ -610,22 +774,22 @@
     <w:semiHidden/>
     <w:unhideWhenUsed/>
     <w:qFormat/>
-    <w:rsid w:val="00FD2A7C"/>
-    <w:pPr>
-      <w:keepNext/>
+    <w:rsid w:val="00fd2a7c"/>
+    <w:pPr>
+      <w:keepNext w:val="true"/>
       <w:keepLines/>
       <w:spacing w:before="40" w:after="0"/>
       <w:outlineLvl w:val="5"/>
     </w:pPr>
     <w:rPr>
-      <w:rFonts w:eastAsiaTheme="majorEastAsia" w:cstheme="majorBidi"/>
+      <w:rFonts w:eastAsia="" w:cs="Times New Roman" w:cstheme="majorBidi" w:eastAsiaTheme="majorEastAsia"/>
       <w:i/>
       <w:iCs/>
-      <w:color w:val="595959" w:themeColor="text1" w:themeTint="A6"/>
+      <w:color w:val="595959" w:themeColor="text1" w:themeTint="a6"/>
     </w:rPr>
   </w:style>
   <w:style w:type="paragraph" w:styleId="Heading7">
-    <w:name w:val="heading 7"/>
+    <w:name w:val="Heading 7"/>
     <w:basedOn w:val="Normal"/>
     <w:next w:val="Normal"/>
     <w:link w:val="Heading7Char"/>
@@ -633,20 +797,20 @@
     <w:semiHidden/>
     <w:unhideWhenUsed/>
     <w:qFormat/>
-    <w:rsid w:val="00FD2A7C"/>
-    <w:pPr>
-      <w:keepNext/>
+    <w:rsid w:val="00fd2a7c"/>
+    <w:pPr>
+      <w:keepNext w:val="true"/>
       <w:keepLines/>
       <w:spacing w:before="40" w:after="0"/>
       <w:outlineLvl w:val="6"/>
     </w:pPr>
     <w:rPr>
-      <w:rFonts w:eastAsiaTheme="majorEastAsia" w:cstheme="majorBidi"/>
-      <w:color w:val="595959" w:themeColor="text1" w:themeTint="A6"/>
+      <w:rFonts w:eastAsia="" w:cs="Times New Roman" w:cstheme="majorBidi" w:eastAsiaTheme="majorEastAsia"/>
+      <w:color w:val="595959" w:themeColor="text1" w:themeTint="a6"/>
     </w:rPr>
   </w:style>
   <w:style w:type="paragraph" w:styleId="Heading8">
-    <w:name w:val="heading 8"/>
+    <w:name w:val="Heading 8"/>
     <w:basedOn w:val="Normal"/>
     <w:next w:val="Normal"/>
     <w:link w:val="Heading8Char"/>
@@ -654,22 +818,22 @@
     <w:semiHidden/>
     <w:unhideWhenUsed/>
     <w:qFormat/>
-    <w:rsid w:val="00FD2A7C"/>
-    <w:pPr>
-      <w:keepNext/>
+    <w:rsid w:val="00fd2a7c"/>
+    <w:pPr>
+      <w:keepNext w:val="true"/>
       <w:keepLines/>
-      <w:spacing w:after="0"/>
+      <w:spacing w:before="0" w:after="0"/>
       <w:outlineLvl w:val="7"/>
     </w:pPr>
     <w:rPr>
-      <w:rFonts w:eastAsiaTheme="majorEastAsia" w:cstheme="majorBidi"/>
+      <w:rFonts w:eastAsia="" w:cs="Times New Roman" w:cstheme="majorBidi" w:eastAsiaTheme="majorEastAsia"/>
       <w:i/>
       <w:iCs/>
-      <w:color w:val="272727" w:themeColor="text1" w:themeTint="D8"/>
+      <w:color w:val="272727" w:themeColor="text1" w:themeTint="d8"/>
     </w:rPr>
   </w:style>
   <w:style w:type="paragraph" w:styleId="Heading9">
-    <w:name w:val="heading 9"/>
+    <w:name w:val="Heading 9"/>
     <w:basedOn w:val="Normal"/>
     <w:next w:val="Normal"/>
     <w:link w:val="Heading9Char"/>
@@ -677,23 +841,456 @@
     <w:semiHidden/>
     <w:unhideWhenUsed/>
     <w:qFormat/>
-    <w:rsid w:val="00FD2A7C"/>
-    <w:pPr>
-      <w:keepNext/>
+    <w:rsid w:val="00fd2a7c"/>
+    <w:pPr>
+      <w:keepNext w:val="true"/>
       <w:keepLines/>
-      <w:spacing w:after="0"/>
+      <w:spacing w:before="0" w:after="0"/>
       <w:outlineLvl w:val="8"/>
     </w:pPr>
     <w:rPr>
-      <w:rFonts w:eastAsiaTheme="majorEastAsia" w:cstheme="majorBidi"/>
-      <w:color w:val="272727" w:themeColor="text1" w:themeTint="D8"/>
-    </w:rPr>
-  </w:style>
-  <w:style w:type="character" w:default="1" w:styleId="DefaultParagraphFont">
+      <w:rFonts w:eastAsia="" w:cs="Times New Roman" w:cstheme="majorBidi" w:eastAsiaTheme="majorEastAsia"/>
+      <w:color w:val="272727" w:themeColor="text1" w:themeTint="d8"/>
+    </w:rPr>
+  </w:style>
+  <w:style w:type="character" w:styleId="DefaultParagraphFont" w:default="1">
     <w:name w:val="Default Paragraph Font"/>
     <w:uiPriority w:val="1"/>
     <w:semiHidden/>
     <w:unhideWhenUsed/>
+    <w:qFormat/>
+    <w:rPr/>
+  </w:style>
+  <w:style w:type="character" w:styleId="CodeSnippetChar" w:customStyle="1">
+    <w:name w:val="Code Snippet Char"/>
+    <w:basedOn w:val="DefaultParagraphFont"/>
+    <w:link w:val="CodeSnippet"/>
+    <w:qFormat/>
+    <w:rsid w:val="00000ea5"/>
+    <w:rPr>
+      <w:rFonts w:ascii="Courier New" w:hAnsi="Courier New" w:cs="Courier New"/>
+      <w:sz w:val="20"/>
+      <w:szCs w:val="24"/>
+      <w:shd w:fill="D9D9D9" w:val="clear"/>
+    </w:rPr>
+  </w:style>
+  <w:style w:type="character" w:styleId="Heading1Char" w:customStyle="1">
+    <w:name w:val="Heading 1 Char"/>
+    <w:basedOn w:val="DefaultParagraphFont"/>
+    <w:link w:val="Heading1"/>
+    <w:uiPriority w:val="9"/>
+    <w:qFormat/>
+    <w:rsid w:val="00fd2a7c"/>
+    <w:rPr>
+      <w:rFonts w:ascii="Aptos Display" w:hAnsi="Aptos Display" w:eastAsia="" w:cs="Times New Roman" w:asciiTheme="majorHAnsi" w:cstheme="majorBidi" w:eastAsiaTheme="majorEastAsia" w:hAnsiTheme="majorHAnsi"/>
+      <w:color w:val="0F4761" w:themeColor="accent1" w:themeShade="bf"/>
+      <w:sz w:val="40"/>
+      <w:szCs w:val="40"/>
+    </w:rPr>
+  </w:style>
+  <w:style w:type="character" w:styleId="Heading2Char" w:customStyle="1">
+    <w:name w:val="Heading 2 Char"/>
+    <w:basedOn w:val="DefaultParagraphFont"/>
+    <w:link w:val="Heading2"/>
+    <w:uiPriority w:val="9"/>
+    <w:semiHidden/>
+    <w:qFormat/>
+    <w:rsid w:val="00fd2a7c"/>
+    <w:rPr>
+      <w:rFonts w:ascii="Aptos Display" w:hAnsi="Aptos Display" w:eastAsia="" w:cs="Times New Roman" w:asciiTheme="majorHAnsi" w:cstheme="majorBidi" w:eastAsiaTheme="majorEastAsia" w:hAnsiTheme="majorHAnsi"/>
+      <w:color w:val="0F4761" w:themeColor="accent1" w:themeShade="bf"/>
+      <w:sz w:val="32"/>
+      <w:szCs w:val="32"/>
+    </w:rPr>
+  </w:style>
+  <w:style w:type="character" w:styleId="Heading3Char" w:customStyle="1">
+    <w:name w:val="Heading 3 Char"/>
+    <w:basedOn w:val="DefaultParagraphFont"/>
+    <w:link w:val="Heading3"/>
+    <w:uiPriority w:val="9"/>
+    <w:semiHidden/>
+    <w:qFormat/>
+    <w:rsid w:val="00fd2a7c"/>
+    <w:rPr>
+      <w:rFonts w:eastAsia="" w:cs="Times New Roman" w:cstheme="majorBidi" w:eastAsiaTheme="majorEastAsia"/>
+      <w:color w:val="0F4761" w:themeColor="accent1" w:themeShade="bf"/>
+      <w:sz w:val="28"/>
+      <w:szCs w:val="28"/>
+    </w:rPr>
+  </w:style>
+  <w:style w:type="character" w:styleId="Heading4Char" w:customStyle="1">
+    <w:name w:val="Heading 4 Char"/>
+    <w:basedOn w:val="DefaultParagraphFont"/>
+    <w:link w:val="Heading4"/>
+    <w:uiPriority w:val="9"/>
+    <w:semiHidden/>
+    <w:qFormat/>
+    <w:rsid w:val="00fd2a7c"/>
+    <w:rPr>
+      <w:rFonts w:eastAsia="" w:cs="Times New Roman" w:cstheme="majorBidi" w:eastAsiaTheme="majorEastAsia"/>
+      <w:i/>
+      <w:iCs/>
+      <w:color w:val="0F4761" w:themeColor="accent1" w:themeShade="bf"/>
+    </w:rPr>
+  </w:style>
+  <w:style w:type="character" w:styleId="Heading5Char" w:customStyle="1">
+    <w:name w:val="Heading 5 Char"/>
+    <w:basedOn w:val="DefaultParagraphFont"/>
+    <w:link w:val="Heading5"/>
+    <w:uiPriority w:val="9"/>
+    <w:semiHidden/>
+    <w:qFormat/>
+    <w:rsid w:val="00fd2a7c"/>
+    <w:rPr>
+      <w:rFonts w:eastAsia="" w:cs="Times New Roman" w:cstheme="majorBidi" w:eastAsiaTheme="majorEastAsia"/>
+      <w:color w:val="0F4761" w:themeColor="accent1" w:themeShade="bf"/>
+    </w:rPr>
+  </w:style>
+  <w:style w:type="character" w:styleId="Heading6Char" w:customStyle="1">
+    <w:name w:val="Heading 6 Char"/>
+    <w:basedOn w:val="DefaultParagraphFont"/>
+    <w:link w:val="Heading6"/>
+    <w:uiPriority w:val="9"/>
+    <w:semiHidden/>
+    <w:qFormat/>
+    <w:rsid w:val="00fd2a7c"/>
+    <w:rPr>
+      <w:rFonts w:eastAsia="" w:cs="Times New Roman" w:cstheme="majorBidi" w:eastAsiaTheme="majorEastAsia"/>
+      <w:i/>
+      <w:iCs/>
+      <w:color w:val="595959" w:themeColor="text1" w:themeTint="a6"/>
+    </w:rPr>
+  </w:style>
+  <w:style w:type="character" w:styleId="Heading7Char" w:customStyle="1">
+    <w:name w:val="Heading 7 Char"/>
+    <w:basedOn w:val="DefaultParagraphFont"/>
+    <w:link w:val="Heading7"/>
+    <w:uiPriority w:val="9"/>
+    <w:semiHidden/>
+    <w:qFormat/>
+    <w:rsid w:val="00fd2a7c"/>
+    <w:rPr>
+      <w:rFonts w:eastAsia="" w:cs="Times New Roman" w:cstheme="majorBidi" w:eastAsiaTheme="majorEastAsia"/>
+      <w:color w:val="595959" w:themeColor="text1" w:themeTint="a6"/>
+    </w:rPr>
+  </w:style>
+  <w:style w:type="character" w:styleId="Heading8Char" w:customStyle="1">
+    <w:name w:val="Heading 8 Char"/>
+    <w:basedOn w:val="DefaultParagraphFont"/>
+    <w:link w:val="Heading8"/>
+    <w:uiPriority w:val="9"/>
+    <w:semiHidden/>
+    <w:qFormat/>
+    <w:rsid w:val="00fd2a7c"/>
+    <w:rPr>
+      <w:rFonts w:eastAsia="" w:cs="Times New Roman" w:cstheme="majorBidi" w:eastAsiaTheme="majorEastAsia"/>
+      <w:i/>
+      <w:iCs/>
+      <w:color w:val="272727" w:themeColor="text1" w:themeTint="d8"/>
+    </w:rPr>
+  </w:style>
+  <w:style w:type="character" w:styleId="Heading9Char" w:customStyle="1">
+    <w:name w:val="Heading 9 Char"/>
+    <w:basedOn w:val="DefaultParagraphFont"/>
+    <w:link w:val="Heading9"/>
+    <w:uiPriority w:val="9"/>
+    <w:semiHidden/>
+    <w:qFormat/>
+    <w:rsid w:val="00fd2a7c"/>
+    <w:rPr>
+      <w:rFonts w:eastAsia="" w:cs="Times New Roman" w:cstheme="majorBidi" w:eastAsiaTheme="majorEastAsia"/>
+      <w:color w:val="272727" w:themeColor="text1" w:themeTint="d8"/>
+    </w:rPr>
+  </w:style>
+  <w:style w:type="character" w:styleId="TitleChar" w:customStyle="1">
+    <w:name w:val="Title Char"/>
+    <w:basedOn w:val="DefaultParagraphFont"/>
+    <w:link w:val="Title"/>
+    <w:uiPriority w:val="10"/>
+    <w:qFormat/>
+    <w:rsid w:val="00fd2a7c"/>
+    <w:rPr>
+      <w:rFonts w:ascii="Aptos Display" w:hAnsi="Aptos Display" w:eastAsia="" w:cs="Times New Roman" w:asciiTheme="majorHAnsi" w:cstheme="majorBidi" w:eastAsiaTheme="majorEastAsia" w:hAnsiTheme="majorHAnsi"/>
+      <w:spacing w:val="-10"/>
+      <w:kern w:val="2"/>
+      <w:sz w:val="56"/>
+      <w:szCs w:val="56"/>
+    </w:rPr>
+  </w:style>
+  <w:style w:type="character" w:styleId="SubtitleChar" w:customStyle="1">
+    <w:name w:val="Subtitle Char"/>
+    <w:basedOn w:val="DefaultParagraphFont"/>
+    <w:link w:val="Subtitle"/>
+    <w:uiPriority w:val="11"/>
+    <w:qFormat/>
+    <w:rsid w:val="00fd2a7c"/>
+    <w:rPr>
+      <w:rFonts w:eastAsia="" w:cs="Times New Roman" w:cstheme="majorBidi" w:eastAsiaTheme="majorEastAsia"/>
+      <w:color w:val="595959" w:themeColor="text1" w:themeTint="a6"/>
+      <w:spacing w:val="15"/>
+      <w:sz w:val="28"/>
+      <w:szCs w:val="28"/>
+    </w:rPr>
+  </w:style>
+  <w:style w:type="character" w:styleId="QuoteChar" w:customStyle="1">
+    <w:name w:val="Quote Char"/>
+    <w:basedOn w:val="DefaultParagraphFont"/>
+    <w:link w:val="Quote"/>
+    <w:uiPriority w:val="29"/>
+    <w:qFormat/>
+    <w:rsid w:val="00fd2a7c"/>
+    <w:rPr>
+      <w:i/>
+      <w:iCs/>
+      <w:color w:val="404040" w:themeColor="text1" w:themeTint="bf"/>
+    </w:rPr>
+  </w:style>
+  <w:style w:type="character" w:styleId="IntenseEmphasis">
+    <w:name w:val="Intense Emphasis"/>
+    <w:basedOn w:val="DefaultParagraphFont"/>
+    <w:uiPriority w:val="21"/>
+    <w:qFormat/>
+    <w:rsid w:val="00fd2a7c"/>
+    <w:rPr>
+      <w:i/>
+      <w:iCs/>
+      <w:color w:val="0F4761" w:themeColor="accent1" w:themeShade="bf"/>
+    </w:rPr>
+  </w:style>
+  <w:style w:type="character" w:styleId="IntenseQuoteChar" w:customStyle="1">
+    <w:name w:val="Intense Quote Char"/>
+    <w:basedOn w:val="DefaultParagraphFont"/>
+    <w:link w:val="IntenseQuote"/>
+    <w:uiPriority w:val="30"/>
+    <w:qFormat/>
+    <w:rsid w:val="00fd2a7c"/>
+    <w:rPr>
+      <w:i/>
+      <w:iCs/>
+      <w:color w:val="0F4761" w:themeColor="accent1" w:themeShade="bf"/>
+    </w:rPr>
+  </w:style>
+  <w:style w:type="character" w:styleId="IntenseReference">
+    <w:name w:val="Intense Reference"/>
+    <w:basedOn w:val="DefaultParagraphFont"/>
+    <w:uiPriority w:val="32"/>
+    <w:qFormat/>
+    <w:rsid w:val="00fd2a7c"/>
+    <w:rPr>
+      <w:b/>
+      <w:bCs/>
+      <w:smallCaps/>
+      <w:color w:val="0F4761" w:themeColor="accent1" w:themeShade="bf"/>
+      <w:spacing w:val="5"/>
+    </w:rPr>
+  </w:style>
+  <w:style w:type="character" w:styleId="InternetLink">
+    <w:name w:val="Internet Link"/>
+    <w:basedOn w:val="DefaultParagraphFont"/>
+    <w:uiPriority w:val="99"/>
+    <w:unhideWhenUsed/>
+    <w:rsid w:val="0063410a"/>
+    <w:rPr>
+      <w:color w:val="467886" w:themeColor="hyperlink"/>
+      <w:u w:val="single"/>
+    </w:rPr>
+  </w:style>
+  <w:style w:type="character" w:styleId="UnresolvedMention">
+    <w:name w:val="Unresolved Mention"/>
+    <w:basedOn w:val="DefaultParagraphFont"/>
+    <w:uiPriority w:val="99"/>
+    <w:semiHidden/>
+    <w:unhideWhenUsed/>
+    <w:qFormat/>
+    <w:rsid w:val="0063410a"/>
+    <w:rPr>
+      <w:color w:val="605E5C"/>
+      <w:shd w:fill="E1DFDD" w:val="clear"/>
+    </w:rPr>
+  </w:style>
+  <w:style w:type="character" w:styleId="ListLabel1">
+    <w:name w:val="ListLabel 1"/>
+    <w:qFormat/>
+    <w:rPr/>
+  </w:style>
+  <w:style w:type="character" w:styleId="ListLabel2">
+    <w:name w:val="ListLabel 2"/>
+    <w:qFormat/>
+    <w:rPr/>
+  </w:style>
+  <w:style w:type="paragraph" w:styleId="Heading">
+    <w:name w:val="Heading"/>
+    <w:basedOn w:val="Normal"/>
+    <w:next w:val="TextBody"/>
+    <w:qFormat/>
+    <w:pPr>
+      <w:keepNext w:val="true"/>
+      <w:spacing w:before="240" w:after="120"/>
+    </w:pPr>
+    <w:rPr>
+      <w:rFonts w:ascii="Arial" w:hAnsi="Arial" w:eastAsia="Microsoft YaHei" w:cs="Lucida Sans"/>
+      <w:sz w:val="28"/>
+      <w:szCs w:val="28"/>
+    </w:rPr>
+  </w:style>
+  <w:style w:type="paragraph" w:styleId="TextBody">
+    <w:name w:val="Body Text"/>
+    <w:basedOn w:val="Normal"/>
+    <w:pPr>
+      <w:spacing w:lineRule="auto" w:line="276" w:before="0" w:after="140"/>
+    </w:pPr>
+    <w:rPr/>
+  </w:style>
+  <w:style w:type="paragraph" w:styleId="List">
+    <w:name w:val="List"/>
+    <w:basedOn w:val="TextBody"/>
+    <w:pPr/>
+    <w:rPr>
+      <w:rFonts w:cs="Lucida Sans"/>
+    </w:rPr>
+  </w:style>
+  <w:style w:type="paragraph" w:styleId="Caption">
+    <w:name w:val="Caption"/>
+    <w:basedOn w:val="Normal"/>
+    <w:qFormat/>
+    <w:pPr>
+      <w:suppressLineNumbers/>
+      <w:spacing w:before="120" w:after="120"/>
+    </w:pPr>
+    <w:rPr>
+      <w:rFonts w:cs="Lucida Sans"/>
+      <w:i/>
+      <w:iCs/>
+      <w:sz w:val="24"/>
+      <w:szCs w:val="24"/>
+    </w:rPr>
+  </w:style>
+  <w:style w:type="paragraph" w:styleId="Index">
+    <w:name w:val="Index"/>
+    <w:basedOn w:val="Normal"/>
+    <w:qFormat/>
+    <w:pPr>
+      <w:suppressLineNumbers/>
+    </w:pPr>
+    <w:rPr>
+      <w:rFonts w:cs="Lucida Sans"/>
+    </w:rPr>
+  </w:style>
+  <w:style w:type="paragraph" w:styleId="CodeSnippet" w:customStyle="1">
+    <w:name w:val="Code Snippet"/>
+    <w:basedOn w:val="ListParagraph"/>
+    <w:link w:val="CodeSnippetChar"/>
+    <w:autoRedefine/>
+    <w:qFormat/>
+    <w:rsid w:val="00000ea5"/>
+    <w:pPr>
+      <w:widowControl w:val="false"/>
+      <w:shd w:val="clear" w:color="auto" w:fill="D9D9D9" w:themeFill="background1" w:themeFillShade="d9"/>
+      <w:spacing w:lineRule="auto" w:line="240" w:before="0" w:after="0"/>
+      <w:ind w:left="288" w:hanging="0"/>
+    </w:pPr>
+    <w:rPr>
+      <w:rFonts w:ascii="Courier New" w:hAnsi="Courier New" w:cs="Courier New"/>
+      <w:sz w:val="20"/>
+    </w:rPr>
+  </w:style>
+  <w:style w:type="paragraph" w:styleId="ListParagraph">
+    <w:name w:val="List Paragraph"/>
+    <w:basedOn w:val="Normal"/>
+    <w:uiPriority w:val="34"/>
+    <w:qFormat/>
+    <w:rsid w:val="00000ea5"/>
+    <w:pPr>
+      <w:spacing w:before="0" w:after="160"/>
+      <w:ind w:left="720" w:hanging="0"/>
+      <w:contextualSpacing/>
+    </w:pPr>
+    <w:rPr/>
+  </w:style>
+  <w:style w:type="paragraph" w:styleId="Title">
+    <w:name w:val="Title"/>
+    <w:basedOn w:val="Normal"/>
+    <w:next w:val="Normal"/>
+    <w:link w:val="TitleChar"/>
+    <w:uiPriority w:val="10"/>
+    <w:qFormat/>
+    <w:rsid w:val="00fd2a7c"/>
+    <w:pPr>
+      <w:spacing w:lineRule="auto" w:line="240" w:before="0" w:after="80"/>
+      <w:contextualSpacing/>
+    </w:pPr>
+    <w:rPr>
+      <w:rFonts w:ascii="Aptos Display" w:hAnsi="Aptos Display" w:eastAsia="" w:cs="Times New Roman" w:asciiTheme="majorHAnsi" w:cstheme="majorBidi" w:eastAsiaTheme="majorEastAsia" w:hAnsiTheme="majorHAnsi"/>
+      <w:spacing w:val="-10"/>
+      <w:kern w:val="2"/>
+      <w:sz w:val="56"/>
+      <w:szCs w:val="56"/>
+    </w:rPr>
+  </w:style>
+  <w:style w:type="paragraph" w:styleId="Subtitle">
+    <w:name w:val="Subtitle"/>
+    <w:basedOn w:val="Normal"/>
+    <w:next w:val="Normal"/>
+    <w:link w:val="SubtitleChar"/>
+    <w:uiPriority w:val="11"/>
+    <w:qFormat/>
+    <w:rsid w:val="00fd2a7c"/>
+    <w:pPr/>
+    <w:rPr>
+      <w:rFonts w:eastAsia="" w:cs="Times New Roman" w:cstheme="majorBidi" w:eastAsiaTheme="majorEastAsia"/>
+      <w:color w:val="595959" w:themeColor="text1" w:themeTint="a6"/>
+      <w:spacing w:val="15"/>
+      <w:sz w:val="28"/>
+      <w:szCs w:val="28"/>
+    </w:rPr>
+  </w:style>
+  <w:style w:type="paragraph" w:styleId="Quote">
+    <w:name w:val="Quote"/>
+    <w:basedOn w:val="Normal"/>
+    <w:next w:val="Normal"/>
+    <w:link w:val="QuoteChar"/>
+    <w:uiPriority w:val="29"/>
+    <w:qFormat/>
+    <w:rsid w:val="00fd2a7c"/>
+    <w:pPr>
+      <w:spacing w:before="160" w:after="160"/>
+      <w:jc w:val="center"/>
+    </w:pPr>
+    <w:rPr>
+      <w:i/>
+      <w:iCs/>
+      <w:color w:val="404040" w:themeColor="text1" w:themeTint="bf"/>
+    </w:rPr>
+  </w:style>
+  <w:style w:type="paragraph" w:styleId="IntenseQuote">
+    <w:name w:val="Intense Quote"/>
+    <w:basedOn w:val="Normal"/>
+    <w:next w:val="Normal"/>
+    <w:link w:val="IntenseQuoteChar"/>
+    <w:uiPriority w:val="30"/>
+    <w:qFormat/>
+    <w:rsid w:val="00fd2a7c"/>
+    <w:pPr>
+      <w:pBdr>
+        <w:top w:val="single" w:sz="4" w:space="10" w:color="0F4761"/>
+        <w:bottom w:val="single" w:sz="4" w:space="10" w:color="0F4761"/>
+      </w:pBdr>
+      <w:spacing w:before="360" w:after="360"/>
+      <w:ind w:left="864" w:right="864" w:hanging="0"/>
+      <w:jc w:val="center"/>
+    </w:pPr>
+    <w:rPr>
+      <w:i/>
+      <w:iCs/>
+      <w:color w:val="0F4761" w:themeColor="accent1" w:themeShade="bf"/>
+    </w:rPr>
+  </w:style>
+  <w:style w:type="numbering" w:styleId="NoList" w:default="1">
+    <w:name w:val="No List"/>
+    <w:uiPriority w:val="99"/>
+    <w:semiHidden/>
+    <w:unhideWhenUsed/>
+    <w:qFormat/>
   </w:style>
   <w:style w:type="table" w:default="1" w:styleId="TableNormal">
     <w:name w:val="Normal Table"/>
@@ -709,357 +1306,6 @@
         <w:right w:w="108" w:type="dxa"/>
       </w:tblCellMar>
     </w:tblPr>
-  </w:style>
-  <w:style w:type="numbering" w:default="1" w:styleId="NoList">
-    <w:name w:val="No List"/>
-    <w:uiPriority w:val="99"/>
-    <w:semiHidden/>
-    <w:unhideWhenUsed/>
-  </w:style>
-  <w:style w:type="paragraph" w:customStyle="1" w:styleId="CodeSnippet">
-    <w:name w:val="Code Snippet"/>
-    <w:basedOn w:val="ListParagraph"/>
-    <w:link w:val="CodeSnippetChar"/>
-    <w:autoRedefine/>
-    <w:qFormat/>
-    <w:rsid w:val="00000EA5"/>
-    <w:pPr>
-      <w:widowControl w:val="0"/>
-      <w:shd w:val="clear" w:color="auto" w:fill="D9D9D9" w:themeFill="background1" w:themeFillShade="D9"/>
-      <w:spacing w:after="0" w:line="240" w:lineRule="auto"/>
-      <w:ind w:left="288"/>
-    </w:pPr>
-    <w:rPr>
-      <w:rFonts w:ascii="Courier New" w:hAnsi="Courier New" w:cs="Courier New"/>
-      <w:noProof/>
-      <w:sz w:val="20"/>
-    </w:rPr>
-  </w:style>
-  <w:style w:type="character" w:customStyle="1" w:styleId="CodeSnippetChar">
-    <w:name w:val="Code Snippet Char"/>
-    <w:basedOn w:val="DefaultParagraphFont"/>
-    <w:link w:val="CodeSnippet"/>
-    <w:rsid w:val="00000EA5"/>
-    <w:rPr>
-      <w:rFonts w:ascii="Courier New" w:hAnsi="Courier New" w:cs="Courier New"/>
-      <w:noProof/>
-      <w:sz w:val="20"/>
-      <w:szCs w:val="24"/>
-      <w:shd w:val="clear" w:color="auto" w:fill="D9D9D9" w:themeFill="background1" w:themeFillShade="D9"/>
-    </w:rPr>
-  </w:style>
-  <w:style w:type="paragraph" w:styleId="ListParagraph">
-    <w:name w:val="List Paragraph"/>
-    <w:basedOn w:val="Normal"/>
-    <w:uiPriority w:val="34"/>
-    <w:qFormat/>
-    <w:rsid w:val="00000EA5"/>
-    <w:pPr>
-      <w:ind w:left="720"/>
-      <w:contextualSpacing/>
-    </w:pPr>
-  </w:style>
-  <w:style w:type="character" w:customStyle="1" w:styleId="Heading1Char">
-    <w:name w:val="Heading 1 Char"/>
-    <w:basedOn w:val="DefaultParagraphFont"/>
-    <w:link w:val="Heading1"/>
-    <w:uiPriority w:val="9"/>
-    <w:rsid w:val="00FD2A7C"/>
-    <w:rPr>
-      <w:rFonts w:asciiTheme="majorHAnsi" w:eastAsiaTheme="majorEastAsia" w:hAnsiTheme="majorHAnsi" w:cstheme="majorBidi"/>
-      <w:color w:val="0F4761" w:themeColor="accent1" w:themeShade="BF"/>
-      <w:sz w:val="40"/>
-      <w:szCs w:val="40"/>
-    </w:rPr>
-  </w:style>
-  <w:style w:type="character" w:customStyle="1" w:styleId="Heading2Char">
-    <w:name w:val="Heading 2 Char"/>
-    <w:basedOn w:val="DefaultParagraphFont"/>
-    <w:link w:val="Heading2"/>
-    <w:uiPriority w:val="9"/>
-    <w:semiHidden/>
-    <w:rsid w:val="00FD2A7C"/>
-    <w:rPr>
-      <w:rFonts w:asciiTheme="majorHAnsi" w:eastAsiaTheme="majorEastAsia" w:hAnsiTheme="majorHAnsi" w:cstheme="majorBidi"/>
-      <w:color w:val="0F4761" w:themeColor="accent1" w:themeShade="BF"/>
-      <w:sz w:val="32"/>
-      <w:szCs w:val="32"/>
-    </w:rPr>
-  </w:style>
-  <w:style w:type="character" w:customStyle="1" w:styleId="Heading3Char">
-    <w:name w:val="Heading 3 Char"/>
-    <w:basedOn w:val="DefaultParagraphFont"/>
-    <w:link w:val="Heading3"/>
-    <w:uiPriority w:val="9"/>
-    <w:semiHidden/>
-    <w:rsid w:val="00FD2A7C"/>
-    <w:rPr>
-      <w:rFonts w:eastAsiaTheme="majorEastAsia" w:cstheme="majorBidi"/>
-      <w:color w:val="0F4761" w:themeColor="accent1" w:themeShade="BF"/>
-      <w:sz w:val="28"/>
-      <w:szCs w:val="28"/>
-    </w:rPr>
-  </w:style>
-  <w:style w:type="character" w:customStyle="1" w:styleId="Heading4Char">
-    <w:name w:val="Heading 4 Char"/>
-    <w:basedOn w:val="DefaultParagraphFont"/>
-    <w:link w:val="Heading4"/>
-    <w:uiPriority w:val="9"/>
-    <w:semiHidden/>
-    <w:rsid w:val="00FD2A7C"/>
-    <w:rPr>
-      <w:rFonts w:eastAsiaTheme="majorEastAsia" w:cstheme="majorBidi"/>
-      <w:i/>
-      <w:iCs/>
-      <w:color w:val="0F4761" w:themeColor="accent1" w:themeShade="BF"/>
-    </w:rPr>
-  </w:style>
-  <w:style w:type="character" w:customStyle="1" w:styleId="Heading5Char">
-    <w:name w:val="Heading 5 Char"/>
-    <w:basedOn w:val="DefaultParagraphFont"/>
-    <w:link w:val="Heading5"/>
-    <w:uiPriority w:val="9"/>
-    <w:semiHidden/>
-    <w:rsid w:val="00FD2A7C"/>
-    <w:rPr>
-      <w:rFonts w:eastAsiaTheme="majorEastAsia" w:cstheme="majorBidi"/>
-      <w:color w:val="0F4761" w:themeColor="accent1" w:themeShade="BF"/>
-    </w:rPr>
-  </w:style>
-  <w:style w:type="character" w:customStyle="1" w:styleId="Heading6Char">
-    <w:name w:val="Heading 6 Char"/>
-    <w:basedOn w:val="DefaultParagraphFont"/>
-    <w:link w:val="Heading6"/>
-    <w:uiPriority w:val="9"/>
-    <w:semiHidden/>
-    <w:rsid w:val="00FD2A7C"/>
-    <w:rPr>
-      <w:rFonts w:eastAsiaTheme="majorEastAsia" w:cstheme="majorBidi"/>
-      <w:i/>
-      <w:iCs/>
-      <w:color w:val="595959" w:themeColor="text1" w:themeTint="A6"/>
-    </w:rPr>
-  </w:style>
-  <w:style w:type="character" w:customStyle="1" w:styleId="Heading7Char">
-    <w:name w:val="Heading 7 Char"/>
-    <w:basedOn w:val="DefaultParagraphFont"/>
-    <w:link w:val="Heading7"/>
-    <w:uiPriority w:val="9"/>
-    <w:semiHidden/>
-    <w:rsid w:val="00FD2A7C"/>
-    <w:rPr>
-      <w:rFonts w:eastAsiaTheme="majorEastAsia" w:cstheme="majorBidi"/>
-      <w:color w:val="595959" w:themeColor="text1" w:themeTint="A6"/>
-    </w:rPr>
-  </w:style>
-  <w:style w:type="character" w:customStyle="1" w:styleId="Heading8Char">
-    <w:name w:val="Heading 8 Char"/>
-    <w:basedOn w:val="DefaultParagraphFont"/>
-    <w:link w:val="Heading8"/>
-    <w:uiPriority w:val="9"/>
-    <w:semiHidden/>
-    <w:rsid w:val="00FD2A7C"/>
-    <w:rPr>
-      <w:rFonts w:eastAsiaTheme="majorEastAsia" w:cstheme="majorBidi"/>
-      <w:i/>
-      <w:iCs/>
-      <w:color w:val="272727" w:themeColor="text1" w:themeTint="D8"/>
-    </w:rPr>
-  </w:style>
-  <w:style w:type="character" w:customStyle="1" w:styleId="Heading9Char">
-    <w:name w:val="Heading 9 Char"/>
-    <w:basedOn w:val="DefaultParagraphFont"/>
-    <w:link w:val="Heading9"/>
-    <w:uiPriority w:val="9"/>
-    <w:semiHidden/>
-    <w:rsid w:val="00FD2A7C"/>
-    <w:rPr>
-      <w:rFonts w:eastAsiaTheme="majorEastAsia" w:cstheme="majorBidi"/>
-      <w:color w:val="272727" w:themeColor="text1" w:themeTint="D8"/>
-    </w:rPr>
-  </w:style>
-  <w:style w:type="paragraph" w:styleId="Title">
-    <w:name w:val="Title"/>
-    <w:basedOn w:val="Normal"/>
-    <w:next w:val="Normal"/>
-    <w:link w:val="TitleChar"/>
-    <w:uiPriority w:val="10"/>
-    <w:qFormat/>
-    <w:rsid w:val="00FD2A7C"/>
-    <w:pPr>
-      <w:spacing w:after="80" w:line="240" w:lineRule="auto"/>
-      <w:contextualSpacing/>
-    </w:pPr>
-    <w:rPr>
-      <w:rFonts w:asciiTheme="majorHAnsi" w:eastAsiaTheme="majorEastAsia" w:hAnsiTheme="majorHAnsi" w:cstheme="majorBidi"/>
-      <w:spacing w:val="-10"/>
-      <w:kern w:val="28"/>
-      <w:sz w:val="56"/>
-      <w:szCs w:val="56"/>
-    </w:rPr>
-  </w:style>
-  <w:style w:type="character" w:customStyle="1" w:styleId="TitleChar">
-    <w:name w:val="Title Char"/>
-    <w:basedOn w:val="DefaultParagraphFont"/>
-    <w:link w:val="Title"/>
-    <w:uiPriority w:val="10"/>
-    <w:rsid w:val="00FD2A7C"/>
-    <w:rPr>
-      <w:rFonts w:asciiTheme="majorHAnsi" w:eastAsiaTheme="majorEastAsia" w:hAnsiTheme="majorHAnsi" w:cstheme="majorBidi"/>
-      <w:spacing w:val="-10"/>
-      <w:kern w:val="28"/>
-      <w:sz w:val="56"/>
-      <w:szCs w:val="56"/>
-    </w:rPr>
-  </w:style>
-  <w:style w:type="paragraph" w:styleId="Subtitle">
-    <w:name w:val="Subtitle"/>
-    <w:basedOn w:val="Normal"/>
-    <w:next w:val="Normal"/>
-    <w:link w:val="SubtitleChar"/>
-    <w:uiPriority w:val="11"/>
-    <w:qFormat/>
-    <w:rsid w:val="00FD2A7C"/>
-    <w:pPr>
-      <w:numPr>
-        <w:ilvl w:val="1"/>
-      </w:numPr>
-    </w:pPr>
-    <w:rPr>
-      <w:rFonts w:eastAsiaTheme="majorEastAsia" w:cstheme="majorBidi"/>
-      <w:color w:val="595959" w:themeColor="text1" w:themeTint="A6"/>
-      <w:spacing w:val="15"/>
-      <w:sz w:val="28"/>
-      <w:szCs w:val="28"/>
-    </w:rPr>
-  </w:style>
-  <w:style w:type="character" w:customStyle="1" w:styleId="SubtitleChar">
-    <w:name w:val="Subtitle Char"/>
-    <w:basedOn w:val="DefaultParagraphFont"/>
-    <w:link w:val="Subtitle"/>
-    <w:uiPriority w:val="11"/>
-    <w:rsid w:val="00FD2A7C"/>
-    <w:rPr>
-      <w:rFonts w:eastAsiaTheme="majorEastAsia" w:cstheme="majorBidi"/>
-      <w:color w:val="595959" w:themeColor="text1" w:themeTint="A6"/>
-      <w:spacing w:val="15"/>
-      <w:sz w:val="28"/>
-      <w:szCs w:val="28"/>
-    </w:rPr>
-  </w:style>
-  <w:style w:type="paragraph" w:styleId="Quote">
-    <w:name w:val="Quote"/>
-    <w:basedOn w:val="Normal"/>
-    <w:next w:val="Normal"/>
-    <w:link w:val="QuoteChar"/>
-    <w:uiPriority w:val="29"/>
-    <w:qFormat/>
-    <w:rsid w:val="00FD2A7C"/>
-    <w:pPr>
-      <w:spacing w:before="160"/>
-      <w:jc w:val="center"/>
-    </w:pPr>
-    <w:rPr>
-      <w:i/>
-      <w:iCs/>
-      <w:color w:val="404040" w:themeColor="text1" w:themeTint="BF"/>
-    </w:rPr>
-  </w:style>
-  <w:style w:type="character" w:customStyle="1" w:styleId="QuoteChar">
-    <w:name w:val="Quote Char"/>
-    <w:basedOn w:val="DefaultParagraphFont"/>
-    <w:link w:val="Quote"/>
-    <w:uiPriority w:val="29"/>
-    <w:rsid w:val="00FD2A7C"/>
-    <w:rPr>
-      <w:i/>
-      <w:iCs/>
-      <w:color w:val="404040" w:themeColor="text1" w:themeTint="BF"/>
-    </w:rPr>
-  </w:style>
-  <w:style w:type="character" w:styleId="IntenseEmphasis">
-    <w:name w:val="Intense Emphasis"/>
-    <w:basedOn w:val="DefaultParagraphFont"/>
-    <w:uiPriority w:val="21"/>
-    <w:qFormat/>
-    <w:rsid w:val="00FD2A7C"/>
-    <w:rPr>
-      <w:i/>
-      <w:iCs/>
-      <w:color w:val="0F4761" w:themeColor="accent1" w:themeShade="BF"/>
-    </w:rPr>
-  </w:style>
-  <w:style w:type="paragraph" w:styleId="IntenseQuote">
-    <w:name w:val="Intense Quote"/>
-    <w:basedOn w:val="Normal"/>
-    <w:next w:val="Normal"/>
-    <w:link w:val="IntenseQuoteChar"/>
-    <w:uiPriority w:val="30"/>
-    <w:qFormat/>
-    <w:rsid w:val="00FD2A7C"/>
-    <w:pPr>
-      <w:pBdr>
-        <w:top w:val="single" w:sz="4" w:space="10" w:color="0F4761" w:themeColor="accent1" w:themeShade="BF"/>
-        <w:bottom w:val="single" w:sz="4" w:space="10" w:color="0F4761" w:themeColor="accent1" w:themeShade="BF"/>
-      </w:pBdr>
-      <w:spacing w:before="360" w:after="360"/>
-      <w:ind w:left="864" w:right="864"/>
-      <w:jc w:val="center"/>
-    </w:pPr>
-    <w:rPr>
-      <w:i/>
-      <w:iCs/>
-      <w:color w:val="0F4761" w:themeColor="accent1" w:themeShade="BF"/>
-    </w:rPr>
-  </w:style>
-  <w:style w:type="character" w:customStyle="1" w:styleId="IntenseQuoteChar">
-    <w:name w:val="Intense Quote Char"/>
-    <w:basedOn w:val="DefaultParagraphFont"/>
-    <w:link w:val="IntenseQuote"/>
-    <w:uiPriority w:val="30"/>
-    <w:rsid w:val="00FD2A7C"/>
-    <w:rPr>
-      <w:i/>
-      <w:iCs/>
-      <w:color w:val="0F4761" w:themeColor="accent1" w:themeShade="BF"/>
-    </w:rPr>
-  </w:style>
-  <w:style w:type="character" w:styleId="IntenseReference">
-    <w:name w:val="Intense Reference"/>
-    <w:basedOn w:val="DefaultParagraphFont"/>
-    <w:uiPriority w:val="32"/>
-    <w:qFormat/>
-    <w:rsid w:val="00FD2A7C"/>
-    <w:rPr>
-      <w:b/>
-      <w:bCs/>
-      <w:smallCaps/>
-      <w:color w:val="0F4761" w:themeColor="accent1" w:themeShade="BF"/>
-      <w:spacing w:val="5"/>
-    </w:rPr>
-  </w:style>
-  <w:style w:type="character" w:styleId="Hyperlink">
-    <w:name w:val="Hyperlink"/>
-    <w:basedOn w:val="DefaultParagraphFont"/>
-    <w:uiPriority w:val="99"/>
-    <w:unhideWhenUsed/>
-    <w:rsid w:val="0063410A"/>
-    <w:rPr>
-      <w:color w:val="467886" w:themeColor="hyperlink"/>
-      <w:u w:val="single"/>
-    </w:rPr>
-  </w:style>
-  <w:style w:type="character" w:styleId="UnresolvedMention">
-    <w:name w:val="Unresolved Mention"/>
-    <w:basedOn w:val="DefaultParagraphFont"/>
-    <w:uiPriority w:val="99"/>
-    <w:semiHidden/>
-    <w:unhideWhenUsed/>
-    <w:rsid w:val="0063410A"/>
-    <w:rPr>
-      <w:color w:val="605E5C"/>
-      <w:shd w:val="clear" w:color="auto" w:fill="E1DFDD"/>
-    </w:rPr>
   </w:style>
 </w:styles>
 </file>

--- a/Project/References.docx
+++ b/Project/References.docx
@@ -1,13 +1,9 @@
 
 <file path=word/document.xml><?xml version="1.0" encoding="utf-8"?>
-<w:document xmlns:o="urn:schemas-microsoft-com:office:office" xmlns:r="http://schemas.openxmlformats.org/officeDocument/2006/relationships" xmlns:v="urn:schemas-microsoft-com:vml" xmlns:w="http://schemas.openxmlformats.org/wordprocessingml/2006/main" xmlns:w10="urn:schemas-microsoft-com:office:word" xmlns:wp="http://schemas.openxmlformats.org/drawingml/2006/wordprocessingDrawing" xmlns:wps="http://schemas.microsoft.com/office/word/2010/wordprocessingShape" xmlns:wpg="http://schemas.microsoft.com/office/word/2010/wordprocessingGroup" xmlns:mc="http://schemas.openxmlformats.org/markup-compatibility/2006" xmlns:wp14="http://schemas.microsoft.com/office/word/2010/wordprocessingDrawing" xmlns:w14="http://schemas.microsoft.com/office/word/2010/wordml" mc:Ignorable="w14 wp14">
+<w:document xmlns:wpc="http://schemas.microsoft.com/office/word/2010/wordprocessingCanvas" xmlns:cx="http://schemas.microsoft.com/office/drawing/2014/chartex" xmlns:cx1="http://schemas.microsoft.com/office/drawing/2015/9/8/chartex" xmlns:cx2="http://schemas.microsoft.com/office/drawing/2015/10/21/chartex" xmlns:cx3="http://schemas.microsoft.com/office/drawing/2016/5/9/chartex" xmlns:cx4="http://schemas.microsoft.com/office/drawing/2016/5/10/chartex" xmlns:cx5="http://schemas.microsoft.com/office/drawing/2016/5/11/chartex" xmlns:cx6="http://schemas.microsoft.com/office/drawing/2016/5/12/chartex" xmlns:cx7="http://schemas.microsoft.com/office/drawing/2016/5/13/chartex" xmlns:cx8="http://schemas.microsoft.com/office/drawing/2016/5/14/chartex" xmlns:mc="http://schemas.openxmlformats.org/markup-compatibility/2006" xmlns:aink="http://schemas.microsoft.com/office/drawing/2016/ink" xmlns:am3d="http://schemas.microsoft.com/office/drawing/2017/model3d" xmlns:o="urn:schemas-microsoft-com:office:office" xmlns:oel="http://schemas.microsoft.com/office/2019/extlst" xmlns:r="http://schemas.openxmlformats.org/officeDocument/2006/relationships" xmlns:m="http://schemas.openxmlformats.org/officeDocument/2006/math" xmlns:v="urn:schemas-microsoft-com:vml" xmlns:wp14="http://schemas.microsoft.com/office/word/2010/wordprocessingDrawing" xmlns:wp="http://schemas.openxmlformats.org/drawingml/2006/wordprocessingDrawing" xmlns:w10="urn:schemas-microsoft-com:office:word" xmlns:w="http://schemas.openxmlformats.org/wordprocessingml/2006/main" xmlns:w14="http://schemas.microsoft.com/office/word/2010/wordml" xmlns:w15="http://schemas.microsoft.com/office/word/2012/wordml" xmlns:w16cex="http://schemas.microsoft.com/office/word/2018/wordml/cex" xmlns:w16cid="http://schemas.microsoft.com/office/word/2016/wordml/cid" xmlns:w16="http://schemas.microsoft.com/office/word/2018/wordml" xmlns:w16du="http://schemas.microsoft.com/office/word/2023/wordml/word16du" xmlns:w16sdtdh="http://schemas.microsoft.com/office/word/2020/wordml/sdtdatahash" xmlns:w16sdtfl="http://schemas.microsoft.com/office/word/2024/wordml/sdtformatlock" xmlns:w16se="http://schemas.microsoft.com/office/word/2015/wordml/symex" xmlns:wpg="http://schemas.microsoft.com/office/word/2010/wordprocessingGroup" xmlns:wpi="http://schemas.microsoft.com/office/word/2010/wordprocessingInk" xmlns:wne="http://schemas.microsoft.com/office/word/2006/wordml" xmlns:wps="http://schemas.microsoft.com/office/word/2010/wordprocessingShape" mc:Ignorable="w14 w15 w16se w16cid w16 w16cex w16sdtdh w16sdtfl w16du wp14">
   <w:body>
     <w:p>
-      <w:pPr>
-        <w:pStyle w:val="Normal"/>
-        <w:rPr/>
-      </w:pPr>
-      <w:hyperlink r:id="rId2">
+      <w:hyperlink r:id="rId4">
         <w:r>
           <w:rPr>
             <w:rStyle w:val="InternetLink"/>
@@ -16,21 +12,9 @@
         </w:r>
       </w:hyperlink>
     </w:p>
+    <w:p/>
     <w:p>
-      <w:pPr>
-        <w:pStyle w:val="Normal"/>
-        <w:rPr/>
-      </w:pPr>
-      <w:r>
-        <w:rPr/>
-      </w:r>
-    </w:p>
-    <w:p>
-      <w:pPr>
-        <w:pStyle w:val="Normal"/>
-        <w:rPr/>
-      </w:pPr>
-      <w:hyperlink r:id="rId3">
+      <w:hyperlink r:id="rId5">
         <w:r>
           <w:rPr>
             <w:rStyle w:val="InternetLink"/>
@@ -39,21 +23,9 @@
         </w:r>
       </w:hyperlink>
     </w:p>
+    <w:p/>
     <w:p>
-      <w:pPr>
-        <w:pStyle w:val="Normal"/>
-        <w:rPr/>
-      </w:pPr>
-      <w:r>
-        <w:rPr/>
-      </w:r>
-    </w:p>
-    <w:p>
-      <w:pPr>
-        <w:pStyle w:val="Normal"/>
-        <w:rPr/>
-      </w:pPr>
-      <w:hyperlink r:id="rId4">
+      <w:hyperlink r:id="rId6">
         <w:r>
           <w:rPr>
             <w:rStyle w:val="InternetLink"/>
@@ -62,21 +34,9 @@
         </w:r>
       </w:hyperlink>
     </w:p>
+    <w:p/>
     <w:p>
-      <w:pPr>
-        <w:pStyle w:val="Normal"/>
-        <w:rPr/>
-      </w:pPr>
-      <w:r>
-        <w:rPr/>
-      </w:r>
-    </w:p>
-    <w:p>
-      <w:pPr>
-        <w:pStyle w:val="Normal"/>
-        <w:rPr/>
-      </w:pPr>
-      <w:hyperlink r:id="rId5">
+      <w:hyperlink r:id="rId7">
         <w:r>
           <w:rPr>
             <w:rStyle w:val="InternetLink"/>
@@ -85,21 +45,9 @@
         </w:r>
       </w:hyperlink>
     </w:p>
+    <w:p/>
     <w:p>
-      <w:pPr>
-        <w:pStyle w:val="Normal"/>
-        <w:rPr/>
-      </w:pPr>
-      <w:r>
-        <w:rPr/>
-      </w:r>
-    </w:p>
-    <w:p>
-      <w:pPr>
-        <w:pStyle w:val="Normal"/>
-        <w:rPr/>
-      </w:pPr>
-      <w:hyperlink r:id="rId6">
+      <w:hyperlink r:id="rId8">
         <w:r>
           <w:rPr>
             <w:rStyle w:val="InternetLink"/>
@@ -108,21 +56,9 @@
         </w:r>
       </w:hyperlink>
     </w:p>
+    <w:p/>
     <w:p>
-      <w:pPr>
-        <w:pStyle w:val="Normal"/>
-        <w:rPr/>
-      </w:pPr>
-      <w:r>
-        <w:rPr/>
-      </w:r>
-    </w:p>
-    <w:p>
-      <w:pPr>
-        <w:pStyle w:val="Normal"/>
-        <w:rPr/>
-      </w:pPr>
-      <w:hyperlink r:id="rId7">
+      <w:hyperlink r:id="rId9">
         <w:r>
           <w:rPr>
             <w:rStyle w:val="InternetLink"/>
@@ -131,29 +67,9 @@
         </w:r>
       </w:hyperlink>
     </w:p>
+    <w:p/>
+    <w:p/>
     <w:p>
-      <w:pPr>
-        <w:pStyle w:val="Normal"/>
-        <w:rPr/>
-      </w:pPr>
-      <w:r>
-        <w:rPr/>
-      </w:r>
-    </w:p>
-    <w:p>
-      <w:pPr>
-        <w:pStyle w:val="Normal"/>
-        <w:rPr/>
-      </w:pPr>
-      <w:r>
-        <w:rPr/>
-      </w:r>
-    </w:p>
-    <w:p>
-      <w:pPr>
-        <w:pStyle w:val="Normal"/>
-        <w:rPr/>
-      </w:pPr>
       <w:r>
         <w:rPr>
           <w:rStyle w:val="InternetLink"/>
@@ -163,21 +79,13 @@
     </w:p>
     <w:p>
       <w:pPr>
-        <w:pStyle w:val="Normal"/>
         <w:rPr>
           <w:rStyle w:val="InternetLink"/>
         </w:rPr>
       </w:pPr>
-      <w:r>
-        <w:rPr/>
-      </w:r>
     </w:p>
     <w:p>
-      <w:pPr>
-        <w:pStyle w:val="Normal"/>
-        <w:rPr/>
-      </w:pPr>
-      <w:hyperlink r:id="rId9">
+      <w:hyperlink>
         <w:r>
           <w:rPr>
             <w:rStyle w:val="InternetLink"/>
@@ -188,87 +96,67 @@
     </w:p>
     <w:p>
       <w:pPr>
-        <w:pStyle w:val="Normal"/>
         <w:rPr>
           <w:rStyle w:val="InternetLink"/>
         </w:rPr>
       </w:pPr>
-      <w:r>
-        <w:rPr/>
-      </w:r>
     </w:p>
     <w:p>
-      <w:pPr>
-        <w:pStyle w:val="Normal"/>
-        <w:rPr/>
-      </w:pPr>
       <w:r>
         <w:rPr>
           <w:rStyle w:val="InternetLink"/>
         </w:rPr>
+        <w:lastRenderedPageBreak/>
         <w:t>https://www.facebook.com/pizzatimeandover/</w:t>
       </w:r>
     </w:p>
+    <w:p/>
     <w:p>
-      <w:pPr>
-        <w:pStyle w:val="Normal"/>
-        <w:rPr/>
-      </w:pPr>
-      <w:r>
-        <w:rPr/>
-      </w:r>
+      <w:hyperlink r:id="rId10" w:history="1">
+        <w:r>
+          <w:rPr>
+            <w:rStyle w:val="Hyperlink"/>
+          </w:rPr>
+          <w:t>https://www.freepik.com/free-vector/hand-drawn-pizza-restaurant-composition_3336314.htm#fromView=search&amp;page=1&amp;position=35&amp;uuid=7e7e60d2-dcb0-4737-9113-81e4c254fc85&amp;query=Pizza+pattern</w:t>
+        </w:r>
+      </w:hyperlink>
     </w:p>
-    <w:p>
-      <w:pPr>
-        <w:pStyle w:val="Normal"/>
-        <w:widowControl/>
-        <w:bidi w:val="0"/>
-        <w:spacing w:lineRule="auto" w:line="276" w:before="0" w:after="160"/>
-        <w:jc w:val="left"/>
-        <w:rPr/>
-      </w:pPr>
-      <w:r>
-        <w:rPr/>
-      </w:r>
-    </w:p>
+    <w:p/>
+    <w:p/>
     <w:sectPr>
-      <w:type w:val="nextPage"/>
       <w:pgSz w:w="12240" w:h="15840"/>
-      <w:pgMar w:left="1440" w:right="1440" w:header="0" w:top="1440" w:footer="0" w:bottom="1440" w:gutter="0"/>
-      <w:pgNumType w:fmt="decimal"/>
-      <w:formProt w:val="false"/>
-      <w:textDirection w:val="lrTb"/>
-      <w:docGrid w:type="default" w:linePitch="360" w:charSpace="0"/>
+      <w:pgMar w:top="1440" w:right="1440" w:bottom="1440" w:left="1440" w:header="0" w:footer="0" w:gutter="0"/>
+      <w:cols w:space="720"/>
+      <w:formProt w:val="0"/>
+      <w:docGrid w:linePitch="360"/>
     </w:sectPr>
   </w:body>
 </w:document>
 </file>
 
 <file path=word/styles.xml><?xml version="1.0" encoding="utf-8"?>
-<w:styles xmlns:w="http://schemas.openxmlformats.org/wordprocessingml/2006/main" xmlns:w14="http://schemas.microsoft.com/office/word/2010/wordml" xmlns:mc="http://schemas.openxmlformats.org/markup-compatibility/2006" mc:Ignorable="w14">
+<w:styles xmlns:mc="http://schemas.openxmlformats.org/markup-compatibility/2006" xmlns:r="http://schemas.openxmlformats.org/officeDocument/2006/relationships" xmlns:w="http://schemas.openxmlformats.org/wordprocessingml/2006/main" xmlns:w14="http://schemas.microsoft.com/office/word/2010/wordml" xmlns:w15="http://schemas.microsoft.com/office/word/2012/wordml" xmlns:w16cex="http://schemas.microsoft.com/office/word/2018/wordml/cex" xmlns:w16cid="http://schemas.microsoft.com/office/word/2016/wordml/cid" xmlns:w16="http://schemas.microsoft.com/office/word/2018/wordml" xmlns:w16du="http://schemas.microsoft.com/office/word/2023/wordml/word16du" xmlns:w16sdtdh="http://schemas.microsoft.com/office/word/2020/wordml/sdtdatahash" xmlns:w16sdtfl="http://schemas.microsoft.com/office/word/2024/wordml/sdtformatlock" xmlns:w16se="http://schemas.microsoft.com/office/word/2015/wordml/symex" mc:Ignorable="w14 w15 w16se w16cid w16 w16cex w16sdtdh w16sdtfl w16du">
   <w:docDefaults>
     <w:rPrDefault>
       <w:rPr>
-        <w:rFonts w:ascii="Aptos" w:hAnsi="Aptos" w:eastAsia="Aptos" w:cs="Arial" w:asciiTheme="minorHAnsi" w:cstheme="minorBidi" w:eastAsiaTheme="minorHAnsi" w:hAnsiTheme="minorHAnsi"/>
+        <w:rFonts w:asciiTheme="minorHAnsi" w:eastAsiaTheme="minorHAnsi" w:hAnsiTheme="minorHAnsi" w:cstheme="minorBidi"/>
         <w:szCs w:val="24"/>
         <w:lang w:val="en-CA" w:eastAsia="en-US" w:bidi="ar-SA"/>
       </w:rPr>
     </w:rPrDefault>
-    <w:pPrDefault>
-      <w:pPr/>
-    </w:pPrDefault>
+    <w:pPrDefault/>
   </w:docDefaults>
   <w:latentStyles w:defLockedState="0" w:defUIPriority="99" w:defSemiHidden="0" w:defUnhideWhenUsed="0" w:defQFormat="0" w:count="376">
     <w:lsdException w:name="Normal" w:uiPriority="0" w:qFormat="1"/>
     <w:lsdException w:name="heading 1" w:uiPriority="9" w:qFormat="1"/>
-    <w:lsdException w:name="heading 2" w:uiPriority="9" w:semiHidden="1" w:unhideWhenUsed="1" w:qFormat="1"/>
-    <w:lsdException w:name="heading 3" w:uiPriority="9" w:semiHidden="1" w:unhideWhenUsed="1" w:qFormat="1"/>
-    <w:lsdException w:name="heading 4" w:uiPriority="9" w:semiHidden="1" w:unhideWhenUsed="1" w:qFormat="1"/>
-    <w:lsdException w:name="heading 5" w:uiPriority="9" w:semiHidden="1" w:unhideWhenUsed="1" w:qFormat="1"/>
-    <w:lsdException w:name="heading 6" w:uiPriority="9" w:semiHidden="1" w:unhideWhenUsed="1" w:qFormat="1"/>
-    <w:lsdException w:name="heading 7" w:uiPriority="9" w:semiHidden="1" w:unhideWhenUsed="1" w:qFormat="1"/>
-    <w:lsdException w:name="heading 8" w:uiPriority="9" w:semiHidden="1" w:unhideWhenUsed="1" w:qFormat="1"/>
-    <w:lsdException w:name="heading 9" w:uiPriority="9" w:semiHidden="1" w:unhideWhenUsed="1" w:qFormat="1"/>
+    <w:lsdException w:name="heading 2" w:semiHidden="1" w:uiPriority="9" w:unhideWhenUsed="1" w:qFormat="1"/>
+    <w:lsdException w:name="heading 3" w:semiHidden="1" w:uiPriority="9" w:unhideWhenUsed="1" w:qFormat="1"/>
+    <w:lsdException w:name="heading 4" w:semiHidden="1" w:uiPriority="9" w:unhideWhenUsed="1" w:qFormat="1"/>
+    <w:lsdException w:name="heading 5" w:semiHidden="1" w:uiPriority="9" w:unhideWhenUsed="1" w:qFormat="1"/>
+    <w:lsdException w:name="heading 6" w:semiHidden="1" w:uiPriority="9" w:unhideWhenUsed="1" w:qFormat="1"/>
+    <w:lsdException w:name="heading 7" w:semiHidden="1" w:uiPriority="9" w:unhideWhenUsed="1" w:qFormat="1"/>
+    <w:lsdException w:name="heading 8" w:semiHidden="1" w:uiPriority="9" w:unhideWhenUsed="1" w:qFormat="1"/>
+    <w:lsdException w:name="heading 9" w:semiHidden="1" w:uiPriority="9" w:unhideWhenUsed="1" w:qFormat="1"/>
     <w:lsdException w:name="index 1" w:semiHidden="1" w:unhideWhenUsed="1"/>
     <w:lsdException w:name="index 2" w:semiHidden="1" w:unhideWhenUsed="1"/>
     <w:lsdException w:name="index 3" w:semiHidden="1" w:unhideWhenUsed="1"/>
@@ -278,22 +166,22 @@
     <w:lsdException w:name="index 7" w:semiHidden="1" w:unhideWhenUsed="1"/>
     <w:lsdException w:name="index 8" w:semiHidden="1" w:unhideWhenUsed="1"/>
     <w:lsdException w:name="index 9" w:semiHidden="1" w:unhideWhenUsed="1"/>
-    <w:lsdException w:name="toc 1" w:uiPriority="39" w:semiHidden="1" w:unhideWhenUsed="1"/>
-    <w:lsdException w:name="toc 2" w:uiPriority="39" w:semiHidden="1" w:unhideWhenUsed="1"/>
-    <w:lsdException w:name="toc 3" w:uiPriority="39" w:semiHidden="1" w:unhideWhenUsed="1"/>
-    <w:lsdException w:name="toc 4" w:uiPriority="39" w:semiHidden="1" w:unhideWhenUsed="1"/>
-    <w:lsdException w:name="toc 5" w:uiPriority="39" w:semiHidden="1" w:unhideWhenUsed="1"/>
-    <w:lsdException w:name="toc 6" w:uiPriority="39" w:semiHidden="1" w:unhideWhenUsed="1"/>
-    <w:lsdException w:name="toc 7" w:uiPriority="39" w:semiHidden="1" w:unhideWhenUsed="1"/>
-    <w:lsdException w:name="toc 8" w:uiPriority="39" w:semiHidden="1" w:unhideWhenUsed="1"/>
-    <w:lsdException w:name="toc 9" w:uiPriority="39" w:semiHidden="1" w:unhideWhenUsed="1"/>
+    <w:lsdException w:name="toc 1" w:semiHidden="1" w:uiPriority="39" w:unhideWhenUsed="1"/>
+    <w:lsdException w:name="toc 2" w:semiHidden="1" w:uiPriority="39" w:unhideWhenUsed="1"/>
+    <w:lsdException w:name="toc 3" w:semiHidden="1" w:uiPriority="39" w:unhideWhenUsed="1"/>
+    <w:lsdException w:name="toc 4" w:semiHidden="1" w:uiPriority="39" w:unhideWhenUsed="1"/>
+    <w:lsdException w:name="toc 5" w:semiHidden="1" w:uiPriority="39" w:unhideWhenUsed="1"/>
+    <w:lsdException w:name="toc 6" w:semiHidden="1" w:uiPriority="39" w:unhideWhenUsed="1"/>
+    <w:lsdException w:name="toc 7" w:semiHidden="1" w:uiPriority="39" w:unhideWhenUsed="1"/>
+    <w:lsdException w:name="toc 8" w:semiHidden="1" w:uiPriority="39" w:unhideWhenUsed="1"/>
+    <w:lsdException w:name="toc 9" w:semiHidden="1" w:uiPriority="39" w:unhideWhenUsed="1"/>
     <w:lsdException w:name="Normal Indent" w:semiHidden="1" w:unhideWhenUsed="1"/>
     <w:lsdException w:name="footnote text" w:semiHidden="1" w:unhideWhenUsed="1"/>
     <w:lsdException w:name="annotation text" w:semiHidden="1" w:unhideWhenUsed="1"/>
     <w:lsdException w:name="header" w:semiHidden="1" w:unhideWhenUsed="1"/>
     <w:lsdException w:name="footer" w:semiHidden="1" w:unhideWhenUsed="1"/>
     <w:lsdException w:name="index heading" w:semiHidden="1" w:unhideWhenUsed="1"/>
-    <w:lsdException w:name="caption" w:uiPriority="35" w:semiHidden="1" w:unhideWhenUsed="1" w:qFormat="1"/>
+    <w:lsdException w:name="caption" w:semiHidden="1" w:uiPriority="35" w:unhideWhenUsed="1" w:qFormat="1"/>
     <w:lsdException w:name="table of figures" w:semiHidden="1" w:unhideWhenUsed="1"/>
     <w:lsdException w:name="envelope address" w:semiHidden="1" w:unhideWhenUsed="1"/>
     <w:lsdException w:name="envelope return" w:semiHidden="1" w:unhideWhenUsed="1"/>
@@ -324,7 +212,7 @@
     <w:lsdException w:name="Title" w:uiPriority="10" w:qFormat="1"/>
     <w:lsdException w:name="Closing" w:semiHidden="1" w:unhideWhenUsed="1"/>
     <w:lsdException w:name="Signature" w:semiHidden="1" w:unhideWhenUsed="1"/>
-    <w:lsdException w:name="Default Paragraph Font" w:uiPriority="1" w:semiHidden="1" w:unhideWhenUsed="1"/>
+    <w:lsdException w:name="Default Paragraph Font" w:semiHidden="1" w:uiPriority="1" w:unhideWhenUsed="1"/>
     <w:lsdException w:name="Body Text" w:semiHidden="1" w:unhideWhenUsed="1"/>
     <w:lsdException w:name="Body Text Indent" w:semiHidden="1" w:unhideWhenUsed="1"/>
     <w:lsdException w:name="List Continue" w:semiHidden="1" w:unhideWhenUsed="1"/>
@@ -524,8 +412,8 @@
     <w:lsdException w:name="Subtle Reference" w:uiPriority="31" w:qFormat="1"/>
     <w:lsdException w:name="Intense Reference" w:uiPriority="32" w:qFormat="1"/>
     <w:lsdException w:name="Book Title" w:uiPriority="33" w:qFormat="1"/>
-    <w:lsdException w:name="Bibliography" w:uiPriority="37" w:semiHidden="1" w:unhideWhenUsed="1"/>
-    <w:lsdException w:name="TOC Heading" w:uiPriority="39" w:semiHidden="1" w:unhideWhenUsed="1" w:qFormat="1"/>
+    <w:lsdException w:name="Bibliography" w:semiHidden="1" w:uiPriority="37" w:unhideWhenUsed="1"/>
+    <w:lsdException w:name="TOC Heading" w:semiHidden="1" w:uiPriority="39" w:unhideWhenUsed="1" w:qFormat="1"/>
     <w:lsdException w:name="Plain Table 1" w:uiPriority="41"/>
     <w:lsdException w:name="Plain Table 2" w:uiPriority="42"/>
     <w:lsdException w:name="Plain Table 3" w:uiPriority="43"/>
@@ -636,47 +524,39 @@
     <w:lsdException w:name="Unresolved Mention" w:semiHidden="1" w:unhideWhenUsed="1"/>
     <w:lsdException w:name="Smart Link" w:semiHidden="1" w:unhideWhenUsed="1"/>
   </w:latentStyles>
-  <w:style w:type="paragraph" w:styleId="Normal" w:default="1">
+  <w:style w:type="paragraph" w:default="1" w:styleId="Normal">
     <w:name w:val="Normal"/>
     <w:qFormat/>
     <w:pPr>
-      <w:widowControl/>
-      <w:bidi w:val="0"/>
-      <w:spacing w:lineRule="auto" w:line="276" w:before="0" w:after="160"/>
-      <w:jc w:val="left"/>
-    </w:pPr>
-    <w:rPr>
-      <w:rFonts w:ascii="Aptos" w:hAnsi="Aptos" w:eastAsia="Aptos" w:cs="Arial" w:asciiTheme="minorHAnsi" w:cstheme="minorBidi" w:eastAsiaTheme="minorHAnsi" w:hAnsiTheme="minorHAnsi"/>
-      <w:color w:val="auto"/>
-      <w:kern w:val="0"/>
+      <w:spacing w:after="160" w:line="276" w:lineRule="auto"/>
+    </w:pPr>
+    <w:rPr>
       <w:sz w:val="24"/>
-      <w:szCs w:val="24"/>
-      <w:lang w:val="en-CA" w:eastAsia="en-US" w:bidi="ar-SA"/>
     </w:rPr>
   </w:style>
   <w:style w:type="paragraph" w:styleId="Heading1">
-    <w:name w:val="Heading 1"/>
+    <w:name w:val="heading 1"/>
     <w:basedOn w:val="Normal"/>
     <w:next w:val="Normal"/>
     <w:link w:val="Heading1Char"/>
     <w:uiPriority w:val="9"/>
     <w:qFormat/>
-    <w:rsid w:val="00fd2a7c"/>
-    <w:pPr>
-      <w:keepNext w:val="true"/>
+    <w:rsid w:val="00FD2A7C"/>
+    <w:pPr>
+      <w:keepNext/>
       <w:keepLines/>
       <w:spacing w:before="360" w:after="80"/>
       <w:outlineLvl w:val="0"/>
     </w:pPr>
     <w:rPr>
-      <w:rFonts w:ascii="Aptos Display" w:hAnsi="Aptos Display" w:eastAsia="" w:cs="Times New Roman" w:asciiTheme="majorHAnsi" w:cstheme="majorBidi" w:eastAsiaTheme="majorEastAsia" w:hAnsiTheme="majorHAnsi"/>
-      <w:color w:val="0F4761" w:themeColor="accent1" w:themeShade="bf"/>
+      <w:rFonts w:asciiTheme="majorHAnsi" w:eastAsiaTheme="majorEastAsia" w:hAnsiTheme="majorHAnsi" w:cstheme="majorBidi"/>
+      <w:color w:val="0F4761" w:themeColor="accent1" w:themeShade="BF"/>
       <w:sz w:val="40"/>
       <w:szCs w:val="40"/>
     </w:rPr>
   </w:style>
   <w:style w:type="paragraph" w:styleId="Heading2">
-    <w:name w:val="Heading 2"/>
+    <w:name w:val="heading 2"/>
     <w:basedOn w:val="Normal"/>
     <w:next w:val="Normal"/>
     <w:link w:val="Heading2Char"/>
@@ -684,22 +564,22 @@
     <w:semiHidden/>
     <w:unhideWhenUsed/>
     <w:qFormat/>
-    <w:rsid w:val="00fd2a7c"/>
-    <w:pPr>
-      <w:keepNext w:val="true"/>
+    <w:rsid w:val="00FD2A7C"/>
+    <w:pPr>
+      <w:keepNext/>
       <w:keepLines/>
       <w:spacing w:before="160" w:after="80"/>
       <w:outlineLvl w:val="1"/>
     </w:pPr>
     <w:rPr>
-      <w:rFonts w:ascii="Aptos Display" w:hAnsi="Aptos Display" w:eastAsia="" w:cs="Times New Roman" w:asciiTheme="majorHAnsi" w:cstheme="majorBidi" w:eastAsiaTheme="majorEastAsia" w:hAnsiTheme="majorHAnsi"/>
-      <w:color w:val="0F4761" w:themeColor="accent1" w:themeShade="bf"/>
+      <w:rFonts w:asciiTheme="majorHAnsi" w:eastAsiaTheme="majorEastAsia" w:hAnsiTheme="majorHAnsi" w:cstheme="majorBidi"/>
+      <w:color w:val="0F4761" w:themeColor="accent1" w:themeShade="BF"/>
       <w:sz w:val="32"/>
       <w:szCs w:val="32"/>
     </w:rPr>
   </w:style>
   <w:style w:type="paragraph" w:styleId="Heading3">
-    <w:name w:val="Heading 3"/>
+    <w:name w:val="heading 3"/>
     <w:basedOn w:val="Normal"/>
     <w:next w:val="Normal"/>
     <w:link w:val="Heading3Char"/>
@@ -707,22 +587,22 @@
     <w:semiHidden/>
     <w:unhideWhenUsed/>
     <w:qFormat/>
-    <w:rsid w:val="00fd2a7c"/>
-    <w:pPr>
-      <w:keepNext w:val="true"/>
+    <w:rsid w:val="00FD2A7C"/>
+    <w:pPr>
+      <w:keepNext/>
       <w:keepLines/>
       <w:spacing w:before="160" w:after="80"/>
       <w:outlineLvl w:val="2"/>
     </w:pPr>
     <w:rPr>
-      <w:rFonts w:eastAsia="" w:cs="Times New Roman" w:cstheme="majorBidi" w:eastAsiaTheme="majorEastAsia"/>
-      <w:color w:val="0F4761" w:themeColor="accent1" w:themeShade="bf"/>
+      <w:rFonts w:eastAsiaTheme="majorEastAsia" w:cstheme="majorBidi"/>
+      <w:color w:val="0F4761" w:themeColor="accent1" w:themeShade="BF"/>
       <w:sz w:val="28"/>
       <w:szCs w:val="28"/>
     </w:rPr>
   </w:style>
   <w:style w:type="paragraph" w:styleId="Heading4">
-    <w:name w:val="Heading 4"/>
+    <w:name w:val="heading 4"/>
     <w:basedOn w:val="Normal"/>
     <w:next w:val="Normal"/>
     <w:link w:val="Heading4Char"/>
@@ -730,22 +610,22 @@
     <w:semiHidden/>
     <w:unhideWhenUsed/>
     <w:qFormat/>
-    <w:rsid w:val="00fd2a7c"/>
-    <w:pPr>
-      <w:keepNext w:val="true"/>
+    <w:rsid w:val="00FD2A7C"/>
+    <w:pPr>
+      <w:keepNext/>
       <w:keepLines/>
       <w:spacing w:before="80" w:after="40"/>
       <w:outlineLvl w:val="3"/>
     </w:pPr>
     <w:rPr>
-      <w:rFonts w:eastAsia="" w:cs="Times New Roman" w:cstheme="majorBidi" w:eastAsiaTheme="majorEastAsia"/>
+      <w:rFonts w:eastAsiaTheme="majorEastAsia" w:cstheme="majorBidi"/>
       <w:i/>
       <w:iCs/>
-      <w:color w:val="0F4761" w:themeColor="accent1" w:themeShade="bf"/>
+      <w:color w:val="0F4761" w:themeColor="accent1" w:themeShade="BF"/>
     </w:rPr>
   </w:style>
   <w:style w:type="paragraph" w:styleId="Heading5">
-    <w:name w:val="Heading 5"/>
+    <w:name w:val="heading 5"/>
     <w:basedOn w:val="Normal"/>
     <w:next w:val="Normal"/>
     <w:link w:val="Heading5Char"/>
@@ -753,20 +633,20 @@
     <w:semiHidden/>
     <w:unhideWhenUsed/>
     <w:qFormat/>
-    <w:rsid w:val="00fd2a7c"/>
-    <w:pPr>
-      <w:keepNext w:val="true"/>
+    <w:rsid w:val="00FD2A7C"/>
+    <w:pPr>
+      <w:keepNext/>
       <w:keepLines/>
       <w:spacing w:before="80" w:after="40"/>
       <w:outlineLvl w:val="4"/>
     </w:pPr>
     <w:rPr>
-      <w:rFonts w:eastAsia="" w:cs="Times New Roman" w:cstheme="majorBidi" w:eastAsiaTheme="majorEastAsia"/>
-      <w:color w:val="0F4761" w:themeColor="accent1" w:themeShade="bf"/>
+      <w:rFonts w:eastAsiaTheme="majorEastAsia" w:cstheme="majorBidi"/>
+      <w:color w:val="0F4761" w:themeColor="accent1" w:themeShade="BF"/>
     </w:rPr>
   </w:style>
   <w:style w:type="paragraph" w:styleId="Heading6">
-    <w:name w:val="Heading 6"/>
+    <w:name w:val="heading 6"/>
     <w:basedOn w:val="Normal"/>
     <w:next w:val="Normal"/>
     <w:link w:val="Heading6Char"/>
@@ -774,22 +654,22 @@
     <w:semiHidden/>
     <w:unhideWhenUsed/>
     <w:qFormat/>
-    <w:rsid w:val="00fd2a7c"/>
-    <w:pPr>
-      <w:keepNext w:val="true"/>
+    <w:rsid w:val="00FD2A7C"/>
+    <w:pPr>
+      <w:keepNext/>
       <w:keepLines/>
       <w:spacing w:before="40" w:after="0"/>
       <w:outlineLvl w:val="5"/>
     </w:pPr>
     <w:rPr>
-      <w:rFonts w:eastAsia="" w:cs="Times New Roman" w:cstheme="majorBidi" w:eastAsiaTheme="majorEastAsia"/>
+      <w:rFonts w:eastAsiaTheme="majorEastAsia" w:cstheme="majorBidi"/>
       <w:i/>
       <w:iCs/>
-      <w:color w:val="595959" w:themeColor="text1" w:themeTint="a6"/>
+      <w:color w:val="595959" w:themeColor="text1" w:themeTint="A6"/>
     </w:rPr>
   </w:style>
   <w:style w:type="paragraph" w:styleId="Heading7">
-    <w:name w:val="Heading 7"/>
+    <w:name w:val="heading 7"/>
     <w:basedOn w:val="Normal"/>
     <w:next w:val="Normal"/>
     <w:link w:val="Heading7Char"/>
@@ -797,20 +677,20 @@
     <w:semiHidden/>
     <w:unhideWhenUsed/>
     <w:qFormat/>
-    <w:rsid w:val="00fd2a7c"/>
-    <w:pPr>
-      <w:keepNext w:val="true"/>
+    <w:rsid w:val="00FD2A7C"/>
+    <w:pPr>
+      <w:keepNext/>
       <w:keepLines/>
       <w:spacing w:before="40" w:after="0"/>
       <w:outlineLvl w:val="6"/>
     </w:pPr>
     <w:rPr>
-      <w:rFonts w:eastAsia="" w:cs="Times New Roman" w:cstheme="majorBidi" w:eastAsiaTheme="majorEastAsia"/>
-      <w:color w:val="595959" w:themeColor="text1" w:themeTint="a6"/>
+      <w:rFonts w:eastAsiaTheme="majorEastAsia" w:cstheme="majorBidi"/>
+      <w:color w:val="595959" w:themeColor="text1" w:themeTint="A6"/>
     </w:rPr>
   </w:style>
   <w:style w:type="paragraph" w:styleId="Heading8">
-    <w:name w:val="Heading 8"/>
+    <w:name w:val="heading 8"/>
     <w:basedOn w:val="Normal"/>
     <w:next w:val="Normal"/>
     <w:link w:val="Heading8Char"/>
@@ -818,22 +698,22 @@
     <w:semiHidden/>
     <w:unhideWhenUsed/>
     <w:qFormat/>
-    <w:rsid w:val="00fd2a7c"/>
-    <w:pPr>
-      <w:keepNext w:val="true"/>
+    <w:rsid w:val="00FD2A7C"/>
+    <w:pPr>
+      <w:keepNext/>
       <w:keepLines/>
-      <w:spacing w:before="0" w:after="0"/>
+      <w:spacing w:after="0"/>
       <w:outlineLvl w:val="7"/>
     </w:pPr>
     <w:rPr>
-      <w:rFonts w:eastAsia="" w:cs="Times New Roman" w:cstheme="majorBidi" w:eastAsiaTheme="majorEastAsia"/>
+      <w:rFonts w:eastAsiaTheme="majorEastAsia" w:cstheme="majorBidi"/>
       <w:i/>
       <w:iCs/>
-      <w:color w:val="272727" w:themeColor="text1" w:themeTint="d8"/>
+      <w:color w:val="272727" w:themeColor="text1" w:themeTint="D8"/>
     </w:rPr>
   </w:style>
   <w:style w:type="paragraph" w:styleId="Heading9">
-    <w:name w:val="Heading 9"/>
+    <w:name w:val="heading 9"/>
     <w:basedOn w:val="Normal"/>
     <w:next w:val="Normal"/>
     <w:link w:val="Heading9Char"/>
@@ -841,456 +721,23 @@
     <w:semiHidden/>
     <w:unhideWhenUsed/>
     <w:qFormat/>
-    <w:rsid w:val="00fd2a7c"/>
-    <w:pPr>
-      <w:keepNext w:val="true"/>
+    <w:rsid w:val="00FD2A7C"/>
+    <w:pPr>
+      <w:keepNext/>
       <w:keepLines/>
-      <w:spacing w:before="0" w:after="0"/>
+      <w:spacing w:after="0"/>
       <w:outlineLvl w:val="8"/>
     </w:pPr>
     <w:rPr>
-      <w:rFonts w:eastAsia="" w:cs="Times New Roman" w:cstheme="majorBidi" w:eastAsiaTheme="majorEastAsia"/>
-      <w:color w:val="272727" w:themeColor="text1" w:themeTint="d8"/>
-    </w:rPr>
-  </w:style>
-  <w:style w:type="character" w:styleId="DefaultParagraphFont" w:default="1">
+      <w:rFonts w:eastAsiaTheme="majorEastAsia" w:cstheme="majorBidi"/>
+      <w:color w:val="272727" w:themeColor="text1" w:themeTint="D8"/>
+    </w:rPr>
+  </w:style>
+  <w:style w:type="character" w:default="1" w:styleId="DefaultParagraphFont">
     <w:name w:val="Default Paragraph Font"/>
     <w:uiPriority w:val="1"/>
     <w:semiHidden/>
     <w:unhideWhenUsed/>
-    <w:qFormat/>
-    <w:rPr/>
-  </w:style>
-  <w:style w:type="character" w:styleId="CodeSnippetChar" w:customStyle="1">
-    <w:name w:val="Code Snippet Char"/>
-    <w:basedOn w:val="DefaultParagraphFont"/>
-    <w:link w:val="CodeSnippet"/>
-    <w:qFormat/>
-    <w:rsid w:val="00000ea5"/>
-    <w:rPr>
-      <w:rFonts w:ascii="Courier New" w:hAnsi="Courier New" w:cs="Courier New"/>
-      <w:sz w:val="20"/>
-      <w:szCs w:val="24"/>
-      <w:shd w:fill="D9D9D9" w:val="clear"/>
-    </w:rPr>
-  </w:style>
-  <w:style w:type="character" w:styleId="Heading1Char" w:customStyle="1">
-    <w:name w:val="Heading 1 Char"/>
-    <w:basedOn w:val="DefaultParagraphFont"/>
-    <w:link w:val="Heading1"/>
-    <w:uiPriority w:val="9"/>
-    <w:qFormat/>
-    <w:rsid w:val="00fd2a7c"/>
-    <w:rPr>
-      <w:rFonts w:ascii="Aptos Display" w:hAnsi="Aptos Display" w:eastAsia="" w:cs="Times New Roman" w:asciiTheme="majorHAnsi" w:cstheme="majorBidi" w:eastAsiaTheme="majorEastAsia" w:hAnsiTheme="majorHAnsi"/>
-      <w:color w:val="0F4761" w:themeColor="accent1" w:themeShade="bf"/>
-      <w:sz w:val="40"/>
-      <w:szCs w:val="40"/>
-    </w:rPr>
-  </w:style>
-  <w:style w:type="character" w:styleId="Heading2Char" w:customStyle="1">
-    <w:name w:val="Heading 2 Char"/>
-    <w:basedOn w:val="DefaultParagraphFont"/>
-    <w:link w:val="Heading2"/>
-    <w:uiPriority w:val="9"/>
-    <w:semiHidden/>
-    <w:qFormat/>
-    <w:rsid w:val="00fd2a7c"/>
-    <w:rPr>
-      <w:rFonts w:ascii="Aptos Display" w:hAnsi="Aptos Display" w:eastAsia="" w:cs="Times New Roman" w:asciiTheme="majorHAnsi" w:cstheme="majorBidi" w:eastAsiaTheme="majorEastAsia" w:hAnsiTheme="majorHAnsi"/>
-      <w:color w:val="0F4761" w:themeColor="accent1" w:themeShade="bf"/>
-      <w:sz w:val="32"/>
-      <w:szCs w:val="32"/>
-    </w:rPr>
-  </w:style>
-  <w:style w:type="character" w:styleId="Heading3Char" w:customStyle="1">
-    <w:name w:val="Heading 3 Char"/>
-    <w:basedOn w:val="DefaultParagraphFont"/>
-    <w:link w:val="Heading3"/>
-    <w:uiPriority w:val="9"/>
-    <w:semiHidden/>
-    <w:qFormat/>
-    <w:rsid w:val="00fd2a7c"/>
-    <w:rPr>
-      <w:rFonts w:eastAsia="" w:cs="Times New Roman" w:cstheme="majorBidi" w:eastAsiaTheme="majorEastAsia"/>
-      <w:color w:val="0F4761" w:themeColor="accent1" w:themeShade="bf"/>
-      <w:sz w:val="28"/>
-      <w:szCs w:val="28"/>
-    </w:rPr>
-  </w:style>
-  <w:style w:type="character" w:styleId="Heading4Char" w:customStyle="1">
-    <w:name w:val="Heading 4 Char"/>
-    <w:basedOn w:val="DefaultParagraphFont"/>
-    <w:link w:val="Heading4"/>
-    <w:uiPriority w:val="9"/>
-    <w:semiHidden/>
-    <w:qFormat/>
-    <w:rsid w:val="00fd2a7c"/>
-    <w:rPr>
-      <w:rFonts w:eastAsia="" w:cs="Times New Roman" w:cstheme="majorBidi" w:eastAsiaTheme="majorEastAsia"/>
-      <w:i/>
-      <w:iCs/>
-      <w:color w:val="0F4761" w:themeColor="accent1" w:themeShade="bf"/>
-    </w:rPr>
-  </w:style>
-  <w:style w:type="character" w:styleId="Heading5Char" w:customStyle="1">
-    <w:name w:val="Heading 5 Char"/>
-    <w:basedOn w:val="DefaultParagraphFont"/>
-    <w:link w:val="Heading5"/>
-    <w:uiPriority w:val="9"/>
-    <w:semiHidden/>
-    <w:qFormat/>
-    <w:rsid w:val="00fd2a7c"/>
-    <w:rPr>
-      <w:rFonts w:eastAsia="" w:cs="Times New Roman" w:cstheme="majorBidi" w:eastAsiaTheme="majorEastAsia"/>
-      <w:color w:val="0F4761" w:themeColor="accent1" w:themeShade="bf"/>
-    </w:rPr>
-  </w:style>
-  <w:style w:type="character" w:styleId="Heading6Char" w:customStyle="1">
-    <w:name w:val="Heading 6 Char"/>
-    <w:basedOn w:val="DefaultParagraphFont"/>
-    <w:link w:val="Heading6"/>
-    <w:uiPriority w:val="9"/>
-    <w:semiHidden/>
-    <w:qFormat/>
-    <w:rsid w:val="00fd2a7c"/>
-    <w:rPr>
-      <w:rFonts w:eastAsia="" w:cs="Times New Roman" w:cstheme="majorBidi" w:eastAsiaTheme="majorEastAsia"/>
-      <w:i/>
-      <w:iCs/>
-      <w:color w:val="595959" w:themeColor="text1" w:themeTint="a6"/>
-    </w:rPr>
-  </w:style>
-  <w:style w:type="character" w:styleId="Heading7Char" w:customStyle="1">
-    <w:name w:val="Heading 7 Char"/>
-    <w:basedOn w:val="DefaultParagraphFont"/>
-    <w:link w:val="Heading7"/>
-    <w:uiPriority w:val="9"/>
-    <w:semiHidden/>
-    <w:qFormat/>
-    <w:rsid w:val="00fd2a7c"/>
-    <w:rPr>
-      <w:rFonts w:eastAsia="" w:cs="Times New Roman" w:cstheme="majorBidi" w:eastAsiaTheme="majorEastAsia"/>
-      <w:color w:val="595959" w:themeColor="text1" w:themeTint="a6"/>
-    </w:rPr>
-  </w:style>
-  <w:style w:type="character" w:styleId="Heading8Char" w:customStyle="1">
-    <w:name w:val="Heading 8 Char"/>
-    <w:basedOn w:val="DefaultParagraphFont"/>
-    <w:link w:val="Heading8"/>
-    <w:uiPriority w:val="9"/>
-    <w:semiHidden/>
-    <w:qFormat/>
-    <w:rsid w:val="00fd2a7c"/>
-    <w:rPr>
-      <w:rFonts w:eastAsia="" w:cs="Times New Roman" w:cstheme="majorBidi" w:eastAsiaTheme="majorEastAsia"/>
-      <w:i/>
-      <w:iCs/>
-      <w:color w:val="272727" w:themeColor="text1" w:themeTint="d8"/>
-    </w:rPr>
-  </w:style>
-  <w:style w:type="character" w:styleId="Heading9Char" w:customStyle="1">
-    <w:name w:val="Heading 9 Char"/>
-    <w:basedOn w:val="DefaultParagraphFont"/>
-    <w:link w:val="Heading9"/>
-    <w:uiPriority w:val="9"/>
-    <w:semiHidden/>
-    <w:qFormat/>
-    <w:rsid w:val="00fd2a7c"/>
-    <w:rPr>
-      <w:rFonts w:eastAsia="" w:cs="Times New Roman" w:cstheme="majorBidi" w:eastAsiaTheme="majorEastAsia"/>
-      <w:color w:val="272727" w:themeColor="text1" w:themeTint="d8"/>
-    </w:rPr>
-  </w:style>
-  <w:style w:type="character" w:styleId="TitleChar" w:customStyle="1">
-    <w:name w:val="Title Char"/>
-    <w:basedOn w:val="DefaultParagraphFont"/>
-    <w:link w:val="Title"/>
-    <w:uiPriority w:val="10"/>
-    <w:qFormat/>
-    <w:rsid w:val="00fd2a7c"/>
-    <w:rPr>
-      <w:rFonts w:ascii="Aptos Display" w:hAnsi="Aptos Display" w:eastAsia="" w:cs="Times New Roman" w:asciiTheme="majorHAnsi" w:cstheme="majorBidi" w:eastAsiaTheme="majorEastAsia" w:hAnsiTheme="majorHAnsi"/>
-      <w:spacing w:val="-10"/>
-      <w:kern w:val="2"/>
-      <w:sz w:val="56"/>
-      <w:szCs w:val="56"/>
-    </w:rPr>
-  </w:style>
-  <w:style w:type="character" w:styleId="SubtitleChar" w:customStyle="1">
-    <w:name w:val="Subtitle Char"/>
-    <w:basedOn w:val="DefaultParagraphFont"/>
-    <w:link w:val="Subtitle"/>
-    <w:uiPriority w:val="11"/>
-    <w:qFormat/>
-    <w:rsid w:val="00fd2a7c"/>
-    <w:rPr>
-      <w:rFonts w:eastAsia="" w:cs="Times New Roman" w:cstheme="majorBidi" w:eastAsiaTheme="majorEastAsia"/>
-      <w:color w:val="595959" w:themeColor="text1" w:themeTint="a6"/>
-      <w:spacing w:val="15"/>
-      <w:sz w:val="28"/>
-      <w:szCs w:val="28"/>
-    </w:rPr>
-  </w:style>
-  <w:style w:type="character" w:styleId="QuoteChar" w:customStyle="1">
-    <w:name w:val="Quote Char"/>
-    <w:basedOn w:val="DefaultParagraphFont"/>
-    <w:link w:val="Quote"/>
-    <w:uiPriority w:val="29"/>
-    <w:qFormat/>
-    <w:rsid w:val="00fd2a7c"/>
-    <w:rPr>
-      <w:i/>
-      <w:iCs/>
-      <w:color w:val="404040" w:themeColor="text1" w:themeTint="bf"/>
-    </w:rPr>
-  </w:style>
-  <w:style w:type="character" w:styleId="IntenseEmphasis">
-    <w:name w:val="Intense Emphasis"/>
-    <w:basedOn w:val="DefaultParagraphFont"/>
-    <w:uiPriority w:val="21"/>
-    <w:qFormat/>
-    <w:rsid w:val="00fd2a7c"/>
-    <w:rPr>
-      <w:i/>
-      <w:iCs/>
-      <w:color w:val="0F4761" w:themeColor="accent1" w:themeShade="bf"/>
-    </w:rPr>
-  </w:style>
-  <w:style w:type="character" w:styleId="IntenseQuoteChar" w:customStyle="1">
-    <w:name w:val="Intense Quote Char"/>
-    <w:basedOn w:val="DefaultParagraphFont"/>
-    <w:link w:val="IntenseQuote"/>
-    <w:uiPriority w:val="30"/>
-    <w:qFormat/>
-    <w:rsid w:val="00fd2a7c"/>
-    <w:rPr>
-      <w:i/>
-      <w:iCs/>
-      <w:color w:val="0F4761" w:themeColor="accent1" w:themeShade="bf"/>
-    </w:rPr>
-  </w:style>
-  <w:style w:type="character" w:styleId="IntenseReference">
-    <w:name w:val="Intense Reference"/>
-    <w:basedOn w:val="DefaultParagraphFont"/>
-    <w:uiPriority w:val="32"/>
-    <w:qFormat/>
-    <w:rsid w:val="00fd2a7c"/>
-    <w:rPr>
-      <w:b/>
-      <w:bCs/>
-      <w:smallCaps/>
-      <w:color w:val="0F4761" w:themeColor="accent1" w:themeShade="bf"/>
-      <w:spacing w:val="5"/>
-    </w:rPr>
-  </w:style>
-  <w:style w:type="character" w:styleId="InternetLink">
-    <w:name w:val="Internet Link"/>
-    <w:basedOn w:val="DefaultParagraphFont"/>
-    <w:uiPriority w:val="99"/>
-    <w:unhideWhenUsed/>
-    <w:rsid w:val="0063410a"/>
-    <w:rPr>
-      <w:color w:val="467886" w:themeColor="hyperlink"/>
-      <w:u w:val="single"/>
-    </w:rPr>
-  </w:style>
-  <w:style w:type="character" w:styleId="UnresolvedMention">
-    <w:name w:val="Unresolved Mention"/>
-    <w:basedOn w:val="DefaultParagraphFont"/>
-    <w:uiPriority w:val="99"/>
-    <w:semiHidden/>
-    <w:unhideWhenUsed/>
-    <w:qFormat/>
-    <w:rsid w:val="0063410a"/>
-    <w:rPr>
-      <w:color w:val="605E5C"/>
-      <w:shd w:fill="E1DFDD" w:val="clear"/>
-    </w:rPr>
-  </w:style>
-  <w:style w:type="character" w:styleId="ListLabel1">
-    <w:name w:val="ListLabel 1"/>
-    <w:qFormat/>
-    <w:rPr/>
-  </w:style>
-  <w:style w:type="character" w:styleId="ListLabel2">
-    <w:name w:val="ListLabel 2"/>
-    <w:qFormat/>
-    <w:rPr/>
-  </w:style>
-  <w:style w:type="paragraph" w:styleId="Heading">
-    <w:name w:val="Heading"/>
-    <w:basedOn w:val="Normal"/>
-    <w:next w:val="TextBody"/>
-    <w:qFormat/>
-    <w:pPr>
-      <w:keepNext w:val="true"/>
-      <w:spacing w:before="240" w:after="120"/>
-    </w:pPr>
-    <w:rPr>
-      <w:rFonts w:ascii="Arial" w:hAnsi="Arial" w:eastAsia="Microsoft YaHei" w:cs="Lucida Sans"/>
-      <w:sz w:val="28"/>
-      <w:szCs w:val="28"/>
-    </w:rPr>
-  </w:style>
-  <w:style w:type="paragraph" w:styleId="TextBody">
-    <w:name w:val="Body Text"/>
-    <w:basedOn w:val="Normal"/>
-    <w:pPr>
-      <w:spacing w:lineRule="auto" w:line="276" w:before="0" w:after="140"/>
-    </w:pPr>
-    <w:rPr/>
-  </w:style>
-  <w:style w:type="paragraph" w:styleId="List">
-    <w:name w:val="List"/>
-    <w:basedOn w:val="TextBody"/>
-    <w:pPr/>
-    <w:rPr>
-      <w:rFonts w:cs="Lucida Sans"/>
-    </w:rPr>
-  </w:style>
-  <w:style w:type="paragraph" w:styleId="Caption">
-    <w:name w:val="Caption"/>
-    <w:basedOn w:val="Normal"/>
-    <w:qFormat/>
-    <w:pPr>
-      <w:suppressLineNumbers/>
-      <w:spacing w:before="120" w:after="120"/>
-    </w:pPr>
-    <w:rPr>
-      <w:rFonts w:cs="Lucida Sans"/>
-      <w:i/>
-      <w:iCs/>
-      <w:sz w:val="24"/>
-      <w:szCs w:val="24"/>
-    </w:rPr>
-  </w:style>
-  <w:style w:type="paragraph" w:styleId="Index">
-    <w:name w:val="Index"/>
-    <w:basedOn w:val="Normal"/>
-    <w:qFormat/>
-    <w:pPr>
-      <w:suppressLineNumbers/>
-    </w:pPr>
-    <w:rPr>
-      <w:rFonts w:cs="Lucida Sans"/>
-    </w:rPr>
-  </w:style>
-  <w:style w:type="paragraph" w:styleId="CodeSnippet" w:customStyle="1">
-    <w:name w:val="Code Snippet"/>
-    <w:basedOn w:val="ListParagraph"/>
-    <w:link w:val="CodeSnippetChar"/>
-    <w:autoRedefine/>
-    <w:qFormat/>
-    <w:rsid w:val="00000ea5"/>
-    <w:pPr>
-      <w:widowControl w:val="false"/>
-      <w:shd w:val="clear" w:color="auto" w:fill="D9D9D9" w:themeFill="background1" w:themeFillShade="d9"/>
-      <w:spacing w:lineRule="auto" w:line="240" w:before="0" w:after="0"/>
-      <w:ind w:left="288" w:hanging="0"/>
-    </w:pPr>
-    <w:rPr>
-      <w:rFonts w:ascii="Courier New" w:hAnsi="Courier New" w:cs="Courier New"/>
-      <w:sz w:val="20"/>
-    </w:rPr>
-  </w:style>
-  <w:style w:type="paragraph" w:styleId="ListParagraph">
-    <w:name w:val="List Paragraph"/>
-    <w:basedOn w:val="Normal"/>
-    <w:uiPriority w:val="34"/>
-    <w:qFormat/>
-    <w:rsid w:val="00000ea5"/>
-    <w:pPr>
-      <w:spacing w:before="0" w:after="160"/>
-      <w:ind w:left="720" w:hanging="0"/>
-      <w:contextualSpacing/>
-    </w:pPr>
-    <w:rPr/>
-  </w:style>
-  <w:style w:type="paragraph" w:styleId="Title">
-    <w:name w:val="Title"/>
-    <w:basedOn w:val="Normal"/>
-    <w:next w:val="Normal"/>
-    <w:link w:val="TitleChar"/>
-    <w:uiPriority w:val="10"/>
-    <w:qFormat/>
-    <w:rsid w:val="00fd2a7c"/>
-    <w:pPr>
-      <w:spacing w:lineRule="auto" w:line="240" w:before="0" w:after="80"/>
-      <w:contextualSpacing/>
-    </w:pPr>
-    <w:rPr>
-      <w:rFonts w:ascii="Aptos Display" w:hAnsi="Aptos Display" w:eastAsia="" w:cs="Times New Roman" w:asciiTheme="majorHAnsi" w:cstheme="majorBidi" w:eastAsiaTheme="majorEastAsia" w:hAnsiTheme="majorHAnsi"/>
-      <w:spacing w:val="-10"/>
-      <w:kern w:val="2"/>
-      <w:sz w:val="56"/>
-      <w:szCs w:val="56"/>
-    </w:rPr>
-  </w:style>
-  <w:style w:type="paragraph" w:styleId="Subtitle">
-    <w:name w:val="Subtitle"/>
-    <w:basedOn w:val="Normal"/>
-    <w:next w:val="Normal"/>
-    <w:link w:val="SubtitleChar"/>
-    <w:uiPriority w:val="11"/>
-    <w:qFormat/>
-    <w:rsid w:val="00fd2a7c"/>
-    <w:pPr/>
-    <w:rPr>
-      <w:rFonts w:eastAsia="" w:cs="Times New Roman" w:cstheme="majorBidi" w:eastAsiaTheme="majorEastAsia"/>
-      <w:color w:val="595959" w:themeColor="text1" w:themeTint="a6"/>
-      <w:spacing w:val="15"/>
-      <w:sz w:val="28"/>
-      <w:szCs w:val="28"/>
-    </w:rPr>
-  </w:style>
-  <w:style w:type="paragraph" w:styleId="Quote">
-    <w:name w:val="Quote"/>
-    <w:basedOn w:val="Normal"/>
-    <w:next w:val="Normal"/>
-    <w:link w:val="QuoteChar"/>
-    <w:uiPriority w:val="29"/>
-    <w:qFormat/>
-    <w:rsid w:val="00fd2a7c"/>
-    <w:pPr>
-      <w:spacing w:before="160" w:after="160"/>
-      <w:jc w:val="center"/>
-    </w:pPr>
-    <w:rPr>
-      <w:i/>
-      <w:iCs/>
-      <w:color w:val="404040" w:themeColor="text1" w:themeTint="bf"/>
-    </w:rPr>
-  </w:style>
-  <w:style w:type="paragraph" w:styleId="IntenseQuote">
-    <w:name w:val="Intense Quote"/>
-    <w:basedOn w:val="Normal"/>
-    <w:next w:val="Normal"/>
-    <w:link w:val="IntenseQuoteChar"/>
-    <w:uiPriority w:val="30"/>
-    <w:qFormat/>
-    <w:rsid w:val="00fd2a7c"/>
-    <w:pPr>
-      <w:pBdr>
-        <w:top w:val="single" w:sz="4" w:space="10" w:color="0F4761"/>
-        <w:bottom w:val="single" w:sz="4" w:space="10" w:color="0F4761"/>
-      </w:pBdr>
-      <w:spacing w:before="360" w:after="360"/>
-      <w:ind w:left="864" w:right="864" w:hanging="0"/>
-      <w:jc w:val="center"/>
-    </w:pPr>
-    <w:rPr>
-      <w:i/>
-      <w:iCs/>
-      <w:color w:val="0F4761" w:themeColor="accent1" w:themeShade="bf"/>
-    </w:rPr>
-  </w:style>
-  <w:style w:type="numbering" w:styleId="NoList" w:default="1">
-    <w:name w:val="No List"/>
-    <w:uiPriority w:val="99"/>
-    <w:semiHidden/>
-    <w:unhideWhenUsed/>
-    <w:qFormat/>
   </w:style>
   <w:style w:type="table" w:default="1" w:styleId="TableNormal">
     <w:name w:val="Normal Table"/>
@@ -1306,6 +753,438 @@
         <w:right w:w="108" w:type="dxa"/>
       </w:tblCellMar>
     </w:tblPr>
+  </w:style>
+  <w:style w:type="numbering" w:default="1" w:styleId="NoList">
+    <w:name w:val="No List"/>
+    <w:uiPriority w:val="99"/>
+    <w:semiHidden/>
+    <w:unhideWhenUsed/>
+  </w:style>
+  <w:style w:type="character" w:customStyle="1" w:styleId="CodeSnippetChar">
+    <w:name w:val="Code Snippet Char"/>
+    <w:basedOn w:val="DefaultParagraphFont"/>
+    <w:link w:val="CodeSnippet"/>
+    <w:qFormat/>
+    <w:rsid w:val="00000EA5"/>
+    <w:rPr>
+      <w:rFonts w:ascii="Courier New" w:hAnsi="Courier New" w:cs="Courier New"/>
+      <w:sz w:val="20"/>
+      <w:szCs w:val="24"/>
+      <w:shd w:val="clear" w:color="auto" w:fill="D9D9D9"/>
+    </w:rPr>
+  </w:style>
+  <w:style w:type="character" w:customStyle="1" w:styleId="Heading1Char">
+    <w:name w:val="Heading 1 Char"/>
+    <w:basedOn w:val="DefaultParagraphFont"/>
+    <w:link w:val="Heading1"/>
+    <w:uiPriority w:val="9"/>
+    <w:qFormat/>
+    <w:rsid w:val="00FD2A7C"/>
+    <w:rPr>
+      <w:rFonts w:asciiTheme="majorHAnsi" w:eastAsiaTheme="majorEastAsia" w:hAnsiTheme="majorHAnsi" w:cstheme="majorBidi"/>
+      <w:color w:val="0F4761" w:themeColor="accent1" w:themeShade="BF"/>
+      <w:sz w:val="40"/>
+      <w:szCs w:val="40"/>
+    </w:rPr>
+  </w:style>
+  <w:style w:type="character" w:customStyle="1" w:styleId="Heading2Char">
+    <w:name w:val="Heading 2 Char"/>
+    <w:basedOn w:val="DefaultParagraphFont"/>
+    <w:link w:val="Heading2"/>
+    <w:uiPriority w:val="9"/>
+    <w:semiHidden/>
+    <w:qFormat/>
+    <w:rsid w:val="00FD2A7C"/>
+    <w:rPr>
+      <w:rFonts w:asciiTheme="majorHAnsi" w:eastAsiaTheme="majorEastAsia" w:hAnsiTheme="majorHAnsi" w:cstheme="majorBidi"/>
+      <w:color w:val="0F4761" w:themeColor="accent1" w:themeShade="BF"/>
+      <w:sz w:val="32"/>
+      <w:szCs w:val="32"/>
+    </w:rPr>
+  </w:style>
+  <w:style w:type="character" w:customStyle="1" w:styleId="Heading3Char">
+    <w:name w:val="Heading 3 Char"/>
+    <w:basedOn w:val="DefaultParagraphFont"/>
+    <w:link w:val="Heading3"/>
+    <w:uiPriority w:val="9"/>
+    <w:semiHidden/>
+    <w:qFormat/>
+    <w:rsid w:val="00FD2A7C"/>
+    <w:rPr>
+      <w:rFonts w:eastAsiaTheme="majorEastAsia" w:cstheme="majorBidi"/>
+      <w:color w:val="0F4761" w:themeColor="accent1" w:themeShade="BF"/>
+      <w:sz w:val="28"/>
+      <w:szCs w:val="28"/>
+    </w:rPr>
+  </w:style>
+  <w:style w:type="character" w:customStyle="1" w:styleId="Heading4Char">
+    <w:name w:val="Heading 4 Char"/>
+    <w:basedOn w:val="DefaultParagraphFont"/>
+    <w:link w:val="Heading4"/>
+    <w:uiPriority w:val="9"/>
+    <w:semiHidden/>
+    <w:qFormat/>
+    <w:rsid w:val="00FD2A7C"/>
+    <w:rPr>
+      <w:rFonts w:eastAsiaTheme="majorEastAsia" w:cstheme="majorBidi"/>
+      <w:i/>
+      <w:iCs/>
+      <w:color w:val="0F4761" w:themeColor="accent1" w:themeShade="BF"/>
+    </w:rPr>
+  </w:style>
+  <w:style w:type="character" w:customStyle="1" w:styleId="Heading5Char">
+    <w:name w:val="Heading 5 Char"/>
+    <w:basedOn w:val="DefaultParagraphFont"/>
+    <w:link w:val="Heading5"/>
+    <w:uiPriority w:val="9"/>
+    <w:semiHidden/>
+    <w:qFormat/>
+    <w:rsid w:val="00FD2A7C"/>
+    <w:rPr>
+      <w:rFonts w:eastAsiaTheme="majorEastAsia" w:cstheme="majorBidi"/>
+      <w:color w:val="0F4761" w:themeColor="accent1" w:themeShade="BF"/>
+    </w:rPr>
+  </w:style>
+  <w:style w:type="character" w:customStyle="1" w:styleId="Heading6Char">
+    <w:name w:val="Heading 6 Char"/>
+    <w:basedOn w:val="DefaultParagraphFont"/>
+    <w:link w:val="Heading6"/>
+    <w:uiPriority w:val="9"/>
+    <w:semiHidden/>
+    <w:qFormat/>
+    <w:rsid w:val="00FD2A7C"/>
+    <w:rPr>
+      <w:rFonts w:eastAsiaTheme="majorEastAsia" w:cstheme="majorBidi"/>
+      <w:i/>
+      <w:iCs/>
+      <w:color w:val="595959" w:themeColor="text1" w:themeTint="A6"/>
+    </w:rPr>
+  </w:style>
+  <w:style w:type="character" w:customStyle="1" w:styleId="Heading7Char">
+    <w:name w:val="Heading 7 Char"/>
+    <w:basedOn w:val="DefaultParagraphFont"/>
+    <w:link w:val="Heading7"/>
+    <w:uiPriority w:val="9"/>
+    <w:semiHidden/>
+    <w:qFormat/>
+    <w:rsid w:val="00FD2A7C"/>
+    <w:rPr>
+      <w:rFonts w:eastAsiaTheme="majorEastAsia" w:cstheme="majorBidi"/>
+      <w:color w:val="595959" w:themeColor="text1" w:themeTint="A6"/>
+    </w:rPr>
+  </w:style>
+  <w:style w:type="character" w:customStyle="1" w:styleId="Heading8Char">
+    <w:name w:val="Heading 8 Char"/>
+    <w:basedOn w:val="DefaultParagraphFont"/>
+    <w:link w:val="Heading8"/>
+    <w:uiPriority w:val="9"/>
+    <w:semiHidden/>
+    <w:qFormat/>
+    <w:rsid w:val="00FD2A7C"/>
+    <w:rPr>
+      <w:rFonts w:eastAsiaTheme="majorEastAsia" w:cstheme="majorBidi"/>
+      <w:i/>
+      <w:iCs/>
+      <w:color w:val="272727" w:themeColor="text1" w:themeTint="D8"/>
+    </w:rPr>
+  </w:style>
+  <w:style w:type="character" w:customStyle="1" w:styleId="Heading9Char">
+    <w:name w:val="Heading 9 Char"/>
+    <w:basedOn w:val="DefaultParagraphFont"/>
+    <w:link w:val="Heading9"/>
+    <w:uiPriority w:val="9"/>
+    <w:semiHidden/>
+    <w:qFormat/>
+    <w:rsid w:val="00FD2A7C"/>
+    <w:rPr>
+      <w:rFonts w:eastAsiaTheme="majorEastAsia" w:cstheme="majorBidi"/>
+      <w:color w:val="272727" w:themeColor="text1" w:themeTint="D8"/>
+    </w:rPr>
+  </w:style>
+  <w:style w:type="character" w:customStyle="1" w:styleId="TitleChar">
+    <w:name w:val="Title Char"/>
+    <w:basedOn w:val="DefaultParagraphFont"/>
+    <w:link w:val="Title"/>
+    <w:uiPriority w:val="10"/>
+    <w:qFormat/>
+    <w:rsid w:val="00FD2A7C"/>
+    <w:rPr>
+      <w:rFonts w:asciiTheme="majorHAnsi" w:eastAsiaTheme="majorEastAsia" w:hAnsiTheme="majorHAnsi" w:cstheme="majorBidi"/>
+      <w:spacing w:val="-10"/>
+      <w:kern w:val="2"/>
+      <w:sz w:val="56"/>
+      <w:szCs w:val="56"/>
+    </w:rPr>
+  </w:style>
+  <w:style w:type="character" w:customStyle="1" w:styleId="SubtitleChar">
+    <w:name w:val="Subtitle Char"/>
+    <w:basedOn w:val="DefaultParagraphFont"/>
+    <w:link w:val="Subtitle"/>
+    <w:uiPriority w:val="11"/>
+    <w:qFormat/>
+    <w:rsid w:val="00FD2A7C"/>
+    <w:rPr>
+      <w:rFonts w:eastAsiaTheme="majorEastAsia" w:cstheme="majorBidi"/>
+      <w:color w:val="595959" w:themeColor="text1" w:themeTint="A6"/>
+      <w:spacing w:val="15"/>
+      <w:sz w:val="28"/>
+      <w:szCs w:val="28"/>
+    </w:rPr>
+  </w:style>
+  <w:style w:type="character" w:customStyle="1" w:styleId="QuoteChar">
+    <w:name w:val="Quote Char"/>
+    <w:basedOn w:val="DefaultParagraphFont"/>
+    <w:link w:val="Quote"/>
+    <w:uiPriority w:val="29"/>
+    <w:qFormat/>
+    <w:rsid w:val="00FD2A7C"/>
+    <w:rPr>
+      <w:i/>
+      <w:iCs/>
+      <w:color w:val="404040" w:themeColor="text1" w:themeTint="BF"/>
+    </w:rPr>
+  </w:style>
+  <w:style w:type="character" w:styleId="IntenseEmphasis">
+    <w:name w:val="Intense Emphasis"/>
+    <w:basedOn w:val="DefaultParagraphFont"/>
+    <w:uiPriority w:val="21"/>
+    <w:qFormat/>
+    <w:rsid w:val="00FD2A7C"/>
+    <w:rPr>
+      <w:i/>
+      <w:iCs/>
+      <w:color w:val="0F4761" w:themeColor="accent1" w:themeShade="BF"/>
+    </w:rPr>
+  </w:style>
+  <w:style w:type="character" w:customStyle="1" w:styleId="IntenseQuoteChar">
+    <w:name w:val="Intense Quote Char"/>
+    <w:basedOn w:val="DefaultParagraphFont"/>
+    <w:link w:val="IntenseQuote"/>
+    <w:uiPriority w:val="30"/>
+    <w:qFormat/>
+    <w:rsid w:val="00FD2A7C"/>
+    <w:rPr>
+      <w:i/>
+      <w:iCs/>
+      <w:color w:val="0F4761" w:themeColor="accent1" w:themeShade="BF"/>
+    </w:rPr>
+  </w:style>
+  <w:style w:type="character" w:styleId="IntenseReference">
+    <w:name w:val="Intense Reference"/>
+    <w:basedOn w:val="DefaultParagraphFont"/>
+    <w:uiPriority w:val="32"/>
+    <w:qFormat/>
+    <w:rsid w:val="00FD2A7C"/>
+    <w:rPr>
+      <w:b/>
+      <w:bCs/>
+      <w:smallCaps/>
+      <w:color w:val="0F4761" w:themeColor="accent1" w:themeShade="BF"/>
+      <w:spacing w:val="5"/>
+    </w:rPr>
+  </w:style>
+  <w:style w:type="character" w:customStyle="1" w:styleId="InternetLink">
+    <w:name w:val="Internet Link"/>
+    <w:basedOn w:val="DefaultParagraphFont"/>
+    <w:uiPriority w:val="99"/>
+    <w:unhideWhenUsed/>
+    <w:rsid w:val="0063410A"/>
+    <w:rPr>
+      <w:color w:val="467886" w:themeColor="hyperlink"/>
+      <w:u w:val="single"/>
+    </w:rPr>
+  </w:style>
+  <w:style w:type="character" w:styleId="UnresolvedMention">
+    <w:name w:val="Unresolved Mention"/>
+    <w:basedOn w:val="DefaultParagraphFont"/>
+    <w:uiPriority w:val="99"/>
+    <w:semiHidden/>
+    <w:unhideWhenUsed/>
+    <w:qFormat/>
+    <w:rsid w:val="0063410A"/>
+    <w:rPr>
+      <w:color w:val="605E5C"/>
+      <w:shd w:val="clear" w:color="auto" w:fill="E1DFDD"/>
+    </w:rPr>
+  </w:style>
+  <w:style w:type="character" w:customStyle="1" w:styleId="ListLabel1">
+    <w:name w:val="ListLabel 1"/>
+    <w:qFormat/>
+  </w:style>
+  <w:style w:type="character" w:customStyle="1" w:styleId="ListLabel2">
+    <w:name w:val="ListLabel 2"/>
+    <w:qFormat/>
+  </w:style>
+  <w:style w:type="paragraph" w:customStyle="1" w:styleId="Heading">
+    <w:name w:val="Heading"/>
+    <w:basedOn w:val="Normal"/>
+    <w:next w:val="BodyText"/>
+    <w:qFormat/>
+    <w:pPr>
+      <w:keepNext/>
+      <w:spacing w:before="240" w:after="120"/>
+    </w:pPr>
+    <w:rPr>
+      <w:rFonts w:ascii="Arial" w:eastAsia="Microsoft YaHei" w:hAnsi="Arial" w:cs="Lucida Sans"/>
+      <w:sz w:val="28"/>
+      <w:szCs w:val="28"/>
+    </w:rPr>
+  </w:style>
+  <w:style w:type="paragraph" w:styleId="BodyText">
+    <w:name w:val="Body Text"/>
+    <w:basedOn w:val="Normal"/>
+    <w:pPr>
+      <w:spacing w:after="140"/>
+    </w:pPr>
+  </w:style>
+  <w:style w:type="paragraph" w:styleId="List">
+    <w:name w:val="List"/>
+    <w:basedOn w:val="BodyText"/>
+    <w:rPr>
+      <w:rFonts w:cs="Lucida Sans"/>
+    </w:rPr>
+  </w:style>
+  <w:style w:type="paragraph" w:styleId="Caption">
+    <w:name w:val="caption"/>
+    <w:basedOn w:val="Normal"/>
+    <w:qFormat/>
+    <w:pPr>
+      <w:suppressLineNumbers/>
+      <w:spacing w:before="120" w:after="120"/>
+    </w:pPr>
+    <w:rPr>
+      <w:rFonts w:cs="Lucida Sans"/>
+      <w:i/>
+      <w:iCs/>
+    </w:rPr>
+  </w:style>
+  <w:style w:type="paragraph" w:customStyle="1" w:styleId="Index">
+    <w:name w:val="Index"/>
+    <w:basedOn w:val="Normal"/>
+    <w:qFormat/>
+    <w:pPr>
+      <w:suppressLineNumbers/>
+    </w:pPr>
+    <w:rPr>
+      <w:rFonts w:cs="Lucida Sans"/>
+    </w:rPr>
+  </w:style>
+  <w:style w:type="paragraph" w:customStyle="1" w:styleId="CodeSnippet">
+    <w:name w:val="Code Snippet"/>
+    <w:basedOn w:val="ListParagraph"/>
+    <w:link w:val="CodeSnippetChar"/>
+    <w:autoRedefine/>
+    <w:qFormat/>
+    <w:rsid w:val="00000EA5"/>
+    <w:pPr>
+      <w:widowControl w:val="0"/>
+      <w:shd w:val="clear" w:color="auto" w:fill="D9D9D9" w:themeFill="background1" w:themeFillShade="D9"/>
+      <w:spacing w:after="0" w:line="240" w:lineRule="auto"/>
+      <w:ind w:left="288"/>
+    </w:pPr>
+    <w:rPr>
+      <w:rFonts w:ascii="Courier New" w:hAnsi="Courier New" w:cs="Courier New"/>
+      <w:sz w:val="20"/>
+    </w:rPr>
+  </w:style>
+  <w:style w:type="paragraph" w:styleId="ListParagraph">
+    <w:name w:val="List Paragraph"/>
+    <w:basedOn w:val="Normal"/>
+    <w:uiPriority w:val="34"/>
+    <w:qFormat/>
+    <w:rsid w:val="00000EA5"/>
+    <w:pPr>
+      <w:ind w:left="720"/>
+      <w:contextualSpacing/>
+    </w:pPr>
+  </w:style>
+  <w:style w:type="paragraph" w:styleId="Title">
+    <w:name w:val="Title"/>
+    <w:basedOn w:val="Normal"/>
+    <w:next w:val="Normal"/>
+    <w:link w:val="TitleChar"/>
+    <w:uiPriority w:val="10"/>
+    <w:qFormat/>
+    <w:rsid w:val="00FD2A7C"/>
+    <w:pPr>
+      <w:spacing w:after="80" w:line="240" w:lineRule="auto"/>
+      <w:contextualSpacing/>
+    </w:pPr>
+    <w:rPr>
+      <w:rFonts w:asciiTheme="majorHAnsi" w:eastAsiaTheme="majorEastAsia" w:hAnsiTheme="majorHAnsi" w:cstheme="majorBidi"/>
+      <w:spacing w:val="-10"/>
+      <w:kern w:val="2"/>
+      <w:sz w:val="56"/>
+      <w:szCs w:val="56"/>
+    </w:rPr>
+  </w:style>
+  <w:style w:type="paragraph" w:styleId="Subtitle">
+    <w:name w:val="Subtitle"/>
+    <w:basedOn w:val="Normal"/>
+    <w:next w:val="Normal"/>
+    <w:link w:val="SubtitleChar"/>
+    <w:uiPriority w:val="11"/>
+    <w:qFormat/>
+    <w:rsid w:val="00FD2A7C"/>
+    <w:rPr>
+      <w:rFonts w:eastAsiaTheme="majorEastAsia" w:cstheme="majorBidi"/>
+      <w:color w:val="595959" w:themeColor="text1" w:themeTint="A6"/>
+      <w:spacing w:val="15"/>
+      <w:sz w:val="28"/>
+      <w:szCs w:val="28"/>
+    </w:rPr>
+  </w:style>
+  <w:style w:type="paragraph" w:styleId="Quote">
+    <w:name w:val="Quote"/>
+    <w:basedOn w:val="Normal"/>
+    <w:next w:val="Normal"/>
+    <w:link w:val="QuoteChar"/>
+    <w:uiPriority w:val="29"/>
+    <w:qFormat/>
+    <w:rsid w:val="00FD2A7C"/>
+    <w:pPr>
+      <w:spacing w:before="160"/>
+      <w:jc w:val="center"/>
+    </w:pPr>
+    <w:rPr>
+      <w:i/>
+      <w:iCs/>
+      <w:color w:val="404040" w:themeColor="text1" w:themeTint="BF"/>
+    </w:rPr>
+  </w:style>
+  <w:style w:type="paragraph" w:styleId="IntenseQuote">
+    <w:name w:val="Intense Quote"/>
+    <w:basedOn w:val="Normal"/>
+    <w:next w:val="Normal"/>
+    <w:link w:val="IntenseQuoteChar"/>
+    <w:uiPriority w:val="30"/>
+    <w:qFormat/>
+    <w:rsid w:val="00FD2A7C"/>
+    <w:pPr>
+      <w:pBdr>
+        <w:top w:val="single" w:sz="4" w:space="10" w:color="0F4761"/>
+        <w:bottom w:val="single" w:sz="4" w:space="10" w:color="0F4761"/>
+      </w:pBdr>
+      <w:spacing w:before="360" w:after="360"/>
+      <w:ind w:left="864" w:right="864"/>
+      <w:jc w:val="center"/>
+    </w:pPr>
+    <w:rPr>
+      <w:i/>
+      <w:iCs/>
+      <w:color w:val="0F4761" w:themeColor="accent1" w:themeShade="BF"/>
+    </w:rPr>
+  </w:style>
+  <w:style w:type="character" w:styleId="Hyperlink">
+    <w:name w:val="Hyperlink"/>
+    <w:basedOn w:val="DefaultParagraphFont"/>
+    <w:uiPriority w:val="99"/>
+    <w:unhideWhenUsed/>
+    <w:rsid w:val="00835D68"/>
+    <w:rPr>
+      <w:color w:val="467886" w:themeColor="hyperlink"/>
+      <w:u w:val="single"/>
+    </w:rPr>
   </w:style>
 </w:styles>
 </file>

--- a/Project/References.docx
+++ b/Project/References.docx
@@ -1,6 +1,6 @@
 
 <file path=word/document.xml><?xml version="1.0" encoding="utf-8"?>
-<w:document xmlns:wpc="http://schemas.microsoft.com/office/word/2010/wordprocessingCanvas" xmlns:cx="http://schemas.microsoft.com/office/drawing/2014/chartex" xmlns:cx1="http://schemas.microsoft.com/office/drawing/2015/9/8/chartex" xmlns:cx2="http://schemas.microsoft.com/office/drawing/2015/10/21/chartex" xmlns:cx3="http://schemas.microsoft.com/office/drawing/2016/5/9/chartex" xmlns:cx4="http://schemas.microsoft.com/office/drawing/2016/5/10/chartex" xmlns:cx5="http://schemas.microsoft.com/office/drawing/2016/5/11/chartex" xmlns:cx6="http://schemas.microsoft.com/office/drawing/2016/5/12/chartex" xmlns:cx7="http://schemas.microsoft.com/office/drawing/2016/5/13/chartex" xmlns:cx8="http://schemas.microsoft.com/office/drawing/2016/5/14/chartex" xmlns:mc="http://schemas.openxmlformats.org/markup-compatibility/2006" xmlns:aink="http://schemas.microsoft.com/office/drawing/2016/ink" xmlns:am3d="http://schemas.microsoft.com/office/drawing/2017/model3d" xmlns:o="urn:schemas-microsoft-com:office:office" xmlns:oel="http://schemas.microsoft.com/office/2019/extlst" xmlns:r="http://schemas.openxmlformats.org/officeDocument/2006/relationships" xmlns:m="http://schemas.openxmlformats.org/officeDocument/2006/math" xmlns:v="urn:schemas-microsoft-com:vml" xmlns:wp14="http://schemas.microsoft.com/office/word/2010/wordprocessingDrawing" xmlns:wp="http://schemas.openxmlformats.org/drawingml/2006/wordprocessingDrawing" xmlns:w10="urn:schemas-microsoft-com:office:word" xmlns:w="http://schemas.openxmlformats.org/wordprocessingml/2006/main" xmlns:w14="http://schemas.microsoft.com/office/word/2010/wordml" xmlns:w15="http://schemas.microsoft.com/office/word/2012/wordml" xmlns:w16cex="http://schemas.microsoft.com/office/word/2018/wordml/cex" xmlns:w16cid="http://schemas.microsoft.com/office/word/2016/wordml/cid" xmlns:w16="http://schemas.microsoft.com/office/word/2018/wordml" xmlns:w16du="http://schemas.microsoft.com/office/word/2023/wordml/word16du" xmlns:w16sdtdh="http://schemas.microsoft.com/office/word/2020/wordml/sdtdatahash" xmlns:w16sdtfl="http://schemas.microsoft.com/office/word/2024/wordml/sdtformatlock" xmlns:w16se="http://schemas.microsoft.com/office/word/2015/wordml/symex" xmlns:wpg="http://schemas.microsoft.com/office/word/2010/wordprocessingGroup" xmlns:wpi="http://schemas.microsoft.com/office/word/2010/wordprocessingInk" xmlns:wne="http://schemas.microsoft.com/office/word/2006/wordml" xmlns:wps="http://schemas.microsoft.com/office/word/2010/wordprocessingShape" mc:Ignorable="w14 w15 w16se w16cid w16 w16cex w16sdtdh w16sdtfl w16du wp14">
+<w:document xmlns:wpc="http://schemas.microsoft.com/office/word/2010/wordprocessingCanvas" xmlns:cx="http://schemas.microsoft.com/office/drawing/2014/chartex" xmlns:cx1="http://schemas.microsoft.com/office/drawing/2015/9/8/chartex" xmlns:cx2="http://schemas.microsoft.com/office/drawing/2015/10/21/chartex" xmlns:cx3="http://schemas.microsoft.com/office/drawing/2016/5/9/chartex" xmlns:cx4="http://schemas.microsoft.com/office/drawing/2016/5/10/chartex" xmlns:cx5="http://schemas.microsoft.com/office/drawing/2016/5/11/chartex" xmlns:cx6="http://schemas.microsoft.com/office/drawing/2016/5/12/chartex" xmlns:cx7="http://schemas.microsoft.com/office/drawing/2016/5/13/chartex" xmlns:cx8="http://schemas.microsoft.com/office/drawing/2016/5/14/chartex" xmlns:mc="http://schemas.openxmlformats.org/markup-compatibility/2006" xmlns:aink="http://schemas.microsoft.com/office/drawing/2016/ink" xmlns:am3d="http://schemas.microsoft.com/office/drawing/2017/model3d" xmlns:o="urn:schemas-microsoft-com:office:office" xmlns:oel="http://schemas.microsoft.com/office/2019/extlst" xmlns:r="http://schemas.openxmlformats.org/officeDocument/2006/relationships" xmlns:m="http://schemas.openxmlformats.org/officeDocument/2006/math" xmlns:v="urn:schemas-microsoft-com:vml" xmlns:wp14="http://schemas.microsoft.com/office/word/2010/wordprocessingDrawing" xmlns:wp="http://schemas.openxmlformats.org/drawingml/2006/wordprocessingDrawing" xmlns:w10="urn:schemas-microsoft-com:office:word" xmlns:w="http://schemas.openxmlformats.org/wordprocessingml/2006/main" xmlns:w14="http://schemas.microsoft.com/office/word/2010/wordml" xmlns:w15="http://schemas.microsoft.com/office/word/2012/wordml" xmlns:w16cex="http://schemas.microsoft.com/office/word/2018/wordml/cex" xmlns:w16cid="http://schemas.microsoft.com/office/word/2016/wordml/cid" xmlns:w16="http://schemas.microsoft.com/office/word/2018/wordml" xmlns:w16sdtdh="http://schemas.microsoft.com/office/word/2020/wordml/sdtdatahash" xmlns:w16se="http://schemas.microsoft.com/office/word/2015/wordml/symex" xmlns:wpg="http://schemas.microsoft.com/office/word/2010/wordprocessingGroup" xmlns:wpi="http://schemas.microsoft.com/office/word/2010/wordprocessingInk" xmlns:wne="http://schemas.microsoft.com/office/word/2006/wordml" xmlns:wps="http://schemas.microsoft.com/office/word/2010/wordprocessingShape" mc:Ignorable="w14 w15 w16se w16cid w16 w16cex w16sdtdh wp14">
   <w:body>
     <w:p>
       <w:hyperlink r:id="rId4">
@@ -112,12 +112,34 @@
     </w:p>
     <w:p/>
     <w:p>
-      <w:hyperlink r:id="rId10" w:history="1">
+      <w:hyperlink r:id="rId10" w:anchor="fromView=search&amp;page=1&amp;position=35&amp;uuid=7e7e60d2-dcb0-4737-9113-81e4c254fc85&amp;query=Pizza+pattern" w:history="1">
         <w:r>
           <w:rPr>
             <w:rStyle w:val="Hyperlink"/>
           </w:rPr>
           <w:t>https://www.freepik.com/free-vector/hand-drawn-pizza-restaurant-composition_3336314.htm#fromView=search&amp;page=1&amp;position=35&amp;uuid=7e7e60d2-dcb0-4737-9113-81e4c254fc85&amp;query=Pizza+pattern</w:t>
+        </w:r>
+      </w:hyperlink>
+    </w:p>
+    <w:p/>
+    <w:p>
+      <w:hyperlink r:id="rId11" w:history="1">
+        <w:r>
+          <w:rPr>
+            <w:rStyle w:val="Hyperlink"/>
+          </w:rPr>
+          <w:t>https://css.glass/</w:t>
+        </w:r>
+      </w:hyperlink>
+    </w:p>
+    <w:p/>
+    <w:p>
+      <w:hyperlink r:id="rId12" w:history="1">
+        <w:r>
+          <w:rPr>
+            <w:rStyle w:val="Hyperlink"/>
+          </w:rPr>
+          <w:t>https://unsplash.com/photos/a-wooden-cutting-board-surrounded-by-various-ingredients-AqEtPR8ahdQ</w:t>
         </w:r>
       </w:hyperlink>
     </w:p>
@@ -135,7 +157,7 @@
 </file>
 
 <file path=word/styles.xml><?xml version="1.0" encoding="utf-8"?>
-<w:styles xmlns:mc="http://schemas.openxmlformats.org/markup-compatibility/2006" xmlns:r="http://schemas.openxmlformats.org/officeDocument/2006/relationships" xmlns:w="http://schemas.openxmlformats.org/wordprocessingml/2006/main" xmlns:w14="http://schemas.microsoft.com/office/word/2010/wordml" xmlns:w15="http://schemas.microsoft.com/office/word/2012/wordml" xmlns:w16cex="http://schemas.microsoft.com/office/word/2018/wordml/cex" xmlns:w16cid="http://schemas.microsoft.com/office/word/2016/wordml/cid" xmlns:w16="http://schemas.microsoft.com/office/word/2018/wordml" xmlns:w16du="http://schemas.microsoft.com/office/word/2023/wordml/word16du" xmlns:w16sdtdh="http://schemas.microsoft.com/office/word/2020/wordml/sdtdatahash" xmlns:w16sdtfl="http://schemas.microsoft.com/office/word/2024/wordml/sdtformatlock" xmlns:w16se="http://schemas.microsoft.com/office/word/2015/wordml/symex" mc:Ignorable="w14 w15 w16se w16cid w16 w16cex w16sdtdh w16sdtfl w16du">
+<w:styles xmlns:mc="http://schemas.openxmlformats.org/markup-compatibility/2006" xmlns:r="http://schemas.openxmlformats.org/officeDocument/2006/relationships" xmlns:w="http://schemas.openxmlformats.org/wordprocessingml/2006/main" xmlns:w14="http://schemas.microsoft.com/office/word/2010/wordml" xmlns:w15="http://schemas.microsoft.com/office/word/2012/wordml" xmlns:w16cex="http://schemas.microsoft.com/office/word/2018/wordml/cex" xmlns:w16cid="http://schemas.microsoft.com/office/word/2016/wordml/cid" xmlns:w16="http://schemas.microsoft.com/office/word/2018/wordml" xmlns:w16sdtdh="http://schemas.microsoft.com/office/word/2020/wordml/sdtdatahash" xmlns:w16se="http://schemas.microsoft.com/office/word/2015/wordml/symex" mc:Ignorable="w14 w15 w16se w16cid w16 w16cex w16sdtdh">
   <w:docDefaults>
     <w:rPrDefault>
       <w:rPr>

--- a/Project/References.docx
+++ b/Project/References.docx
@@ -1,12 +1,12 @@
 
 <file path=word/document.xml><?xml version="1.0" encoding="utf-8"?>
-<w:document xmlns:wpc="http://schemas.microsoft.com/office/word/2010/wordprocessingCanvas" xmlns:cx="http://schemas.microsoft.com/office/drawing/2014/chartex" xmlns:cx1="http://schemas.microsoft.com/office/drawing/2015/9/8/chartex" xmlns:cx2="http://schemas.microsoft.com/office/drawing/2015/10/21/chartex" xmlns:cx3="http://schemas.microsoft.com/office/drawing/2016/5/9/chartex" xmlns:cx4="http://schemas.microsoft.com/office/drawing/2016/5/10/chartex" xmlns:cx5="http://schemas.microsoft.com/office/drawing/2016/5/11/chartex" xmlns:cx6="http://schemas.microsoft.com/office/drawing/2016/5/12/chartex" xmlns:cx7="http://schemas.microsoft.com/office/drawing/2016/5/13/chartex" xmlns:cx8="http://schemas.microsoft.com/office/drawing/2016/5/14/chartex" xmlns:mc="http://schemas.openxmlformats.org/markup-compatibility/2006" xmlns:aink="http://schemas.microsoft.com/office/drawing/2016/ink" xmlns:am3d="http://schemas.microsoft.com/office/drawing/2017/model3d" xmlns:o="urn:schemas-microsoft-com:office:office" xmlns:oel="http://schemas.microsoft.com/office/2019/extlst" xmlns:r="http://schemas.openxmlformats.org/officeDocument/2006/relationships" xmlns:m="http://schemas.openxmlformats.org/officeDocument/2006/math" xmlns:v="urn:schemas-microsoft-com:vml" xmlns:wp14="http://schemas.microsoft.com/office/word/2010/wordprocessingDrawing" xmlns:wp="http://schemas.openxmlformats.org/drawingml/2006/wordprocessingDrawing" xmlns:w10="urn:schemas-microsoft-com:office:word" xmlns:w="http://schemas.openxmlformats.org/wordprocessingml/2006/main" xmlns:w14="http://schemas.microsoft.com/office/word/2010/wordml" xmlns:w15="http://schemas.microsoft.com/office/word/2012/wordml" xmlns:w16cex="http://schemas.microsoft.com/office/word/2018/wordml/cex" xmlns:w16cid="http://schemas.microsoft.com/office/word/2016/wordml/cid" xmlns:w16="http://schemas.microsoft.com/office/word/2018/wordml" xmlns:w16du="http://schemas.microsoft.com/office/word/2023/wordml/word16du" xmlns:w16sdtdh="http://schemas.microsoft.com/office/word/2020/wordml/sdtdatahash" xmlns:w16sdtfl="http://schemas.microsoft.com/office/word/2024/wordml/sdtformatlock" xmlns:w16se="http://schemas.microsoft.com/office/word/2015/wordml/symex" xmlns:wpg="http://schemas.microsoft.com/office/word/2010/wordprocessingGroup" xmlns:wpi="http://schemas.microsoft.com/office/word/2010/wordprocessingInk" xmlns:wne="http://schemas.microsoft.com/office/word/2006/wordml" xmlns:wps="http://schemas.microsoft.com/office/word/2010/wordprocessingShape" mc:Ignorable="w14 w15 w16se w16cid w16 w16cex w16sdtdh w16sdtfl w16du wp14">
+<w:document xmlns:wpc="http://schemas.microsoft.com/office/word/2010/wordprocessingCanvas" xmlns:cx="http://schemas.microsoft.com/office/drawing/2014/chartex" xmlns:cx1="http://schemas.microsoft.com/office/drawing/2015/9/8/chartex" xmlns:cx2="http://schemas.microsoft.com/office/drawing/2015/10/21/chartex" xmlns:cx3="http://schemas.microsoft.com/office/drawing/2016/5/9/chartex" xmlns:cx4="http://schemas.microsoft.com/office/drawing/2016/5/10/chartex" xmlns:cx5="http://schemas.microsoft.com/office/drawing/2016/5/11/chartex" xmlns:cx6="http://schemas.microsoft.com/office/drawing/2016/5/12/chartex" xmlns:cx7="http://schemas.microsoft.com/office/drawing/2016/5/13/chartex" xmlns:cx8="http://schemas.microsoft.com/office/drawing/2016/5/14/chartex" xmlns:mc="http://schemas.openxmlformats.org/markup-compatibility/2006" xmlns:aink="http://schemas.microsoft.com/office/drawing/2016/ink" xmlns:am3d="http://schemas.microsoft.com/office/drawing/2017/model3d" xmlns:o="urn:schemas-microsoft-com:office:office" xmlns:oel="http://schemas.microsoft.com/office/2019/extlst" xmlns:r="http://schemas.openxmlformats.org/officeDocument/2006/relationships" xmlns:m="http://schemas.openxmlformats.org/officeDocument/2006/math" xmlns:v="urn:schemas-microsoft-com:vml" xmlns:wp14="http://schemas.microsoft.com/office/word/2010/wordprocessingDrawing" xmlns:wp="http://schemas.openxmlformats.org/drawingml/2006/wordprocessingDrawing" xmlns:w10="urn:schemas-microsoft-com:office:word" xmlns:w="http://schemas.openxmlformats.org/wordprocessingml/2006/main" xmlns:w14="http://schemas.microsoft.com/office/word/2010/wordml" xmlns:w15="http://schemas.microsoft.com/office/word/2012/wordml" xmlns:w16cex="http://schemas.microsoft.com/office/word/2018/wordml/cex" xmlns:w16cid="http://schemas.microsoft.com/office/word/2016/wordml/cid" xmlns:w16="http://schemas.microsoft.com/office/word/2018/wordml" xmlns:w16sdtdh="http://schemas.microsoft.com/office/word/2020/wordml/sdtdatahash" xmlns:w16se="http://schemas.microsoft.com/office/word/2015/wordml/symex" xmlns:wpg="http://schemas.microsoft.com/office/word/2010/wordprocessingGroup" xmlns:wpi="http://schemas.microsoft.com/office/word/2010/wordprocessingInk" xmlns:wne="http://schemas.microsoft.com/office/word/2006/wordml" xmlns:wps="http://schemas.microsoft.com/office/word/2010/wordprocessingShape" mc:Ignorable="w14 w15 w16se w16cid w16 w16cex w16sdtdh wp14">
   <w:body>
     <w:p>
-      <w:hyperlink r:id="rId4" w:history="1">
+      <w:hyperlink r:id="rId4">
         <w:r>
           <w:rPr>
-            <w:rStyle w:val="Hyperlink"/>
+            <w:rStyle w:val="InternetLink"/>
           </w:rPr>
           <w:t>https://unsplash.com/photos/pizza-on-brown-wooden-table-vHRFraV4U00?utm_source=unsplash&amp;utm_medium=referral&amp;utm_content=creditShareLink</w:t>
         </w:r>
@@ -14,10 +14,10 @@
     </w:p>
     <w:p/>
     <w:p>
-      <w:hyperlink r:id="rId5" w:history="1">
+      <w:hyperlink r:id="rId5">
         <w:r>
           <w:rPr>
-            <w:rStyle w:val="Hyperlink"/>
+            <w:rStyle w:val="InternetLink"/>
           </w:rPr>
           <w:t>https://unsplash.com/photos/pizza-with-green-leaf-on-brown-wooden-tray-BMVAYjPf6mU?utm_source=unsplash&amp;utm_medium=referral&amp;utm_content=creditShareLink</w:t>
         </w:r>
@@ -25,10 +25,10 @@
     </w:p>
     <w:p/>
     <w:p>
-      <w:hyperlink r:id="rId6" w:history="1">
+      <w:hyperlink r:id="rId6">
         <w:r>
           <w:rPr>
-            <w:rStyle w:val="Hyperlink"/>
+            <w:rStyle w:val="InternetLink"/>
           </w:rPr>
           <w:t>https://unsplash.com/photos/a-close-up-of-a-pizza-on-a-pan-on-a-table-ys75FWzE8PQ?utm_source=unsplash&amp;utm_medium=referral&amp;utm_content=creditShareLink</w:t>
         </w:r>
@@ -36,10 +36,10 @@
     </w:p>
     <w:p/>
     <w:p>
-      <w:hyperlink r:id="rId7" w:history="1">
+      <w:hyperlink r:id="rId7">
         <w:r>
           <w:rPr>
-            <w:rStyle w:val="Hyperlink"/>
+            <w:rStyle w:val="InternetLink"/>
           </w:rPr>
           <w:t>https://unsplash.com/photos/a-rustic-pizza-with-a-slice-removed-jhoamvsbinc?utm_source=unsplash&amp;utm_medium=referral&amp;utm_content=creditShareLink</w:t>
         </w:r>
@@ -47,10 +47,10 @@
     </w:p>
     <w:p/>
     <w:p>
-      <w:hyperlink r:id="rId8" w:history="1">
+      <w:hyperlink r:id="rId8">
         <w:r>
           <w:rPr>
-            <w:rStyle w:val="Hyperlink"/>
+            <w:rStyle w:val="InternetLink"/>
           </w:rPr>
           <w:t>https://unsplash.com/photos/pizza-with-green-leaves-on-brown-wooden-table-BlvWaE31wxc</w:t>
         </w:r>
@@ -58,10 +58,10 @@
     </w:p>
     <w:p/>
     <w:p>
-      <w:hyperlink r:id="rId9" w:history="1">
+      <w:hyperlink r:id="rId9">
         <w:r>
           <w:rPr>
-            <w:rStyle w:val="Hyperlink"/>
+            <w:rStyle w:val="InternetLink"/>
           </w:rPr>
           <w:t>https://unsplash.com/photos/a-pepperoni-pizza-sitting-on-top-of-a-wooden-cutting-board-__MJduQELx8?utm_source=unsplash&amp;utm_medium=referral&amp;utm_content=creditShareLink</w:t>
         </w:r>
@@ -70,12 +70,76 @@
     <w:p/>
     <w:p/>
     <w:p>
-      <w:hyperlink r:id="rId10" w:history="1">
+      <w:r>
+        <w:rPr>
+          <w:rStyle w:val="InternetLink"/>
+        </w:rPr>
+        <w:t>https://mixkit.co/free-stock-video/cooking-pizza-in-a-traditional-oven-32415/</w:t>
+      </w:r>
+    </w:p>
+    <w:p>
+      <w:pPr>
+        <w:rPr>
+          <w:rStyle w:val="InternetLink"/>
+        </w:rPr>
+      </w:pPr>
+    </w:p>
+    <w:p>
+      <w:hyperlink>
+        <w:r>
+          <w:rPr>
+            <w:rStyle w:val="InternetLink"/>
+          </w:rPr>
+          <w:t>https://unsplash.com/photos/a-pattern-of-pizza-slices-on-a-blue-background-DEM_3xnBwXE</w:t>
+        </w:r>
+      </w:hyperlink>
+    </w:p>
+    <w:p>
+      <w:pPr>
+        <w:rPr>
+          <w:rStyle w:val="InternetLink"/>
+        </w:rPr>
+      </w:pPr>
+    </w:p>
+    <w:p>
+      <w:r>
+        <w:rPr>
+          <w:rStyle w:val="InternetLink"/>
+        </w:rPr>
+        <w:lastRenderedPageBreak/>
+        <w:t>https://www.facebook.com/pizzatimeandover/</w:t>
+      </w:r>
+    </w:p>
+    <w:p/>
+    <w:p>
+      <w:hyperlink r:id="rId10" w:anchor="fromView=search&amp;page=1&amp;position=35&amp;uuid=7e7e60d2-dcb0-4737-9113-81e4c254fc85&amp;query=Pizza+pattern" w:history="1">
         <w:r>
           <w:rPr>
             <w:rStyle w:val="Hyperlink"/>
           </w:rPr>
-          <w:t>https://mixkit.co/free-stock-video/cooking-pizza-in-a-traditional-oven-32415/</w:t>
+          <w:t>https://www.freepik.com/free-vector/hand-drawn-pizza-restaurant-composition_3336314.htm#fromView=search&amp;page=1&amp;position=35&amp;uuid=7e7e60d2-dcb0-4737-9113-81e4c254fc85&amp;query=Pizza+pattern</w:t>
+        </w:r>
+      </w:hyperlink>
+    </w:p>
+    <w:p/>
+    <w:p>
+      <w:hyperlink r:id="rId11" w:history="1">
+        <w:r>
+          <w:rPr>
+            <w:rStyle w:val="Hyperlink"/>
+          </w:rPr>
+          <w:t>https://css.glass/</w:t>
+        </w:r>
+      </w:hyperlink>
+    </w:p>
+    <w:p/>
+    <w:p>
+      <w:hyperlink r:id="rId12" w:history="1">
+        <w:r>
+          <w:rPr>
+            <w:rStyle w:val="Hyperlink"/>
+          </w:rPr>
+          <w:t>https://unsplash.com/photos/a-wooden-cutting-board-surrounded-by-various-ingredients-AqEtPR8ahdQ</w:t>
         </w:r>
       </w:hyperlink>
     </w:p>
@@ -83,8 +147,9 @@
     <w:p/>
     <w:sectPr>
       <w:pgSz w:w="12240" w:h="15840"/>
-      <w:pgMar w:top="1440" w:right="1440" w:bottom="1440" w:left="1440" w:header="720" w:footer="720" w:gutter="0"/>
+      <w:pgMar w:top="1440" w:right="1440" w:bottom="1440" w:left="1440" w:header="0" w:footer="0" w:gutter="0"/>
       <w:cols w:space="720"/>
+      <w:formProt w:val="0"/>
       <w:docGrid w:linePitch="360"/>
     </w:sectPr>
   </w:body>
@@ -92,21 +157,16 @@
 </file>
 
 <file path=word/styles.xml><?xml version="1.0" encoding="utf-8"?>
-<w:styles xmlns:mc="http://schemas.openxmlformats.org/markup-compatibility/2006" xmlns:r="http://schemas.openxmlformats.org/officeDocument/2006/relationships" xmlns:w="http://schemas.openxmlformats.org/wordprocessingml/2006/main" xmlns:w14="http://schemas.microsoft.com/office/word/2010/wordml" xmlns:w15="http://schemas.microsoft.com/office/word/2012/wordml" xmlns:w16cex="http://schemas.microsoft.com/office/word/2018/wordml/cex" xmlns:w16cid="http://schemas.microsoft.com/office/word/2016/wordml/cid" xmlns:w16="http://schemas.microsoft.com/office/word/2018/wordml" xmlns:w16du="http://schemas.microsoft.com/office/word/2023/wordml/word16du" xmlns:w16sdtdh="http://schemas.microsoft.com/office/word/2020/wordml/sdtdatahash" xmlns:w16sdtfl="http://schemas.microsoft.com/office/word/2024/wordml/sdtformatlock" xmlns:w16se="http://schemas.microsoft.com/office/word/2015/wordml/symex" mc:Ignorable="w14 w15 w16se w16cid w16 w16cex w16sdtdh w16sdtfl w16du">
+<w:styles xmlns:mc="http://schemas.openxmlformats.org/markup-compatibility/2006" xmlns:r="http://schemas.openxmlformats.org/officeDocument/2006/relationships" xmlns:w="http://schemas.openxmlformats.org/wordprocessingml/2006/main" xmlns:w14="http://schemas.microsoft.com/office/word/2010/wordml" xmlns:w15="http://schemas.microsoft.com/office/word/2012/wordml" xmlns:w16cex="http://schemas.microsoft.com/office/word/2018/wordml/cex" xmlns:w16cid="http://schemas.microsoft.com/office/word/2016/wordml/cid" xmlns:w16="http://schemas.microsoft.com/office/word/2018/wordml" xmlns:w16sdtdh="http://schemas.microsoft.com/office/word/2020/wordml/sdtdatahash" xmlns:w16se="http://schemas.microsoft.com/office/word/2015/wordml/symex" mc:Ignorable="w14 w15 w16se w16cid w16 w16cex w16sdtdh">
   <w:docDefaults>
     <w:rPrDefault>
       <w:rPr>
         <w:rFonts w:asciiTheme="minorHAnsi" w:eastAsiaTheme="minorHAnsi" w:hAnsiTheme="minorHAnsi" w:cstheme="minorBidi"/>
-        <w:sz w:val="24"/>
         <w:szCs w:val="24"/>
         <w:lang w:val="en-CA" w:eastAsia="en-US" w:bidi="ar-SA"/>
       </w:rPr>
     </w:rPrDefault>
-    <w:pPrDefault>
-      <w:pPr>
-        <w:spacing w:after="160" w:line="278" w:lineRule="auto"/>
-      </w:pPr>
-    </w:pPrDefault>
+    <w:pPrDefault/>
   </w:docDefaults>
   <w:latentStyles w:defLockedState="0" w:defUIPriority="99" w:defSemiHidden="0" w:defUnhideWhenUsed="0" w:defQFormat="0" w:count="376">
     <w:lsdException w:name="Normal" w:uiPriority="0" w:qFormat="1"/>
@@ -489,6 +549,12 @@
   <w:style w:type="paragraph" w:default="1" w:styleId="Normal">
     <w:name w:val="Normal"/>
     <w:qFormat/>
+    <w:pPr>
+      <w:spacing w:after="160" w:line="276" w:lineRule="auto"/>
+    </w:pPr>
+    <w:rPr>
+      <w:sz w:val="24"/>
+    </w:rPr>
   </w:style>
   <w:style w:type="paragraph" w:styleId="Heading1">
     <w:name w:val="heading 1"/>
@@ -716,6 +782,315 @@
     <w:semiHidden/>
     <w:unhideWhenUsed/>
   </w:style>
+  <w:style w:type="character" w:customStyle="1" w:styleId="CodeSnippetChar">
+    <w:name w:val="Code Snippet Char"/>
+    <w:basedOn w:val="DefaultParagraphFont"/>
+    <w:link w:val="CodeSnippet"/>
+    <w:qFormat/>
+    <w:rsid w:val="00000EA5"/>
+    <w:rPr>
+      <w:rFonts w:ascii="Courier New" w:hAnsi="Courier New" w:cs="Courier New"/>
+      <w:sz w:val="20"/>
+      <w:szCs w:val="24"/>
+      <w:shd w:val="clear" w:color="auto" w:fill="D9D9D9"/>
+    </w:rPr>
+  </w:style>
+  <w:style w:type="character" w:customStyle="1" w:styleId="Heading1Char">
+    <w:name w:val="Heading 1 Char"/>
+    <w:basedOn w:val="DefaultParagraphFont"/>
+    <w:link w:val="Heading1"/>
+    <w:uiPriority w:val="9"/>
+    <w:qFormat/>
+    <w:rsid w:val="00FD2A7C"/>
+    <w:rPr>
+      <w:rFonts w:asciiTheme="majorHAnsi" w:eastAsiaTheme="majorEastAsia" w:hAnsiTheme="majorHAnsi" w:cstheme="majorBidi"/>
+      <w:color w:val="0F4761" w:themeColor="accent1" w:themeShade="BF"/>
+      <w:sz w:val="40"/>
+      <w:szCs w:val="40"/>
+    </w:rPr>
+  </w:style>
+  <w:style w:type="character" w:customStyle="1" w:styleId="Heading2Char">
+    <w:name w:val="Heading 2 Char"/>
+    <w:basedOn w:val="DefaultParagraphFont"/>
+    <w:link w:val="Heading2"/>
+    <w:uiPriority w:val="9"/>
+    <w:semiHidden/>
+    <w:qFormat/>
+    <w:rsid w:val="00FD2A7C"/>
+    <w:rPr>
+      <w:rFonts w:asciiTheme="majorHAnsi" w:eastAsiaTheme="majorEastAsia" w:hAnsiTheme="majorHAnsi" w:cstheme="majorBidi"/>
+      <w:color w:val="0F4761" w:themeColor="accent1" w:themeShade="BF"/>
+      <w:sz w:val="32"/>
+      <w:szCs w:val="32"/>
+    </w:rPr>
+  </w:style>
+  <w:style w:type="character" w:customStyle="1" w:styleId="Heading3Char">
+    <w:name w:val="Heading 3 Char"/>
+    <w:basedOn w:val="DefaultParagraphFont"/>
+    <w:link w:val="Heading3"/>
+    <w:uiPriority w:val="9"/>
+    <w:semiHidden/>
+    <w:qFormat/>
+    <w:rsid w:val="00FD2A7C"/>
+    <w:rPr>
+      <w:rFonts w:eastAsiaTheme="majorEastAsia" w:cstheme="majorBidi"/>
+      <w:color w:val="0F4761" w:themeColor="accent1" w:themeShade="BF"/>
+      <w:sz w:val="28"/>
+      <w:szCs w:val="28"/>
+    </w:rPr>
+  </w:style>
+  <w:style w:type="character" w:customStyle="1" w:styleId="Heading4Char">
+    <w:name w:val="Heading 4 Char"/>
+    <w:basedOn w:val="DefaultParagraphFont"/>
+    <w:link w:val="Heading4"/>
+    <w:uiPriority w:val="9"/>
+    <w:semiHidden/>
+    <w:qFormat/>
+    <w:rsid w:val="00FD2A7C"/>
+    <w:rPr>
+      <w:rFonts w:eastAsiaTheme="majorEastAsia" w:cstheme="majorBidi"/>
+      <w:i/>
+      <w:iCs/>
+      <w:color w:val="0F4761" w:themeColor="accent1" w:themeShade="BF"/>
+    </w:rPr>
+  </w:style>
+  <w:style w:type="character" w:customStyle="1" w:styleId="Heading5Char">
+    <w:name w:val="Heading 5 Char"/>
+    <w:basedOn w:val="DefaultParagraphFont"/>
+    <w:link w:val="Heading5"/>
+    <w:uiPriority w:val="9"/>
+    <w:semiHidden/>
+    <w:qFormat/>
+    <w:rsid w:val="00FD2A7C"/>
+    <w:rPr>
+      <w:rFonts w:eastAsiaTheme="majorEastAsia" w:cstheme="majorBidi"/>
+      <w:color w:val="0F4761" w:themeColor="accent1" w:themeShade="BF"/>
+    </w:rPr>
+  </w:style>
+  <w:style w:type="character" w:customStyle="1" w:styleId="Heading6Char">
+    <w:name w:val="Heading 6 Char"/>
+    <w:basedOn w:val="DefaultParagraphFont"/>
+    <w:link w:val="Heading6"/>
+    <w:uiPriority w:val="9"/>
+    <w:semiHidden/>
+    <w:qFormat/>
+    <w:rsid w:val="00FD2A7C"/>
+    <w:rPr>
+      <w:rFonts w:eastAsiaTheme="majorEastAsia" w:cstheme="majorBidi"/>
+      <w:i/>
+      <w:iCs/>
+      <w:color w:val="595959" w:themeColor="text1" w:themeTint="A6"/>
+    </w:rPr>
+  </w:style>
+  <w:style w:type="character" w:customStyle="1" w:styleId="Heading7Char">
+    <w:name w:val="Heading 7 Char"/>
+    <w:basedOn w:val="DefaultParagraphFont"/>
+    <w:link w:val="Heading7"/>
+    <w:uiPriority w:val="9"/>
+    <w:semiHidden/>
+    <w:qFormat/>
+    <w:rsid w:val="00FD2A7C"/>
+    <w:rPr>
+      <w:rFonts w:eastAsiaTheme="majorEastAsia" w:cstheme="majorBidi"/>
+      <w:color w:val="595959" w:themeColor="text1" w:themeTint="A6"/>
+    </w:rPr>
+  </w:style>
+  <w:style w:type="character" w:customStyle="1" w:styleId="Heading8Char">
+    <w:name w:val="Heading 8 Char"/>
+    <w:basedOn w:val="DefaultParagraphFont"/>
+    <w:link w:val="Heading8"/>
+    <w:uiPriority w:val="9"/>
+    <w:semiHidden/>
+    <w:qFormat/>
+    <w:rsid w:val="00FD2A7C"/>
+    <w:rPr>
+      <w:rFonts w:eastAsiaTheme="majorEastAsia" w:cstheme="majorBidi"/>
+      <w:i/>
+      <w:iCs/>
+      <w:color w:val="272727" w:themeColor="text1" w:themeTint="D8"/>
+    </w:rPr>
+  </w:style>
+  <w:style w:type="character" w:customStyle="1" w:styleId="Heading9Char">
+    <w:name w:val="Heading 9 Char"/>
+    <w:basedOn w:val="DefaultParagraphFont"/>
+    <w:link w:val="Heading9"/>
+    <w:uiPriority w:val="9"/>
+    <w:semiHidden/>
+    <w:qFormat/>
+    <w:rsid w:val="00FD2A7C"/>
+    <w:rPr>
+      <w:rFonts w:eastAsiaTheme="majorEastAsia" w:cstheme="majorBidi"/>
+      <w:color w:val="272727" w:themeColor="text1" w:themeTint="D8"/>
+    </w:rPr>
+  </w:style>
+  <w:style w:type="character" w:customStyle="1" w:styleId="TitleChar">
+    <w:name w:val="Title Char"/>
+    <w:basedOn w:val="DefaultParagraphFont"/>
+    <w:link w:val="Title"/>
+    <w:uiPriority w:val="10"/>
+    <w:qFormat/>
+    <w:rsid w:val="00FD2A7C"/>
+    <w:rPr>
+      <w:rFonts w:asciiTheme="majorHAnsi" w:eastAsiaTheme="majorEastAsia" w:hAnsiTheme="majorHAnsi" w:cstheme="majorBidi"/>
+      <w:spacing w:val="-10"/>
+      <w:kern w:val="2"/>
+      <w:sz w:val="56"/>
+      <w:szCs w:val="56"/>
+    </w:rPr>
+  </w:style>
+  <w:style w:type="character" w:customStyle="1" w:styleId="SubtitleChar">
+    <w:name w:val="Subtitle Char"/>
+    <w:basedOn w:val="DefaultParagraphFont"/>
+    <w:link w:val="Subtitle"/>
+    <w:uiPriority w:val="11"/>
+    <w:qFormat/>
+    <w:rsid w:val="00FD2A7C"/>
+    <w:rPr>
+      <w:rFonts w:eastAsiaTheme="majorEastAsia" w:cstheme="majorBidi"/>
+      <w:color w:val="595959" w:themeColor="text1" w:themeTint="A6"/>
+      <w:spacing w:val="15"/>
+      <w:sz w:val="28"/>
+      <w:szCs w:val="28"/>
+    </w:rPr>
+  </w:style>
+  <w:style w:type="character" w:customStyle="1" w:styleId="QuoteChar">
+    <w:name w:val="Quote Char"/>
+    <w:basedOn w:val="DefaultParagraphFont"/>
+    <w:link w:val="Quote"/>
+    <w:uiPriority w:val="29"/>
+    <w:qFormat/>
+    <w:rsid w:val="00FD2A7C"/>
+    <w:rPr>
+      <w:i/>
+      <w:iCs/>
+      <w:color w:val="404040" w:themeColor="text1" w:themeTint="BF"/>
+    </w:rPr>
+  </w:style>
+  <w:style w:type="character" w:styleId="IntenseEmphasis">
+    <w:name w:val="Intense Emphasis"/>
+    <w:basedOn w:val="DefaultParagraphFont"/>
+    <w:uiPriority w:val="21"/>
+    <w:qFormat/>
+    <w:rsid w:val="00FD2A7C"/>
+    <w:rPr>
+      <w:i/>
+      <w:iCs/>
+      <w:color w:val="0F4761" w:themeColor="accent1" w:themeShade="BF"/>
+    </w:rPr>
+  </w:style>
+  <w:style w:type="character" w:customStyle="1" w:styleId="IntenseQuoteChar">
+    <w:name w:val="Intense Quote Char"/>
+    <w:basedOn w:val="DefaultParagraphFont"/>
+    <w:link w:val="IntenseQuote"/>
+    <w:uiPriority w:val="30"/>
+    <w:qFormat/>
+    <w:rsid w:val="00FD2A7C"/>
+    <w:rPr>
+      <w:i/>
+      <w:iCs/>
+      <w:color w:val="0F4761" w:themeColor="accent1" w:themeShade="BF"/>
+    </w:rPr>
+  </w:style>
+  <w:style w:type="character" w:styleId="IntenseReference">
+    <w:name w:val="Intense Reference"/>
+    <w:basedOn w:val="DefaultParagraphFont"/>
+    <w:uiPriority w:val="32"/>
+    <w:qFormat/>
+    <w:rsid w:val="00FD2A7C"/>
+    <w:rPr>
+      <w:b/>
+      <w:bCs/>
+      <w:smallCaps/>
+      <w:color w:val="0F4761" w:themeColor="accent1" w:themeShade="BF"/>
+      <w:spacing w:val="5"/>
+    </w:rPr>
+  </w:style>
+  <w:style w:type="character" w:customStyle="1" w:styleId="InternetLink">
+    <w:name w:val="Internet Link"/>
+    <w:basedOn w:val="DefaultParagraphFont"/>
+    <w:uiPriority w:val="99"/>
+    <w:unhideWhenUsed/>
+    <w:rsid w:val="0063410A"/>
+    <w:rPr>
+      <w:color w:val="467886" w:themeColor="hyperlink"/>
+      <w:u w:val="single"/>
+    </w:rPr>
+  </w:style>
+  <w:style w:type="character" w:styleId="UnresolvedMention">
+    <w:name w:val="Unresolved Mention"/>
+    <w:basedOn w:val="DefaultParagraphFont"/>
+    <w:uiPriority w:val="99"/>
+    <w:semiHidden/>
+    <w:unhideWhenUsed/>
+    <w:qFormat/>
+    <w:rsid w:val="0063410A"/>
+    <w:rPr>
+      <w:color w:val="605E5C"/>
+      <w:shd w:val="clear" w:color="auto" w:fill="E1DFDD"/>
+    </w:rPr>
+  </w:style>
+  <w:style w:type="character" w:customStyle="1" w:styleId="ListLabel1">
+    <w:name w:val="ListLabel 1"/>
+    <w:qFormat/>
+  </w:style>
+  <w:style w:type="character" w:customStyle="1" w:styleId="ListLabel2">
+    <w:name w:val="ListLabel 2"/>
+    <w:qFormat/>
+  </w:style>
+  <w:style w:type="paragraph" w:customStyle="1" w:styleId="Heading">
+    <w:name w:val="Heading"/>
+    <w:basedOn w:val="Normal"/>
+    <w:next w:val="BodyText"/>
+    <w:qFormat/>
+    <w:pPr>
+      <w:keepNext/>
+      <w:spacing w:before="240" w:after="120"/>
+    </w:pPr>
+    <w:rPr>
+      <w:rFonts w:ascii="Arial" w:eastAsia="Microsoft YaHei" w:hAnsi="Arial" w:cs="Lucida Sans"/>
+      <w:sz w:val="28"/>
+      <w:szCs w:val="28"/>
+    </w:rPr>
+  </w:style>
+  <w:style w:type="paragraph" w:styleId="BodyText">
+    <w:name w:val="Body Text"/>
+    <w:basedOn w:val="Normal"/>
+    <w:pPr>
+      <w:spacing w:after="140"/>
+    </w:pPr>
+  </w:style>
+  <w:style w:type="paragraph" w:styleId="List">
+    <w:name w:val="List"/>
+    <w:basedOn w:val="BodyText"/>
+    <w:rPr>
+      <w:rFonts w:cs="Lucida Sans"/>
+    </w:rPr>
+  </w:style>
+  <w:style w:type="paragraph" w:styleId="Caption">
+    <w:name w:val="caption"/>
+    <w:basedOn w:val="Normal"/>
+    <w:qFormat/>
+    <w:pPr>
+      <w:suppressLineNumbers/>
+      <w:spacing w:before="120" w:after="120"/>
+    </w:pPr>
+    <w:rPr>
+      <w:rFonts w:cs="Lucida Sans"/>
+      <w:i/>
+      <w:iCs/>
+    </w:rPr>
+  </w:style>
+  <w:style w:type="paragraph" w:customStyle="1" w:styleId="Index">
+    <w:name w:val="Index"/>
+    <w:basedOn w:val="Normal"/>
+    <w:qFormat/>
+    <w:pPr>
+      <w:suppressLineNumbers/>
+    </w:pPr>
+    <w:rPr>
+      <w:rFonts w:cs="Lucida Sans"/>
+    </w:rPr>
+  </w:style>
   <w:style w:type="paragraph" w:customStyle="1" w:styleId="CodeSnippet">
     <w:name w:val="Code Snippet"/>
     <w:basedOn w:val="ListParagraph"/>
@@ -731,21 +1106,7 @@
     </w:pPr>
     <w:rPr>
       <w:rFonts w:ascii="Courier New" w:hAnsi="Courier New" w:cs="Courier New"/>
-      <w:noProof/>
       <w:sz w:val="20"/>
-    </w:rPr>
-  </w:style>
-  <w:style w:type="character" w:customStyle="1" w:styleId="CodeSnippetChar">
-    <w:name w:val="Code Snippet Char"/>
-    <w:basedOn w:val="DefaultParagraphFont"/>
-    <w:link w:val="CodeSnippet"/>
-    <w:rsid w:val="00000EA5"/>
-    <w:rPr>
-      <w:rFonts w:ascii="Courier New" w:hAnsi="Courier New" w:cs="Courier New"/>
-      <w:noProof/>
-      <w:sz w:val="20"/>
-      <w:szCs w:val="24"/>
-      <w:shd w:val="clear" w:color="auto" w:fill="D9D9D9" w:themeFill="background1" w:themeFillShade="D9"/>
     </w:rPr>
   </w:style>
   <w:style w:type="paragraph" w:styleId="ListParagraph">
@@ -758,125 +1119,6 @@
       <w:ind w:left="720"/>
       <w:contextualSpacing/>
     </w:pPr>
-  </w:style>
-  <w:style w:type="character" w:customStyle="1" w:styleId="Heading1Char">
-    <w:name w:val="Heading 1 Char"/>
-    <w:basedOn w:val="DefaultParagraphFont"/>
-    <w:link w:val="Heading1"/>
-    <w:uiPriority w:val="9"/>
-    <w:rsid w:val="00FD2A7C"/>
-    <w:rPr>
-      <w:rFonts w:asciiTheme="majorHAnsi" w:eastAsiaTheme="majorEastAsia" w:hAnsiTheme="majorHAnsi" w:cstheme="majorBidi"/>
-      <w:color w:val="0F4761" w:themeColor="accent1" w:themeShade="BF"/>
-      <w:sz w:val="40"/>
-      <w:szCs w:val="40"/>
-    </w:rPr>
-  </w:style>
-  <w:style w:type="character" w:customStyle="1" w:styleId="Heading2Char">
-    <w:name w:val="Heading 2 Char"/>
-    <w:basedOn w:val="DefaultParagraphFont"/>
-    <w:link w:val="Heading2"/>
-    <w:uiPriority w:val="9"/>
-    <w:semiHidden/>
-    <w:rsid w:val="00FD2A7C"/>
-    <w:rPr>
-      <w:rFonts w:asciiTheme="majorHAnsi" w:eastAsiaTheme="majorEastAsia" w:hAnsiTheme="majorHAnsi" w:cstheme="majorBidi"/>
-      <w:color w:val="0F4761" w:themeColor="accent1" w:themeShade="BF"/>
-      <w:sz w:val="32"/>
-      <w:szCs w:val="32"/>
-    </w:rPr>
-  </w:style>
-  <w:style w:type="character" w:customStyle="1" w:styleId="Heading3Char">
-    <w:name w:val="Heading 3 Char"/>
-    <w:basedOn w:val="DefaultParagraphFont"/>
-    <w:link w:val="Heading3"/>
-    <w:uiPriority w:val="9"/>
-    <w:semiHidden/>
-    <w:rsid w:val="00FD2A7C"/>
-    <w:rPr>
-      <w:rFonts w:eastAsiaTheme="majorEastAsia" w:cstheme="majorBidi"/>
-      <w:color w:val="0F4761" w:themeColor="accent1" w:themeShade="BF"/>
-      <w:sz w:val="28"/>
-      <w:szCs w:val="28"/>
-    </w:rPr>
-  </w:style>
-  <w:style w:type="character" w:customStyle="1" w:styleId="Heading4Char">
-    <w:name w:val="Heading 4 Char"/>
-    <w:basedOn w:val="DefaultParagraphFont"/>
-    <w:link w:val="Heading4"/>
-    <w:uiPriority w:val="9"/>
-    <w:semiHidden/>
-    <w:rsid w:val="00FD2A7C"/>
-    <w:rPr>
-      <w:rFonts w:eastAsiaTheme="majorEastAsia" w:cstheme="majorBidi"/>
-      <w:i/>
-      <w:iCs/>
-      <w:color w:val="0F4761" w:themeColor="accent1" w:themeShade="BF"/>
-    </w:rPr>
-  </w:style>
-  <w:style w:type="character" w:customStyle="1" w:styleId="Heading5Char">
-    <w:name w:val="Heading 5 Char"/>
-    <w:basedOn w:val="DefaultParagraphFont"/>
-    <w:link w:val="Heading5"/>
-    <w:uiPriority w:val="9"/>
-    <w:semiHidden/>
-    <w:rsid w:val="00FD2A7C"/>
-    <w:rPr>
-      <w:rFonts w:eastAsiaTheme="majorEastAsia" w:cstheme="majorBidi"/>
-      <w:color w:val="0F4761" w:themeColor="accent1" w:themeShade="BF"/>
-    </w:rPr>
-  </w:style>
-  <w:style w:type="character" w:customStyle="1" w:styleId="Heading6Char">
-    <w:name w:val="Heading 6 Char"/>
-    <w:basedOn w:val="DefaultParagraphFont"/>
-    <w:link w:val="Heading6"/>
-    <w:uiPriority w:val="9"/>
-    <w:semiHidden/>
-    <w:rsid w:val="00FD2A7C"/>
-    <w:rPr>
-      <w:rFonts w:eastAsiaTheme="majorEastAsia" w:cstheme="majorBidi"/>
-      <w:i/>
-      <w:iCs/>
-      <w:color w:val="595959" w:themeColor="text1" w:themeTint="A6"/>
-    </w:rPr>
-  </w:style>
-  <w:style w:type="character" w:customStyle="1" w:styleId="Heading7Char">
-    <w:name w:val="Heading 7 Char"/>
-    <w:basedOn w:val="DefaultParagraphFont"/>
-    <w:link w:val="Heading7"/>
-    <w:uiPriority w:val="9"/>
-    <w:semiHidden/>
-    <w:rsid w:val="00FD2A7C"/>
-    <w:rPr>
-      <w:rFonts w:eastAsiaTheme="majorEastAsia" w:cstheme="majorBidi"/>
-      <w:color w:val="595959" w:themeColor="text1" w:themeTint="A6"/>
-    </w:rPr>
-  </w:style>
-  <w:style w:type="character" w:customStyle="1" w:styleId="Heading8Char">
-    <w:name w:val="Heading 8 Char"/>
-    <w:basedOn w:val="DefaultParagraphFont"/>
-    <w:link w:val="Heading8"/>
-    <w:uiPriority w:val="9"/>
-    <w:semiHidden/>
-    <w:rsid w:val="00FD2A7C"/>
-    <w:rPr>
-      <w:rFonts w:eastAsiaTheme="majorEastAsia" w:cstheme="majorBidi"/>
-      <w:i/>
-      <w:iCs/>
-      <w:color w:val="272727" w:themeColor="text1" w:themeTint="D8"/>
-    </w:rPr>
-  </w:style>
-  <w:style w:type="character" w:customStyle="1" w:styleId="Heading9Char">
-    <w:name w:val="Heading 9 Char"/>
-    <w:basedOn w:val="DefaultParagraphFont"/>
-    <w:link w:val="Heading9"/>
-    <w:uiPriority w:val="9"/>
-    <w:semiHidden/>
-    <w:rsid w:val="00FD2A7C"/>
-    <w:rPr>
-      <w:rFonts w:eastAsiaTheme="majorEastAsia" w:cstheme="majorBidi"/>
-      <w:color w:val="272727" w:themeColor="text1" w:themeTint="D8"/>
-    </w:rPr>
   </w:style>
   <w:style w:type="paragraph" w:styleId="Title">
     <w:name w:val="Title"/>
@@ -893,21 +1135,7 @@
     <w:rPr>
       <w:rFonts w:asciiTheme="majorHAnsi" w:eastAsiaTheme="majorEastAsia" w:hAnsiTheme="majorHAnsi" w:cstheme="majorBidi"/>
       <w:spacing w:val="-10"/>
-      <w:kern w:val="28"/>
-      <w:sz w:val="56"/>
-      <w:szCs w:val="56"/>
-    </w:rPr>
-  </w:style>
-  <w:style w:type="character" w:customStyle="1" w:styleId="TitleChar">
-    <w:name w:val="Title Char"/>
-    <w:basedOn w:val="DefaultParagraphFont"/>
-    <w:link w:val="Title"/>
-    <w:uiPriority w:val="10"/>
-    <w:rsid w:val="00FD2A7C"/>
-    <w:rPr>
-      <w:rFonts w:asciiTheme="majorHAnsi" w:eastAsiaTheme="majorEastAsia" w:hAnsiTheme="majorHAnsi" w:cstheme="majorBidi"/>
-      <w:spacing w:val="-10"/>
-      <w:kern w:val="28"/>
+      <w:kern w:val="2"/>
       <w:sz w:val="56"/>
       <w:szCs w:val="56"/>
     </w:rPr>
@@ -920,11 +1148,6 @@
     <w:uiPriority w:val="11"/>
     <w:qFormat/>
     <w:rsid w:val="00FD2A7C"/>
-    <w:pPr>
-      <w:numPr>
-        <w:ilvl w:val="1"/>
-      </w:numPr>
-    </w:pPr>
     <w:rPr>
       <w:rFonts w:eastAsiaTheme="majorEastAsia" w:cstheme="majorBidi"/>
       <w:color w:val="595959" w:themeColor="text1" w:themeTint="A6"/>
@@ -933,20 +1156,6 @@
       <w:szCs w:val="28"/>
     </w:rPr>
   </w:style>
-  <w:style w:type="character" w:customStyle="1" w:styleId="SubtitleChar">
-    <w:name w:val="Subtitle Char"/>
-    <w:basedOn w:val="DefaultParagraphFont"/>
-    <w:link w:val="Subtitle"/>
-    <w:uiPriority w:val="11"/>
-    <w:rsid w:val="00FD2A7C"/>
-    <w:rPr>
-      <w:rFonts w:eastAsiaTheme="majorEastAsia" w:cstheme="majorBidi"/>
-      <w:color w:val="595959" w:themeColor="text1" w:themeTint="A6"/>
-      <w:spacing w:val="15"/>
-      <w:sz w:val="28"/>
-      <w:szCs w:val="28"/>
-    </w:rPr>
-  </w:style>
   <w:style w:type="paragraph" w:styleId="Quote">
     <w:name w:val="Quote"/>
     <w:basedOn w:val="Normal"/>
@@ -965,30 +1174,6 @@
       <w:color w:val="404040" w:themeColor="text1" w:themeTint="BF"/>
     </w:rPr>
   </w:style>
-  <w:style w:type="character" w:customStyle="1" w:styleId="QuoteChar">
-    <w:name w:val="Quote Char"/>
-    <w:basedOn w:val="DefaultParagraphFont"/>
-    <w:link w:val="Quote"/>
-    <w:uiPriority w:val="29"/>
-    <w:rsid w:val="00FD2A7C"/>
-    <w:rPr>
-      <w:i/>
-      <w:iCs/>
-      <w:color w:val="404040" w:themeColor="text1" w:themeTint="BF"/>
-    </w:rPr>
-  </w:style>
-  <w:style w:type="character" w:styleId="IntenseEmphasis">
-    <w:name w:val="Intense Emphasis"/>
-    <w:basedOn w:val="DefaultParagraphFont"/>
-    <w:uiPriority w:val="21"/>
-    <w:qFormat/>
-    <w:rsid w:val="00FD2A7C"/>
-    <w:rPr>
-      <w:i/>
-      <w:iCs/>
-      <w:color w:val="0F4761" w:themeColor="accent1" w:themeShade="BF"/>
-    </w:rPr>
-  </w:style>
   <w:style w:type="paragraph" w:styleId="IntenseQuote">
     <w:name w:val="Intense Quote"/>
     <w:basedOn w:val="Normal"/>
@@ -999,8 +1184,8 @@
     <w:rsid w:val="00FD2A7C"/>
     <w:pPr>
       <w:pBdr>
-        <w:top w:val="single" w:sz="4" w:space="10" w:color="0F4761" w:themeColor="accent1" w:themeShade="BF"/>
-        <w:bottom w:val="single" w:sz="4" w:space="10" w:color="0F4761" w:themeColor="accent1" w:themeShade="BF"/>
+        <w:top w:val="single" w:sz="4" w:space="10" w:color="0F4761"/>
+        <w:bottom w:val="single" w:sz="4" w:space="10" w:color="0F4761"/>
       </w:pBdr>
       <w:spacing w:before="360" w:after="360"/>
       <w:ind w:left="864" w:right="864"/>
@@ -1012,53 +1197,15 @@
       <w:color w:val="0F4761" w:themeColor="accent1" w:themeShade="BF"/>
     </w:rPr>
   </w:style>
-  <w:style w:type="character" w:customStyle="1" w:styleId="IntenseQuoteChar">
-    <w:name w:val="Intense Quote Char"/>
-    <w:basedOn w:val="DefaultParagraphFont"/>
-    <w:link w:val="IntenseQuote"/>
-    <w:uiPriority w:val="30"/>
-    <w:rsid w:val="00FD2A7C"/>
-    <w:rPr>
-      <w:i/>
-      <w:iCs/>
-      <w:color w:val="0F4761" w:themeColor="accent1" w:themeShade="BF"/>
-    </w:rPr>
-  </w:style>
-  <w:style w:type="character" w:styleId="IntenseReference">
-    <w:name w:val="Intense Reference"/>
-    <w:basedOn w:val="DefaultParagraphFont"/>
-    <w:uiPriority w:val="32"/>
-    <w:qFormat/>
-    <w:rsid w:val="00FD2A7C"/>
-    <w:rPr>
-      <w:b/>
-      <w:bCs/>
-      <w:smallCaps/>
-      <w:color w:val="0F4761" w:themeColor="accent1" w:themeShade="BF"/>
-      <w:spacing w:val="5"/>
-    </w:rPr>
-  </w:style>
   <w:style w:type="character" w:styleId="Hyperlink">
     <w:name w:val="Hyperlink"/>
     <w:basedOn w:val="DefaultParagraphFont"/>
     <w:uiPriority w:val="99"/>
     <w:unhideWhenUsed/>
-    <w:rsid w:val="0063410A"/>
+    <w:rsid w:val="00835D68"/>
     <w:rPr>
       <w:color w:val="467886" w:themeColor="hyperlink"/>
       <w:u w:val="single"/>
-    </w:rPr>
-  </w:style>
-  <w:style w:type="character" w:styleId="UnresolvedMention">
-    <w:name w:val="Unresolved Mention"/>
-    <w:basedOn w:val="DefaultParagraphFont"/>
-    <w:uiPriority w:val="99"/>
-    <w:semiHidden/>
-    <w:unhideWhenUsed/>
-    <w:rsid w:val="0063410A"/>
-    <w:rPr>
-      <w:color w:val="605E5C"/>
-      <w:shd w:val="clear" w:color="auto" w:fill="E1DFDD"/>
     </w:rPr>
   </w:style>
 </w:styles>
